--- a/docs/ux/journey-maps-and-information-architecture.docx
+++ b/docs/ux/journey-maps-and-information-architecture.docx
@@ -60,9 +60,214 @@
         </w:p>
       </w:sdtContent>
     </w:sdt>
+    <w:tbl>
+      <w:tblPr>
+        <w:tblStyle w:val="Table"/>
+        <w:tblW w:type="pct" w:w="5000"/>
+        <w:tblLook w:firstRow="1" w:lastRow="0" w:firstColumn="0" w:lastColumn="0" w:noHBand="0" w:noVBand="0" w:val="0020"/>
+        <w:jc w:val="start"/>
+      </w:tblPr>
+      <w:tblGrid>
+        <w:gridCol w:w="1584"/>
+        <w:gridCol w:w="1584"/>
+        <w:gridCol w:w="1584"/>
+        <w:gridCol w:w="1584"/>
+        <w:gridCol w:w="1584"/>
+      </w:tblGrid>
+      <w:tr>
+        <w:trPr>
+          <w:tblHeader w:val="true"/>
+          <w:tblHeader w:val="true"/>
+        </w:trPr>
+        <w:tc>
+          <w:tcPr>
+            <w:shd w:val="clear" w:color="auto" w:fill="213368"/>
+          </w:tcPr>
+          <w:p>
+            <w:pPr>
+              <w:pStyle w:val="Compact"/>
+              <w:spacing w:before="20" w:after="20"/>
+              <w:jc w:val="left"/>
+            </w:pPr>
+            <w:r>
+              <w:rPr>
+                <w:b/>
+                <w:color w:val="FFFFFF"/>
+                <w:sz w:val="17"/>
+              </w:rPr>
+              <w:t xml:space="preserve">Document</w:t>
+            </w:r>
+          </w:p>
+        </w:tc>
+        <w:tc>
+          <w:tcPr>
+            <w:shd w:val="clear" w:color="auto" w:fill="213368"/>
+          </w:tcPr>
+          <w:p>
+            <w:pPr>
+              <w:pStyle w:val="Compact"/>
+              <w:spacing w:before="20" w:after="20"/>
+              <w:jc w:val="left"/>
+            </w:pPr>
+            <w:r>
+              <w:rPr>
+                <w:b/>
+                <w:color w:val="FFFFFF"/>
+                <w:sz w:val="17"/>
+              </w:rPr>
+              <w:t xml:space="preserve">Version</w:t>
+            </w:r>
+          </w:p>
+        </w:tc>
+        <w:tc>
+          <w:tcPr>
+            <w:shd w:val="clear" w:color="auto" w:fill="213368"/>
+          </w:tcPr>
+          <w:p>
+            <w:pPr>
+              <w:pStyle w:val="Compact"/>
+              <w:spacing w:before="20" w:after="20"/>
+              <w:jc w:val="left"/>
+            </w:pPr>
+            <w:r>
+              <w:rPr>
+                <w:b/>
+                <w:color w:val="FFFFFF"/>
+                <w:sz w:val="17"/>
+              </w:rPr>
+              <w:t xml:space="preserve">Date</w:t>
+            </w:r>
+          </w:p>
+        </w:tc>
+        <w:tc>
+          <w:tcPr>
+            <w:shd w:val="clear" w:color="auto" w:fill="213368"/>
+          </w:tcPr>
+          <w:p>
+            <w:pPr>
+              <w:pStyle w:val="Compact"/>
+              <w:spacing w:before="20" w:after="20"/>
+              <w:jc w:val="left"/>
+            </w:pPr>
+            <w:r>
+              <w:rPr>
+                <w:b/>
+                <w:color w:val="FFFFFF"/>
+                <w:sz w:val="17"/>
+              </w:rPr>
+              <w:t xml:space="preserve">Owner</w:t>
+            </w:r>
+          </w:p>
+        </w:tc>
+        <w:tc>
+          <w:tcPr>
+            <w:shd w:val="clear" w:color="auto" w:fill="213368"/>
+          </w:tcPr>
+          <w:p>
+            <w:pPr>
+              <w:pStyle w:val="Compact"/>
+              <w:spacing w:before="20" w:after="20"/>
+              <w:jc w:val="left"/>
+            </w:pPr>
+            <w:r>
+              <w:rPr>
+                <w:b/>
+                <w:color w:val="FFFFFF"/>
+                <w:sz w:val="17"/>
+              </w:rPr>
+              <w:t xml:space="preserve">Status</w:t>
+            </w:r>
+          </w:p>
+        </w:tc>
+      </w:tr>
+      <w:tr>
+        <w:tc>
+          <w:tcPr/>
+          <w:p>
+            <w:pPr>
+              <w:pStyle w:val="Compact"/>
+              <w:spacing w:before="20" w:after="20"/>
+              <w:jc w:val="left"/>
+            </w:pPr>
+            <w:r>
+              <w:rPr>
+                <w:sz w:val="17"/>
+              </w:rPr>
+              <w:t xml:space="preserve">Journey Maps and Information Architecture</w:t>
+            </w:r>
+          </w:p>
+        </w:tc>
+        <w:tc>
+          <w:tcPr>
+            <w:noWrap/>
+          </w:tcPr>
+          <w:p>
+            <w:pPr>
+              <w:pStyle w:val="Compact"/>
+              <w:spacing w:before="20" w:after="20"/>
+              <w:jc w:val="left"/>
+            </w:pPr>
+            <w:r>
+              <w:rPr>
+                <w:sz w:val="17"/>
+              </w:rPr>
+              <w:t xml:space="preserve">1.0</w:t>
+            </w:r>
+          </w:p>
+        </w:tc>
+        <w:tc>
+          <w:tcPr/>
+          <w:p>
+            <w:pPr>
+              <w:pStyle w:val="Compact"/>
+              <w:spacing w:before="20" w:after="20"/>
+              <w:jc w:val="left"/>
+            </w:pPr>
+            <w:r>
+              <w:rPr>
+                <w:sz w:val="17"/>
+              </w:rPr>
+              <w:t xml:space="preserve">07 October 2026</w:t>
+            </w:r>
+          </w:p>
+        </w:tc>
+        <w:tc>
+          <w:tcPr/>
+          <w:p>
+            <w:pPr>
+              <w:pStyle w:val="Compact"/>
+              <w:spacing w:before="20" w:after="20"/>
+              <w:jc w:val="left"/>
+            </w:pPr>
+            <w:r>
+              <w:rPr>
+                <w:sz w:val="17"/>
+              </w:rPr>
+              <w:t xml:space="preserve">iorta TechNXT — UX Lead</w:t>
+            </w:r>
+          </w:p>
+        </w:tc>
+        <w:tc>
+          <w:tcPr/>
+          <w:p>
+            <w:pPr>
+              <w:pStyle w:val="Compact"/>
+              <w:spacing w:before="20" w:after="20"/>
+              <w:jc w:val="left"/>
+            </w:pPr>
+            <w:r>
+              <w:rPr>
+                <w:sz w:val="17"/>
+              </w:rPr>
+              <w:t xml:space="preserve">Issued for submission</w:t>
+            </w:r>
+          </w:p>
+        </w:tc>
+      </w:tr>
+    </w:tbl>
     <w:p>
       <w:pPr>
-        <w:pStyle w:val="FirstParagraph"/>
+        <w:pStyle w:val="BodyText"/>
       </w:pPr>
       <w:r>
         <w:t xml:space="preserve">This document defines</w:t>
@@ -229,7 +434,7 @@
       <w:r>
         <w:drawing>
           <wp:inline>
-            <wp:extent cx="6119999" cy="3982371"/>
+            <wp:extent cx="6119999" cy="4034828"/>
             <wp:effectExtent b="0" l="0" r="0" t="0"/>
             <wp:docPr descr="" title="" id="21" name="Picture"/>
             <a:graphic>
@@ -250,7 +455,7 @@
                   <pic:spPr bwMode="auto">
                     <a:xfrm>
                       <a:off x="0" y="0"/>
-                      <a:ext cx="6119999" cy="3982371"/>
+                      <a:ext cx="6119999" cy="4034828"/>
                     </a:xfrm>
                     <a:prstGeom prst="rect">
                       <a:avLst/>
@@ -284,7 +489,7 @@
         <w:t xml:space="preserve"> </w:t>
       </w:r>
       <w:r>
-        <w:t xml:space="preserve">on every page: skip link, top bar (logo, page title, VI/EN, theme, "?" help drawer, user menu with roles/region and sign out), and the left navigation.</w:t>
+        <w:t xml:space="preserve">on every page: skip link, top bar (menu button on narrow screens, logo, name with roles and region, "?" help drawer, theme, language button, 🔑 change password, sign out), and the left navigation.</w:t>
       </w:r>
     </w:p>
     <w:bookmarkStart w:id="23" w:name="Xed6bab4fb860afaf6b6322b429efbb0e01d3edc"/>
@@ -322,12 +527,14 @@
           <w:p>
             <w:pPr>
               <w:pStyle w:val="Compact"/>
+              <w:spacing w:before="20" w:after="20"/>
               <w:jc w:val="left"/>
             </w:pPr>
             <w:r>
               <w:rPr>
                 <w:b/>
                 <w:color w:val="FFFFFF"/>
+                <w:sz w:val="17"/>
               </w:rPr>
               <w:t xml:space="preserve">Page</w:t>
             </w:r>
@@ -340,12 +547,14 @@
           <w:p>
             <w:pPr>
               <w:pStyle w:val="Compact"/>
+              <w:spacing w:before="20" w:after="20"/>
               <w:jc w:val="left"/>
             </w:pPr>
             <w:r>
               <w:rPr>
                 <w:b/>
                 <w:color w:val="FFFFFF"/>
+                <w:sz w:val="17"/>
               </w:rPr>
               <w:t xml:space="preserve">Purpose</w:t>
             </w:r>
@@ -358,12 +567,14 @@
           <w:p>
             <w:pPr>
               <w:pStyle w:val="Compact"/>
+              <w:spacing w:before="20" w:after="20"/>
               <w:jc w:val="left"/>
             </w:pPr>
             <w:r>
               <w:rPr>
                 <w:b/>
                 <w:color w:val="FFFFFF"/>
+                <w:sz w:val="17"/>
               </w:rPr>
               <w:t xml:space="preserve">Main API</w:t>
             </w:r>
@@ -376,12 +587,14 @@
           <w:p>
             <w:pPr>
               <w:pStyle w:val="Compact"/>
+              <w:spacing w:before="20" w:after="20"/>
               <w:jc w:val="left"/>
             </w:pPr>
             <w:r>
               <w:rPr>
                 <w:b/>
                 <w:color w:val="FFFFFF"/>
+                <w:sz w:val="17"/>
               </w:rPr>
               <w:t xml:space="preserve">Permission</w:t>
             </w:r>
@@ -394,12 +607,14 @@
           <w:p>
             <w:pPr>
               <w:pStyle w:val="Compact"/>
+              <w:spacing w:before="20" w:after="20"/>
               <w:jc w:val="left"/>
             </w:pPr>
             <w:r>
               <w:rPr>
                 <w:b/>
                 <w:color w:val="FFFFFF"/>
+                <w:sz w:val="17"/>
               </w:rPr>
               <w:t xml:space="preserve">Primary users</w:t>
             </w:r>
@@ -408,13 +623,19 @@
       </w:tr>
       <w:tr>
         <w:tc>
-          <w:tcPr/>
-          <w:p>
-            <w:pPr>
-              <w:pStyle w:val="Compact"/>
-              <w:jc w:val="left"/>
-            </w:pPr>
-            <w:r>
+          <w:tcPr>
+            <w:noWrap/>
+          </w:tcPr>
+          <w:p>
+            <w:pPr>
+              <w:pStyle w:val="Compact"/>
+              <w:spacing w:before="20" w:after="20"/>
+              <w:jc w:val="left"/>
+            </w:pPr>
+            <w:r>
+              <w:rPr>
+                <w:sz w:val="17"/>
+              </w:rPr>
               <w:t xml:space="preserve">Home</w:t>
             </w:r>
           </w:p>
@@ -424,74 +645,46 @@
           <w:p>
             <w:pPr>
               <w:pStyle w:val="Compact"/>
-              <w:jc w:val="left"/>
-            </w:pPr>
-            <w:r>
-              <w:t xml:space="preserve">Role-relevant KPIs: base, leads by tier and journey, DQ, engagement, sales (GWP, by channel and journey), claims, economics. Tabs: Overview, Adoption, Governance (needs</w:t>
-            </w:r>
-            <w:r>
-              <w:t xml:space="preserve"> </w:t>
-            </w:r>
+              <w:spacing w:before="20" w:after="20"/>
+              <w:jc w:val="left"/>
+            </w:pPr>
+            <w:r>
+              <w:rPr>
+                <w:sz w:val="17"/>
+              </w:rPr>
+              <w:t xml:space="preserve">Key indicators (base, expiring, uninsured, new-business leads, policies sold and GWP, hot leads, open data issues, voice bot saving), journey mix, next best actions, DQ issues, messages by channel, voice outcomes, sales by journey, channel economics</w:t>
+            </w:r>
+          </w:p>
+        </w:tc>
+        <w:tc>
+          <w:tcPr/>
+          <w:p>
+            <w:pPr>
+              <w:pStyle w:val="Compact"/>
+              <w:spacing w:before="20" w:after="20"/>
+              <w:jc w:val="left"/>
+            </w:pPr>
             <w:r>
               <w:rPr>
                 <w:rStyle w:val="VerbatimChar"/>
-              </w:rPr>
-              <w:t xml:space="preserve">audit:read</w:t>
-            </w:r>
-            <w:r>
-              <w:t xml:space="preserve">).</w:t>
-            </w:r>
-          </w:p>
-        </w:tc>
-        <w:tc>
-          <w:tcPr/>
-          <w:p>
-            <w:pPr>
-              <w:pStyle w:val="Compact"/>
+                <w:sz w:val="17"/>
+              </w:rPr>
+              <w:t xml:space="preserve">GET /api/dashboard/overview</w:t>
+            </w:r>
+          </w:p>
+        </w:tc>
+        <w:tc>
+          <w:tcPr/>
+          <w:p>
+            <w:pPr>
+              <w:pStyle w:val="Compact"/>
+              <w:spacing w:before="20" w:after="20"/>
               <w:jc w:val="left"/>
             </w:pPr>
             <w:r>
               <w:rPr>
                 <w:rStyle w:val="VerbatimChar"/>
-              </w:rPr>
-              <w:t xml:space="preserve">GET /api/dashboard/overview</w:t>
-            </w:r>
-            <w:r>
-              <w:t xml:space="preserve">,</w:t>
-            </w:r>
-            <w:r>
-              <w:t xml:space="preserve"> </w:t>
-            </w:r>
-            <w:r>
-              <w:rPr>
-                <w:rStyle w:val="VerbatimChar"/>
-              </w:rPr>
-              <w:t xml:space="preserve">/adoption</w:t>
-            </w:r>
-            <w:r>
-              <w:t xml:space="preserve">,</w:t>
-            </w:r>
-            <w:r>
-              <w:t xml:space="preserve"> </w:t>
-            </w:r>
-            <w:r>
-              <w:rPr>
-                <w:rStyle w:val="VerbatimChar"/>
-              </w:rPr>
-              <w:t xml:space="preserve">/governance</w:t>
-            </w:r>
-          </w:p>
-        </w:tc>
-        <w:tc>
-          <w:tcPr/>
-          <w:p>
-            <w:pPr>
-              <w:pStyle w:val="Compact"/>
-              <w:jc w:val="left"/>
-            </w:pPr>
-            <w:r>
-              <w:rPr>
-                <w:rStyle w:val="VerbatimChar"/>
+                <w:sz w:val="17"/>
               </w:rPr>
               <w:t xml:space="preserve">dashboard:read</w:t>
             </w:r>
@@ -502,9 +695,13 @@
           <w:p>
             <w:pPr>
               <w:pStyle w:val="Compact"/>
-              <w:jc w:val="left"/>
-            </w:pPr>
-            <w:r>
+              <w:spacing w:before="20" w:after="20"/>
+              <w:jc w:val="left"/>
+            </w:pPr>
+            <w:r>
+              <w:rPr>
+                <w:sz w:val="17"/>
+              </w:rPr>
               <w:t xml:space="preserve">Exec, campaign, supervisor, author, approver, compliance, steward, partners, auditor, admin</w:t>
             </w:r>
           </w:p>
@@ -516,9 +713,13 @@
           <w:p>
             <w:pPr>
               <w:pStyle w:val="Compact"/>
-              <w:jc w:val="left"/>
-            </w:pPr>
-            <w:r>
+              <w:spacing w:before="20" w:after="20"/>
+              <w:jc w:val="left"/>
+            </w:pPr>
+            <w:r>
+              <w:rPr>
+                <w:sz w:val="17"/>
+              </w:rPr>
               <w:t xml:space="preserve">Telesales inbox</w:t>
             </w:r>
           </w:p>
@@ -528,23 +729,29 @@
           <w:p>
             <w:pPr>
               <w:pStyle w:val="Compact"/>
-              <w:jc w:val="left"/>
-            </w:pPr>
-            <w:r>
-              <w:t xml:space="preserve">Handoff queue: filter by status and "mine", claim, notes, outcome, assign (supervisor)</w:t>
-            </w:r>
-          </w:p>
-        </w:tc>
-        <w:tc>
-          <w:tcPr/>
-          <w:p>
-            <w:pPr>
-              <w:pStyle w:val="Compact"/>
+              <w:spacing w:before="20" w:after="20"/>
+              <w:jc w:val="left"/>
+            </w:pPr>
+            <w:r>
+              <w:rPr>
+                <w:sz w:val="17"/>
+              </w:rPr>
+              <w:t xml:space="preserve">Handoff queue: filter by status and "mine", detail panel with talking points, claim, note, outcome (assignment by supervisors through the API in v1)</w:t>
+            </w:r>
+          </w:p>
+        </w:tc>
+        <w:tc>
+          <w:tcPr/>
+          <w:p>
+            <w:pPr>
+              <w:pStyle w:val="Compact"/>
+              <w:spacing w:before="20" w:after="20"/>
               <w:jc w:val="left"/>
             </w:pPr>
             <w:r>
               <w:rPr>
                 <w:rStyle w:val="VerbatimChar"/>
+                <w:sz w:val="17"/>
               </w:rPr>
               <w:t xml:space="preserve">GET/PATCH /api/handoffs</w:t>
             </w:r>
@@ -555,42 +762,64 @@
           <w:p>
             <w:pPr>
               <w:pStyle w:val="Compact"/>
+              <w:spacing w:before="20" w:after="20"/>
               <w:jc w:val="left"/>
             </w:pPr>
             <w:r>
               <w:rPr>
                 <w:rStyle w:val="VerbatimChar"/>
+                <w:sz w:val="17"/>
               </w:rPr>
               <w:t xml:space="preserve">handoff:read</w:t>
             </w:r>
             <w:r>
+              <w:rPr>
+                <w:sz w:val="17"/>
+              </w:rPr>
               <w:t xml:space="preserve"> </w:t>
             </w:r>
             <w:r>
+              <w:rPr>
+                <w:sz w:val="17"/>
+              </w:rPr>
               <w:t xml:space="preserve">(+</w:t>
             </w:r>
             <w:r>
+              <w:rPr>
+                <w:sz w:val="17"/>
+              </w:rPr>
               <w:t xml:space="preserve"> </w:t>
             </w:r>
             <w:r>
               <w:rPr>
                 <w:rStyle w:val="VerbatimChar"/>
+                <w:sz w:val="17"/>
               </w:rPr>
               <w:t xml:space="preserve">handoff:work</w:t>
             </w:r>
             <w:r>
+              <w:rPr>
+                <w:sz w:val="17"/>
+              </w:rPr>
               <w:t xml:space="preserve">,</w:t>
             </w:r>
             <w:r>
+              <w:rPr>
+                <w:sz w:val="17"/>
+              </w:rPr>
               <w:t xml:space="preserve"> </w:t>
             </w:r>
             <w:r>
               <w:rPr>
                 <w:rStyle w:val="VerbatimChar"/>
+                <w:sz w:val="17"/>
               </w:rPr>
               <w:t xml:space="preserve">handoff:assign</w:t>
             </w:r>
             <w:r>
+              <w:rPr>
+                <w:sz w:val="17"/>
+              </w:rPr>
               <w:t xml:space="preserve">)</w:t>
             </w:r>
           </w:p>
@@ -600,9 +829,13 @@
           <w:p>
             <w:pPr>
               <w:pStyle w:val="Compact"/>
-              <w:jc w:val="left"/>
-            </w:pPr>
-            <w:r>
+              <w:spacing w:before="20" w:after="20"/>
+              <w:jc w:val="left"/>
+            </w:pPr>
+            <w:r>
+              <w:rPr>
+                <w:sz w:val="17"/>
+              </w:rPr>
               <w:t xml:space="preserve">Agents, supervisors, campaign (read)</w:t>
             </w:r>
           </w:p>
@@ -610,13 +843,19 @@
       </w:tr>
       <w:tr>
         <w:tc>
-          <w:tcPr/>
-          <w:p>
-            <w:pPr>
-              <w:pStyle w:val="Compact"/>
-              <w:jc w:val="left"/>
-            </w:pPr>
-            <w:r>
+          <w:tcPr>
+            <w:noWrap/>
+          </w:tcPr>
+          <w:p>
+            <w:pPr>
+              <w:pStyle w:val="Compact"/>
+              <w:spacing w:before="20" w:after="20"/>
+              <w:jc w:val="left"/>
+            </w:pPr>
+            <w:r>
+              <w:rPr>
+                <w:sz w:val="17"/>
+              </w:rPr>
               <w:t xml:space="preserve">Leads</w:t>
             </w:r>
           </w:p>
@@ -626,81 +865,63 @@
           <w:p>
             <w:pPr>
               <w:pStyle w:val="Compact"/>
-              <w:jc w:val="left"/>
-            </w:pPr>
-            <w:r>
-              <w:t xml:space="preserve">Prioritised list: filters tier/journey/action/region/days/score, sort by score or expiry. Recompute (campaign).</w:t>
-            </w:r>
-          </w:p>
-        </w:tc>
-        <w:tc>
-          <w:tcPr/>
-          <w:p>
-            <w:pPr>
-              <w:pStyle w:val="Compact"/>
+              <w:spacing w:before="20" w:after="20"/>
+              <w:jc w:val="left"/>
+            </w:pPr>
+            <w:r>
+              <w:rPr>
+                <w:sz w:val="17"/>
+              </w:rPr>
+              <w:t xml:space="preserve">Prioritised list: filters tier, journey and next best action; sort by score or expiry; paging</w:t>
+            </w:r>
+          </w:p>
+        </w:tc>
+        <w:tc>
+          <w:tcPr/>
+          <w:p>
+            <w:pPr>
+              <w:pStyle w:val="Compact"/>
+              <w:spacing w:before="20" w:after="20"/>
               <w:jc w:val="left"/>
             </w:pPr>
             <w:r>
               <w:rPr>
                 <w:rStyle w:val="VerbatimChar"/>
+                <w:sz w:val="17"/>
               </w:rPr>
               <w:t xml:space="preserve">GET /api/leads</w:t>
             </w:r>
-            <w:r>
-              <w:t xml:space="preserve">,</w:t>
-            </w:r>
-            <w:r>
-              <w:t xml:space="preserve"> </w:t>
-            </w:r>
+          </w:p>
+        </w:tc>
+        <w:tc>
+          <w:tcPr/>
+          <w:p>
+            <w:pPr>
+              <w:pStyle w:val="Compact"/>
+              <w:spacing w:before="20" w:after="20"/>
+              <w:jc w:val="left"/>
+            </w:pPr>
             <w:r>
               <w:rPr>
                 <w:rStyle w:val="VerbatimChar"/>
-              </w:rPr>
-              <w:t xml:space="preserve">POST /api/leads/recompute</w:t>
-            </w:r>
-          </w:p>
-        </w:tc>
-        <w:tc>
-          <w:tcPr/>
-          <w:p>
-            <w:pPr>
-              <w:pStyle w:val="Compact"/>
-              <w:jc w:val="left"/>
-            </w:pPr>
-            <w:r>
-              <w:rPr>
-                <w:rStyle w:val="VerbatimChar"/>
+                <w:sz w:val="17"/>
               </w:rPr>
               <w:t xml:space="preserve">leads:read</w:t>
             </w:r>
-            <w:r>
-              <w:t xml:space="preserve"> </w:t>
-            </w:r>
-            <w:r>
-              <w:t xml:space="preserve">(+</w:t>
-            </w:r>
-            <w:r>
-              <w:t xml:space="preserve"> </w:t>
-            </w:r>
-            <w:r>
-              <w:rPr>
-                <w:rStyle w:val="VerbatimChar"/>
-              </w:rPr>
-              <w:t xml:space="preserve">leads:recompute</w:t>
-            </w:r>
-            <w:r>
-              <w:t xml:space="preserve">)</w:t>
-            </w:r>
-          </w:p>
-        </w:tc>
-        <w:tc>
-          <w:tcPr/>
-          <w:p>
-            <w:pPr>
-              <w:pStyle w:val="Compact"/>
-              <w:jc w:val="left"/>
-            </w:pPr>
-            <w:r>
+          </w:p>
+        </w:tc>
+        <w:tc>
+          <w:tcPr/>
+          <w:p>
+            <w:pPr>
+              <w:pStyle w:val="Compact"/>
+              <w:spacing w:before="20" w:after="20"/>
+              <w:jc w:val="left"/>
+            </w:pPr>
+            <w:r>
+              <w:rPr>
+                <w:sz w:val="17"/>
+              </w:rPr>
               <w:t xml:space="preserve">Campaign, agents, supervisors, stewards</w:t>
             </w:r>
           </w:p>
@@ -712,9 +933,13 @@
           <w:p>
             <w:pPr>
               <w:pStyle w:val="Compact"/>
-              <w:jc w:val="left"/>
-            </w:pPr>
-            <w:r>
+              <w:spacing w:before="20" w:after="20"/>
+              <w:jc w:val="left"/>
+            </w:pPr>
+            <w:r>
+              <w:rPr>
+                <w:sz w:val="17"/>
+              </w:rPr>
               <w:t xml:space="preserve">Customer 360</w:t>
             </w:r>
           </w:p>
@@ -724,141 +949,192 @@
           <w:p>
             <w:pPr>
               <w:pStyle w:val="Compact"/>
-              <w:jc w:val="left"/>
-            </w:pPr>
-            <w:r>
-              <w:t xml:space="preserve">Golden record, lead score breakdown, NBA, touchpoints, messages, policies, voice sessions, benefits, activity. Quote/issue panel. Lineage. Expiry correction.</w:t>
-            </w:r>
-          </w:p>
-        </w:tc>
-        <w:tc>
-          <w:tcPr/>
-          <w:p>
-            <w:pPr>
-              <w:pStyle w:val="Compact"/>
+              <w:spacing w:before="20" w:after="20"/>
+              <w:jc w:val="left"/>
+            </w:pPr>
+            <w:r>
+              <w:rPr>
+                <w:sz w:val="17"/>
+              </w:rPr>
+              <w:t xml:space="preserve">Tabs: Overview (score breakdown, NBA, benefits), Data &amp; lineage (golden record, lineage, expiry evidence, expiry correction), Journey, Messages, Sell (quote, inspection, send to customer; policies), Activity</w:t>
+            </w:r>
+          </w:p>
+        </w:tc>
+        <w:tc>
+          <w:tcPr/>
+          <w:p>
+            <w:pPr>
+              <w:pStyle w:val="Compact"/>
+              <w:spacing w:before="20" w:after="20"/>
               <w:jc w:val="left"/>
             </w:pPr>
             <w:r>
               <w:rPr>
                 <w:rStyle w:val="VerbatimChar"/>
+                <w:sz w:val="17"/>
               </w:rPr>
               <w:t xml:space="preserve">GET /api/customers/:id</w:t>
             </w:r>
             <w:r>
+              <w:rPr>
+                <w:sz w:val="17"/>
+              </w:rPr>
               <w:t xml:space="preserve">,</w:t>
             </w:r>
             <w:r>
+              <w:rPr>
+                <w:sz w:val="17"/>
+              </w:rPr>
               <w:t xml:space="preserve"> </w:t>
             </w:r>
             <w:r>
               <w:rPr>
                 <w:rStyle w:val="VerbatimChar"/>
-              </w:rPr>
-              <w:t xml:space="preserve">/lineage</w:t>
-            </w:r>
-            <w:r>
+                <w:sz w:val="17"/>
+              </w:rPr>
+              <w:t xml:space="preserve">PATCH /expiry</w:t>
+            </w:r>
+            <w:r>
+              <w:rPr>
+                <w:sz w:val="17"/>
+              </w:rPr>
               <w:t xml:space="preserve">,</w:t>
             </w:r>
             <w:r>
+              <w:rPr>
+                <w:sz w:val="17"/>
+              </w:rPr>
               <w:t xml:space="preserve"> </w:t>
             </w:r>
             <w:r>
               <w:rPr>
                 <w:rStyle w:val="VerbatimChar"/>
-              </w:rPr>
-              <w:t xml:space="preserve">PATCH /expiry</w:t>
-            </w:r>
-            <w:r>
+                <w:sz w:val="17"/>
+              </w:rPr>
+              <w:t xml:space="preserve">POST /api/quotes</w:t>
+            </w:r>
+            <w:r>
+              <w:rPr>
+                <w:sz w:val="17"/>
+              </w:rPr>
               <w:t xml:space="preserve">,</w:t>
             </w:r>
             <w:r>
+              <w:rPr>
+                <w:sz w:val="17"/>
+              </w:rPr>
               <w:t xml:space="preserve"> </w:t>
             </w:r>
             <w:r>
               <w:rPr>
                 <w:rStyle w:val="VerbatimChar"/>
-              </w:rPr>
-              <w:t xml:space="preserve">POST /api/quotes</w:t>
-            </w:r>
-            <w:r>
+                <w:sz w:val="17"/>
+              </w:rPr>
+              <w:t xml:space="preserve">/inspection</w:t>
+            </w:r>
+            <w:r>
+              <w:rPr>
+                <w:sz w:val="17"/>
+              </w:rPr>
               <w:t xml:space="preserve">,</w:t>
             </w:r>
             <w:r>
+              <w:rPr>
+                <w:sz w:val="17"/>
+              </w:rPr>
               <w:t xml:space="preserve"> </w:t>
             </w:r>
             <w:r>
               <w:rPr>
                 <w:rStyle w:val="VerbatimChar"/>
-              </w:rPr>
-              <w:t xml:space="preserve">POST /api/orders</w:t>
-            </w:r>
-          </w:p>
-        </w:tc>
-        <w:tc>
-          <w:tcPr/>
-          <w:p>
-            <w:pPr>
-              <w:pStyle w:val="Compact"/>
+                <w:sz w:val="17"/>
+              </w:rPr>
+              <w:t xml:space="preserve">/send</w:t>
+            </w:r>
+          </w:p>
+        </w:tc>
+        <w:tc>
+          <w:tcPr/>
+          <w:p>
+            <w:pPr>
+              <w:pStyle w:val="Compact"/>
+              <w:spacing w:before="20" w:after="20"/>
               <w:jc w:val="left"/>
             </w:pPr>
             <w:r>
               <w:rPr>
                 <w:rStyle w:val="VerbatimChar"/>
+                <w:sz w:val="17"/>
               </w:rPr>
               <w:t xml:space="preserve">profile:read</w:t>
             </w:r>
             <w:r>
+              <w:rPr>
+                <w:sz w:val="17"/>
+              </w:rPr>
               <w:t xml:space="preserve"> </w:t>
             </w:r>
             <w:r>
+              <w:rPr>
+                <w:sz w:val="17"/>
+              </w:rPr>
               <w:t xml:space="preserve">(+</w:t>
             </w:r>
             <w:r>
+              <w:rPr>
+                <w:sz w:val="17"/>
+              </w:rPr>
               <w:t xml:space="preserve"> </w:t>
             </w:r>
             <w:r>
               <w:rPr>
                 <w:rStyle w:val="VerbatimChar"/>
+                <w:sz w:val="17"/>
               </w:rPr>
               <w:t xml:space="preserve">profile:read_pii</w:t>
             </w:r>
             <w:r>
+              <w:rPr>
+                <w:sz w:val="17"/>
+              </w:rPr>
               <w:t xml:space="preserve">,</w:t>
             </w:r>
             <w:r>
+              <w:rPr>
+                <w:sz w:val="17"/>
+              </w:rPr>
               <w:t xml:space="preserve"> </w:t>
             </w:r>
             <w:r>
               <w:rPr>
                 <w:rStyle w:val="VerbatimChar"/>
+                <w:sz w:val="17"/>
               </w:rPr>
               <w:t xml:space="preserve">quote:create</w:t>
             </w:r>
             <w:r>
+              <w:rPr>
+                <w:sz w:val="17"/>
+              </w:rPr>
               <w:t xml:space="preserve">,</w:t>
             </w:r>
             <w:r>
+              <w:rPr>
+                <w:sz w:val="17"/>
+              </w:rPr>
               <w:t xml:space="preserve"> </w:t>
             </w:r>
             <w:r>
               <w:rPr>
                 <w:rStyle w:val="VerbatimChar"/>
-              </w:rPr>
-              <w:t xml:space="preserve">policy:issue</w:t>
-            </w:r>
-            <w:r>
-              <w:t xml:space="preserve">,</w:t>
-            </w:r>
-            <w:r>
-              <w:t xml:space="preserve"> </w:t>
-            </w:r>
-            <w:r>
-              <w:rPr>
-                <w:rStyle w:val="VerbatimChar"/>
+                <w:sz w:val="17"/>
               </w:rPr>
               <w:t xml:space="preserve">profile:update</w:t>
             </w:r>
             <w:r>
+              <w:rPr>
+                <w:sz w:val="17"/>
+              </w:rPr>
               <w:t xml:space="preserve">)</w:t>
             </w:r>
           </w:p>
@@ -868,9 +1144,13 @@
           <w:p>
             <w:pPr>
               <w:pStyle w:val="Compact"/>
-              <w:jc w:val="left"/>
-            </w:pPr>
-            <w:r>
+              <w:spacing w:before="20" w:after="20"/>
+              <w:jc w:val="left"/>
+            </w:pPr>
+            <w:r>
+              <w:rPr>
+                <w:sz w:val="17"/>
+              </w:rPr>
               <w:t xml:space="preserve">Agents, supervisors, campaign, stewards, compliance, claims</w:t>
             </w:r>
           </w:p>
@@ -882,9 +1162,13 @@
           <w:p>
             <w:pPr>
               <w:pStyle w:val="Compact"/>
-              <w:jc w:val="left"/>
-            </w:pPr>
-            <w:r>
+              <w:spacing w:before="20" w:after="20"/>
+              <w:jc w:val="left"/>
+            </w:pPr>
+            <w:r>
+              <w:rPr>
+                <w:sz w:val="17"/>
+              </w:rPr>
               <w:t xml:space="preserve">Voice bot</w:t>
             </w:r>
           </w:p>
@@ -894,62 +1178,97 @@
           <w:p>
             <w:pPr>
               <w:pStyle w:val="Compact"/>
-              <w:jc w:val="left"/>
-            </w:pPr>
-            <w:r>
-              <w:t xml:space="preserve">Console session (type customer utterances as ASR text), transcript with Vietnamese and English gloss, outcome and handoff link</w:t>
-            </w:r>
-          </w:p>
-        </w:tc>
-        <w:tc>
-          <w:tcPr/>
-          <w:p>
-            <w:pPr>
-              <w:pStyle w:val="Compact"/>
-              <w:jc w:val="left"/>
-            </w:pPr>
+              <w:spacing w:before="20" w:after="20"/>
+              <w:jc w:val="left"/>
+            </w:pPr>
+            <w:r>
+              <w:rPr>
+                <w:sz w:val="17"/>
+              </w:rPr>
+              <w:t xml:space="preserve">Console session (type customer utterances as ASR text or use quick replies), transcript with Vietnamese and English gloss, outcome and handoff link; automated campaign card (</w:t>
+            </w:r>
             <w:r>
               <w:rPr>
                 <w:rStyle w:val="VerbatimChar"/>
+                <w:sz w:val="17"/>
+              </w:rPr>
+              <w:t xml:space="preserve">journeys:run</w:t>
+            </w:r>
+            <w:r>
+              <w:rPr>
+                <w:sz w:val="17"/>
+              </w:rPr>
+              <w:t xml:space="preserve">)</w:t>
+            </w:r>
+          </w:p>
+        </w:tc>
+        <w:tc>
+          <w:tcPr/>
+          <w:p>
+            <w:pPr>
+              <w:pStyle w:val="Compact"/>
+              <w:spacing w:before="20" w:after="20"/>
+              <w:jc w:val="left"/>
+            </w:pPr>
+            <w:r>
+              <w:rPr>
+                <w:rStyle w:val="VerbatimChar"/>
+                <w:sz w:val="17"/>
               </w:rPr>
               <w:t xml:space="preserve">POST /api/voice/sessions</w:t>
             </w:r>
             <w:r>
+              <w:rPr>
+                <w:sz w:val="17"/>
+              </w:rPr>
               <w:t xml:space="preserve">,</w:t>
             </w:r>
             <w:r>
+              <w:rPr>
+                <w:sz w:val="17"/>
+              </w:rPr>
               <w:t xml:space="preserve"> </w:t>
             </w:r>
             <w:r>
               <w:rPr>
                 <w:rStyle w:val="VerbatimChar"/>
+                <w:sz w:val="17"/>
               </w:rPr>
               <w:t xml:space="preserve">/turns</w:t>
             </w:r>
             <w:r>
+              <w:rPr>
+                <w:sz w:val="17"/>
+              </w:rPr>
               <w:t xml:space="preserve">,</w:t>
             </w:r>
             <w:r>
+              <w:rPr>
+                <w:sz w:val="17"/>
+              </w:rPr>
               <w:t xml:space="preserve"> </w:t>
             </w:r>
             <w:r>
               <w:rPr>
                 <w:rStyle w:val="VerbatimChar"/>
-              </w:rPr>
-              <w:t xml:space="preserve">GET /:id</w:t>
-            </w:r>
-          </w:p>
-        </w:tc>
-        <w:tc>
-          <w:tcPr/>
-          <w:p>
-            <w:pPr>
-              <w:pStyle w:val="Compact"/>
+                <w:sz w:val="17"/>
+              </w:rPr>
+              <w:t xml:space="preserve">POST /api/voice/campaign</w:t>
+            </w:r>
+          </w:p>
+        </w:tc>
+        <w:tc>
+          <w:tcPr/>
+          <w:p>
+            <w:pPr>
+              <w:pStyle w:val="Compact"/>
+              <w:spacing w:before="20" w:after="20"/>
               <w:jc w:val="left"/>
             </w:pPr>
             <w:r>
               <w:rPr>
                 <w:rStyle w:val="VerbatimChar"/>
+                <w:sz w:val="17"/>
               </w:rPr>
               <w:t xml:space="preserve">voice:operate</w:t>
             </w:r>
@@ -960,9 +1279,13 @@
           <w:p>
             <w:pPr>
               <w:pStyle w:val="Compact"/>
-              <w:jc w:val="left"/>
-            </w:pPr>
-            <w:r>
+              <w:spacing w:before="20" w:after="20"/>
+              <w:jc w:val="left"/>
+            </w:pPr>
+            <w:r>
+              <w:rPr>
+                <w:sz w:val="17"/>
+              </w:rPr>
               <w:t xml:space="preserve">Campaign, agents, supervisors</w:t>
             </w:r>
           </w:p>
@@ -970,13 +1293,19 @@
       </w:tr>
       <w:tr>
         <w:tc>
-          <w:tcPr/>
-          <w:p>
-            <w:pPr>
-              <w:pStyle w:val="Compact"/>
-              <w:jc w:val="left"/>
-            </w:pPr>
-            <w:r>
+          <w:tcPr>
+            <w:noWrap/>
+          </w:tcPr>
+          <w:p>
+            <w:pPr>
+              <w:pStyle w:val="Compact"/>
+              <w:spacing w:before="20" w:after="20"/>
+              <w:jc w:val="left"/>
+            </w:pPr>
+            <w:r>
+              <w:rPr>
+                <w:sz w:val="17"/>
+              </w:rPr>
               <w:t xml:space="preserve">Claims</w:t>
             </w:r>
           </w:p>
@@ -986,9 +1315,13 @@
           <w:p>
             <w:pPr>
               <w:pStyle w:val="Compact"/>
-              <w:jc w:val="left"/>
-            </w:pPr>
-            <w:r>
+              <w:spacing w:before="20" w:after="20"/>
+              <w:jc w:val="left"/>
+            </w:pPr>
+            <w:r>
+              <w:rPr>
+                <w:sz w:val="17"/>
+              </w:rPr>
               <w:t xml:space="preserve">FNOL queue with SLA countdown and status transitions</w:t>
             </w:r>
           </w:p>
@@ -998,11 +1331,13 @@
           <w:p>
             <w:pPr>
               <w:pStyle w:val="Compact"/>
+              <w:spacing w:before="20" w:after="20"/>
               <w:jc w:val="left"/>
             </w:pPr>
             <w:r>
               <w:rPr>
                 <w:rStyle w:val="VerbatimChar"/>
+                <w:sz w:val="17"/>
               </w:rPr>
               <w:t xml:space="preserve">GET/PATCH /api/claims</w:t>
             </w:r>
@@ -1013,26 +1348,38 @@
           <w:p>
             <w:pPr>
               <w:pStyle w:val="Compact"/>
+              <w:spacing w:before="20" w:after="20"/>
               <w:jc w:val="left"/>
             </w:pPr>
             <w:r>
               <w:rPr>
                 <w:rStyle w:val="VerbatimChar"/>
+                <w:sz w:val="17"/>
               </w:rPr>
               <w:t xml:space="preserve">claims:read</w:t>
             </w:r>
             <w:r>
+              <w:rPr>
+                <w:sz w:val="17"/>
+              </w:rPr>
               <w:t xml:space="preserve"> </w:t>
             </w:r>
             <w:r>
+              <w:rPr>
+                <w:sz w:val="17"/>
+              </w:rPr>
               <w:t xml:space="preserve">/</w:t>
             </w:r>
             <w:r>
+              <w:rPr>
+                <w:sz w:val="17"/>
+              </w:rPr>
               <w:t xml:space="preserve"> </w:t>
             </w:r>
             <w:r>
               <w:rPr>
                 <w:rStyle w:val="VerbatimChar"/>
+                <w:sz w:val="17"/>
               </w:rPr>
               <w:t xml:space="preserve">claims:update</w:t>
             </w:r>
@@ -1043,9 +1390,13 @@
           <w:p>
             <w:pPr>
               <w:pStyle w:val="Compact"/>
-              <w:jc w:val="left"/>
-            </w:pPr>
-            <w:r>
+              <w:spacing w:before="20" w:after="20"/>
+              <w:jc w:val="left"/>
+            </w:pPr>
+            <w:r>
+              <w:rPr>
+                <w:sz w:val="17"/>
+              </w:rPr>
               <w:t xml:space="preserve">Claims handlers</w:t>
             </w:r>
           </w:p>
@@ -1053,13 +1404,19 @@
       </w:tr>
       <w:tr>
         <w:tc>
-          <w:tcPr/>
-          <w:p>
-            <w:pPr>
-              <w:pStyle w:val="Compact"/>
-              <w:jc w:val="left"/>
-            </w:pPr>
-            <w:r>
+          <w:tcPr>
+            <w:noWrap/>
+          </w:tcPr>
+          <w:p>
+            <w:pPr>
+              <w:pStyle w:val="Compact"/>
+              <w:spacing w:before="20" w:after="20"/>
+              <w:jc w:val="left"/>
+            </w:pPr>
+            <w:r>
+              <w:rPr>
+                <w:sz w:val="17"/>
+              </w:rPr>
               <w:t xml:space="preserve">Journeys</w:t>
             </w:r>
           </w:p>
@@ -1069,74 +1426,84 @@
           <w:p>
             <w:pPr>
               <w:pStyle w:val="Compact"/>
-              <w:jc w:val="left"/>
-            </w:pPr>
-            <w:r>
-              <w:t xml:space="preserve">Journey definitions (read-only view of the active rule set), scheduled and executed touchpoints, "Run due touchpoints", inject ecosystem event, voice campaign</w:t>
-            </w:r>
-          </w:p>
-        </w:tc>
-        <w:tc>
-          <w:tcPr/>
-          <w:p>
-            <w:pPr>
-              <w:pStyle w:val="Compact"/>
+              <w:spacing w:before="20" w:after="20"/>
+              <w:jc w:val="left"/>
+            </w:pPr>
+            <w:r>
+              <w:rPr>
+                <w:sz w:val="17"/>
+              </w:rPr>
+              <w:t xml:space="preserve">Journey definitions (active rule set), next scheduled touchpoints, "Run due touchpoints", simulate ecosystem event</w:t>
+            </w:r>
+          </w:p>
+        </w:tc>
+        <w:tc>
+          <w:tcPr/>
+          <w:p>
+            <w:pPr>
+              <w:pStyle w:val="Compact"/>
+              <w:spacing w:before="20" w:after="20"/>
               <w:jc w:val="left"/>
             </w:pPr>
             <w:r>
               <w:rPr>
                 <w:rStyle w:val="VerbatimChar"/>
+                <w:sz w:val="17"/>
               </w:rPr>
               <w:t xml:space="preserve">GET /api/touchpoints</w:t>
             </w:r>
             <w:r>
+              <w:rPr>
+                <w:sz w:val="17"/>
+              </w:rPr>
               <w:t xml:space="preserve">,</w:t>
             </w:r>
             <w:r>
+              <w:rPr>
+                <w:sz w:val="17"/>
+              </w:rPr>
               <w:t xml:space="preserve"> </w:t>
             </w:r>
             <w:r>
               <w:rPr>
                 <w:rStyle w:val="VerbatimChar"/>
+                <w:sz w:val="17"/>
               </w:rPr>
               <w:t xml:space="preserve">POST /api/journeys/run</w:t>
             </w:r>
             <w:r>
+              <w:rPr>
+                <w:sz w:val="17"/>
+              </w:rPr>
               <w:t xml:space="preserve">,</w:t>
             </w:r>
             <w:r>
+              <w:rPr>
+                <w:sz w:val="17"/>
+              </w:rPr>
               <w:t xml:space="preserve"> </w:t>
             </w:r>
             <w:r>
               <w:rPr>
                 <w:rStyle w:val="VerbatimChar"/>
+                <w:sz w:val="17"/>
               </w:rPr>
               <w:t xml:space="preserve">POST /api/ecosystem/events</w:t>
             </w:r>
-            <w:r>
-              <w:t xml:space="preserve">,</w:t>
-            </w:r>
-            <w:r>
-              <w:t xml:space="preserve"> </w:t>
-            </w:r>
+          </w:p>
+        </w:tc>
+        <w:tc>
+          <w:tcPr/>
+          <w:p>
+            <w:pPr>
+              <w:pStyle w:val="Compact"/>
+              <w:spacing w:before="20" w:after="20"/>
+              <w:jc w:val="left"/>
+            </w:pPr>
             <w:r>
               <w:rPr>
                 <w:rStyle w:val="VerbatimChar"/>
-              </w:rPr>
-              <w:t xml:space="preserve">POST /api/voice/campaign</w:t>
-            </w:r>
-          </w:p>
-        </w:tc>
-        <w:tc>
-          <w:tcPr/>
-          <w:p>
-            <w:pPr>
-              <w:pStyle w:val="Compact"/>
-              <w:jc w:val="left"/>
-            </w:pPr>
-            <w:r>
-              <w:rPr>
-                <w:rStyle w:val="VerbatimChar"/>
+                <w:sz w:val="17"/>
               </w:rPr>
               <w:t xml:space="preserve">journeys:run</w:t>
             </w:r>
@@ -1147,9 +1514,13 @@
           <w:p>
             <w:pPr>
               <w:pStyle w:val="Compact"/>
-              <w:jc w:val="left"/>
-            </w:pPr>
-            <w:r>
+              <w:spacing w:before="20" w:after="20"/>
+              <w:jc w:val="left"/>
+            </w:pPr>
+            <w:r>
+              <w:rPr>
+                <w:sz w:val="17"/>
+              </w:rPr>
               <w:t xml:space="preserve">Campaign managers</w:t>
             </w:r>
           </w:p>
@@ -1157,13 +1528,19 @@
       </w:tr>
       <w:tr>
         <w:tc>
-          <w:tcPr/>
-          <w:p>
-            <w:pPr>
-              <w:pStyle w:val="Compact"/>
-              <w:jc w:val="left"/>
-            </w:pPr>
-            <w:r>
+          <w:tcPr>
+            <w:noWrap/>
+          </w:tcPr>
+          <w:p>
+            <w:pPr>
+              <w:pStyle w:val="Compact"/>
+              <w:spacing w:before="20" w:after="20"/>
+              <w:jc w:val="left"/>
+            </w:pPr>
+            <w:r>
+              <w:rPr>
+                <w:sz w:val="17"/>
+              </w:rPr>
               <w:t xml:space="preserve">Partners</w:t>
             </w:r>
           </w:p>
@@ -1173,23 +1550,29 @@
           <w:p>
             <w:pPr>
               <w:pStyle w:val="Compact"/>
-              <w:jc w:val="left"/>
-            </w:pPr>
-            <w:r>
-              <w:t xml:space="preserve">List and onboard partners, suspend or activate, issue and revoke API keys, commission statement</w:t>
-            </w:r>
-          </w:p>
-        </w:tc>
-        <w:tc>
-          <w:tcPr/>
-          <w:p>
-            <w:pPr>
-              <w:pStyle w:val="Compact"/>
+              <w:spacing w:before="20" w:after="20"/>
+              <w:jc w:val="left"/>
+            </w:pPr>
+            <w:r>
+              <w:rPr>
+                <w:sz w:val="17"/>
+              </w:rPr>
+              <w:t xml:space="preserve">List and onboard partners, suspend or activate, issue API keys (revocation through the API in v1), commission statement</w:t>
+            </w:r>
+          </w:p>
+        </w:tc>
+        <w:tc>
+          <w:tcPr/>
+          <w:p>
+            <w:pPr>
+              <w:pStyle w:val="Compact"/>
+              <w:spacing w:before="20" w:after="20"/>
               <w:jc w:val="left"/>
             </w:pPr>
             <w:r>
               <w:rPr>
                 <w:rStyle w:val="VerbatimChar"/>
+                <w:sz w:val="17"/>
               </w:rPr>
               <w:t xml:space="preserve">/api/partners*</w:t>
             </w:r>
@@ -1200,11 +1583,13 @@
           <w:p>
             <w:pPr>
               <w:pStyle w:val="Compact"/>
+              <w:spacing w:before="20" w:after="20"/>
               <w:jc w:val="left"/>
             </w:pPr>
             <w:r>
               <w:rPr>
                 <w:rStyle w:val="VerbatimChar"/>
+                <w:sz w:val="17"/>
               </w:rPr>
               <w:t xml:space="preserve">partners:manage</w:t>
             </w:r>
@@ -1215,9 +1600,13 @@
           <w:p>
             <w:pPr>
               <w:pStyle w:val="Compact"/>
-              <w:jc w:val="left"/>
-            </w:pPr>
-            <w:r>
+              <w:spacing w:before="20" w:after="20"/>
+              <w:jc w:val="left"/>
+            </w:pPr>
+            <w:r>
+              <w:rPr>
+                <w:sz w:val="17"/>
+              </w:rPr>
               <w:t xml:space="preserve">Partner managers</w:t>
             </w:r>
           </w:p>
@@ -1229,9 +1618,13 @@
           <w:p>
             <w:pPr>
               <w:pStyle w:val="Compact"/>
-              <w:jc w:val="left"/>
-            </w:pPr>
-            <w:r>
+              <w:spacing w:before="20" w:after="20"/>
+              <w:jc w:val="left"/>
+            </w:pPr>
+            <w:r>
+              <w:rPr>
+                <w:sz w:val="17"/>
+              </w:rPr>
               <w:t xml:space="preserve">Rules studio</w:t>
             </w:r>
           </w:p>
@@ -1241,9 +1634,13 @@
           <w:p>
             <w:pPr>
               <w:pStyle w:val="Compact"/>
-              <w:jc w:val="left"/>
-            </w:pPr>
-            <w:r>
+              <w:spacing w:before="20" w:after="20"/>
+              <w:jc w:val="left"/>
+            </w:pPr>
+            <w:r>
+              <w:rPr>
+                <w:sz w:val="17"/>
+              </w:rPr>
               <w:t xml:space="preserve">All rule kinds and versions, detail, JSON editor with validation, simulate, submit, approve/reject, rollback</w:t>
             </w:r>
           </w:p>
@@ -1253,11 +1650,13 @@
           <w:p>
             <w:pPr>
               <w:pStyle w:val="Compact"/>
+              <w:spacing w:before="20" w:after="20"/>
               <w:jc w:val="left"/>
             </w:pPr>
             <w:r>
               <w:rPr>
                 <w:rStyle w:val="VerbatimChar"/>
+                <w:sz w:val="17"/>
               </w:rPr>
               <w:t xml:space="preserve">/api/rules*</w:t>
             </w:r>
@@ -1268,42 +1667,64 @@
           <w:p>
             <w:pPr>
               <w:pStyle w:val="Compact"/>
+              <w:spacing w:before="20" w:after="20"/>
               <w:jc w:val="left"/>
             </w:pPr>
             <w:r>
               <w:rPr>
                 <w:rStyle w:val="VerbatimChar"/>
+                <w:sz w:val="17"/>
               </w:rPr>
               <w:t xml:space="preserve">rules:read</w:t>
             </w:r>
             <w:r>
+              <w:rPr>
+                <w:sz w:val="17"/>
+              </w:rPr>
               <w:t xml:space="preserve"> </w:t>
             </w:r>
             <w:r>
+              <w:rPr>
+                <w:sz w:val="17"/>
+              </w:rPr>
               <w:t xml:space="preserve">(+</w:t>
             </w:r>
             <w:r>
+              <w:rPr>
+                <w:sz w:val="17"/>
+              </w:rPr>
               <w:t xml:space="preserve"> </w:t>
             </w:r>
             <w:r>
               <w:rPr>
                 <w:rStyle w:val="VerbatimChar"/>
+                <w:sz w:val="17"/>
               </w:rPr>
               <w:t xml:space="preserve">rules:author</w:t>
             </w:r>
             <w:r>
+              <w:rPr>
+                <w:sz w:val="17"/>
+              </w:rPr>
               <w:t xml:space="preserve">,</w:t>
             </w:r>
             <w:r>
+              <w:rPr>
+                <w:sz w:val="17"/>
+              </w:rPr>
               <w:t xml:space="preserve"> </w:t>
             </w:r>
             <w:r>
               <w:rPr>
                 <w:rStyle w:val="VerbatimChar"/>
+                <w:sz w:val="17"/>
               </w:rPr>
               <w:t xml:space="preserve">rules:approve</w:t>
             </w:r>
             <w:r>
+              <w:rPr>
+                <w:sz w:val="17"/>
+              </w:rPr>
               <w:t xml:space="preserve">)</w:t>
             </w:r>
           </w:p>
@@ -1313,9 +1734,13 @@
           <w:p>
             <w:pPr>
               <w:pStyle w:val="Compact"/>
-              <w:jc w:val="left"/>
-            </w:pPr>
-            <w:r>
+              <w:spacing w:before="20" w:after="20"/>
+              <w:jc w:val="left"/>
+            </w:pPr>
+            <w:r>
+              <w:rPr>
+                <w:sz w:val="17"/>
+              </w:rPr>
               <w:t xml:space="preserve">Authors, approvers, compliance, auditors, campaign/admin (read)</w:t>
             </w:r>
           </w:p>
@@ -1327,9 +1752,13 @@
           <w:p>
             <w:pPr>
               <w:pStyle w:val="Compact"/>
-              <w:jc w:val="left"/>
-            </w:pPr>
-            <w:r>
+              <w:spacing w:before="20" w:after="20"/>
+              <w:jc w:val="left"/>
+            </w:pPr>
+            <w:r>
+              <w:rPr>
+                <w:sz w:val="17"/>
+              </w:rPr>
               <w:t xml:space="preserve">Data quality</w:t>
             </w:r>
           </w:p>
@@ -1339,81 +1768,78 @@
           <w:p>
             <w:pPr>
               <w:pStyle w:val="Compact"/>
-              <w:jc w:val="left"/>
-            </w:pPr>
-            <w:r>
-              <w:t xml:space="preserve">Open DQ issues by type, resolve, batch ingestion, open the affected customer</w:t>
-            </w:r>
-          </w:p>
-        </w:tc>
-        <w:tc>
-          <w:tcPr/>
-          <w:p>
-            <w:pPr>
-              <w:pStyle w:val="Compact"/>
+              <w:spacing w:before="20" w:after="20"/>
+              <w:jc w:val="left"/>
+            </w:pPr>
+            <w:r>
+              <w:rPr>
+                <w:sz w:val="17"/>
+              </w:rPr>
+              <w:t xml:space="preserve">Open DQ issues by type, resolve with a note, open the affected customer (batch ingestion through the API)</w:t>
+            </w:r>
+          </w:p>
+        </w:tc>
+        <w:tc>
+          <w:tcPr/>
+          <w:p>
+            <w:pPr>
+              <w:pStyle w:val="Compact"/>
+              <w:spacing w:before="20" w:after="20"/>
               <w:jc w:val="left"/>
             </w:pPr>
             <w:r>
               <w:rPr>
                 <w:rStyle w:val="VerbatimChar"/>
+                <w:sz w:val="17"/>
               </w:rPr>
               <w:t xml:space="preserve">/api/dq/issues*</w:t>
             </w:r>
-            <w:r>
-              <w:t xml:space="preserve">,</w:t>
-            </w:r>
-            <w:r>
+          </w:p>
+        </w:tc>
+        <w:tc>
+          <w:tcPr/>
+          <w:p>
+            <w:pPr>
+              <w:pStyle w:val="Compact"/>
+              <w:spacing w:before="20" w:after="20"/>
+              <w:jc w:val="left"/>
+            </w:pPr>
+            <w:r>
+              <w:rPr>
+                <w:rStyle w:val="VerbatimChar"/>
+                <w:sz w:val="17"/>
+              </w:rPr>
+              <w:t xml:space="preserve">dq:read</w:t>
+            </w:r>
+            <w:r>
+              <w:rPr>
+                <w:sz w:val="17"/>
+              </w:rPr>
               <w:t xml:space="preserve"> </w:t>
             </w:r>
             <w:r>
               <w:rPr>
+                <w:sz w:val="17"/>
+              </w:rPr>
+              <w:t xml:space="preserve">(+</w:t>
+            </w:r>
+            <w:r>
+              <w:rPr>
+                <w:sz w:val="17"/>
+              </w:rPr>
+              <w:t xml:space="preserve"> </w:t>
+            </w:r>
+            <w:r>
+              <w:rPr>
                 <w:rStyle w:val="VerbatimChar"/>
-              </w:rPr>
-              <w:t xml:space="preserve">POST /api/data/ingest</w:t>
-            </w:r>
-          </w:p>
-        </w:tc>
-        <w:tc>
-          <w:tcPr/>
-          <w:p>
-            <w:pPr>
-              <w:pStyle w:val="Compact"/>
-              <w:jc w:val="left"/>
-            </w:pPr>
-            <w:r>
-              <w:rPr>
-                <w:rStyle w:val="VerbatimChar"/>
-              </w:rPr>
-              <w:t xml:space="preserve">dq:read</w:t>
-            </w:r>
-            <w:r>
-              <w:t xml:space="preserve"> </w:t>
-            </w:r>
-            <w:r>
-              <w:t xml:space="preserve">(+</w:t>
-            </w:r>
-            <w:r>
-              <w:t xml:space="preserve"> </w:t>
-            </w:r>
-            <w:r>
-              <w:rPr>
-                <w:rStyle w:val="VerbatimChar"/>
+                <w:sz w:val="17"/>
               </w:rPr>
               <w:t xml:space="preserve">dq:resolve</w:t>
             </w:r>
             <w:r>
-              <w:t xml:space="preserve">,</w:t>
-            </w:r>
-            <w:r>
-              <w:t xml:space="preserve"> </w:t>
-            </w:r>
-            <w:r>
-              <w:rPr>
-                <w:rStyle w:val="VerbatimChar"/>
-              </w:rPr>
-              <w:t xml:space="preserve">data:ingest</w:t>
-            </w:r>
-            <w:r>
+              <w:rPr>
+                <w:sz w:val="17"/>
+              </w:rPr>
               <w:t xml:space="preserve">)</w:t>
             </w:r>
           </w:p>
@@ -1423,9 +1849,13 @@
           <w:p>
             <w:pPr>
               <w:pStyle w:val="Compact"/>
-              <w:jc w:val="left"/>
-            </w:pPr>
-            <w:r>
+              <w:spacing w:before="20" w:after="20"/>
+              <w:jc w:val="left"/>
+            </w:pPr>
+            <w:r>
+              <w:rPr>
+                <w:sz w:val="17"/>
+              </w:rPr>
               <w:t xml:space="preserve">Data stewards</w:t>
             </w:r>
           </w:p>
@@ -1433,13 +1863,19 @@
       </w:tr>
       <w:tr>
         <w:tc>
-          <w:tcPr/>
-          <w:p>
-            <w:pPr>
-              <w:pStyle w:val="Compact"/>
-              <w:jc w:val="left"/>
-            </w:pPr>
-            <w:r>
+          <w:tcPr>
+            <w:noWrap/>
+          </w:tcPr>
+          <w:p>
+            <w:pPr>
+              <w:pStyle w:val="Compact"/>
+              <w:spacing w:before="20" w:after="20"/>
+              <w:jc w:val="left"/>
+            </w:pPr>
+            <w:r>
+              <w:rPr>
+                <w:sz w:val="17"/>
+              </w:rPr>
               <w:t xml:space="preserve">Audit</w:t>
             </w:r>
           </w:p>
@@ -1449,93 +1885,82 @@
           <w:p>
             <w:pPr>
               <w:pStyle w:val="Compact"/>
-              <w:jc w:val="left"/>
-            </w:pPr>
-            <w:r>
-              <w:t xml:space="preserve">Search by entity, actor and action. Verify hash chain. DSAR actions (export/erase) on a customer.</w:t>
-            </w:r>
-          </w:p>
-        </w:tc>
-        <w:tc>
-          <w:tcPr/>
-          <w:p>
-            <w:pPr>
-              <w:pStyle w:val="Compact"/>
+              <w:spacing w:before="20" w:after="20"/>
+              <w:jc w:val="left"/>
+            </w:pPr>
+            <w:r>
+              <w:rPr>
+                <w:sz w:val="17"/>
+              </w:rPr>
+              <w:t xml:space="preserve">Hash-chain status, governance figures (voice bot, rule sets, disclosure), search by entity, actor and action (DSAR through the API in v1)</w:t>
+            </w:r>
+          </w:p>
+        </w:tc>
+        <w:tc>
+          <w:tcPr/>
+          <w:p>
+            <w:pPr>
+              <w:pStyle w:val="Compact"/>
+              <w:spacing w:before="20" w:after="20"/>
               <w:jc w:val="left"/>
             </w:pPr>
             <w:r>
               <w:rPr>
                 <w:rStyle w:val="VerbatimChar"/>
+                <w:sz w:val="17"/>
               </w:rPr>
               <w:t xml:space="preserve">GET /api/audit</w:t>
             </w:r>
             <w:r>
+              <w:rPr>
+                <w:sz w:val="17"/>
+              </w:rPr>
               <w:t xml:space="preserve">,</w:t>
             </w:r>
             <w:r>
+              <w:rPr>
+                <w:sz w:val="17"/>
+              </w:rPr>
               <w:t xml:space="preserve"> </w:t>
             </w:r>
             <w:r>
               <w:rPr>
                 <w:rStyle w:val="VerbatimChar"/>
-              </w:rPr>
-              <w:t xml:space="preserve">/verify</w:t>
-            </w:r>
-            <w:r>
-              <w:t xml:space="preserve">,</w:t>
-            </w:r>
-            <w:r>
-              <w:t xml:space="preserve"> </w:t>
-            </w:r>
+                <w:sz w:val="17"/>
+              </w:rPr>
+              <w:t xml:space="preserve">/api/dashboard/governance</w:t>
+            </w:r>
+          </w:p>
+        </w:tc>
+        <w:tc>
+          <w:tcPr/>
+          <w:p>
+            <w:pPr>
+              <w:pStyle w:val="Compact"/>
+              <w:spacing w:before="20" w:after="20"/>
+              <w:jc w:val="left"/>
+            </w:pPr>
             <w:r>
               <w:rPr>
                 <w:rStyle w:val="VerbatimChar"/>
-              </w:rPr>
-              <w:t xml:space="preserve">POST /api/dsar/:id/*</w:t>
-            </w:r>
-          </w:p>
-        </w:tc>
-        <w:tc>
-          <w:tcPr/>
-          <w:p>
-            <w:pPr>
-              <w:pStyle w:val="Compact"/>
-              <w:jc w:val="left"/>
-            </w:pPr>
-            <w:r>
-              <w:rPr>
-                <w:rStyle w:val="VerbatimChar"/>
+                <w:sz w:val="17"/>
               </w:rPr>
               <w:t xml:space="preserve">audit:read</w:t>
             </w:r>
-            <w:r>
-              <w:t xml:space="preserve"> </w:t>
-            </w:r>
-            <w:r>
-              <w:t xml:space="preserve">(+</w:t>
-            </w:r>
-            <w:r>
-              <w:t xml:space="preserve"> </w:t>
-            </w:r>
-            <w:r>
-              <w:rPr>
-                <w:rStyle w:val="VerbatimChar"/>
-              </w:rPr>
-              <w:t xml:space="preserve">dsar:manage</w:t>
-            </w:r>
-            <w:r>
-              <w:t xml:space="preserve">)</w:t>
-            </w:r>
-          </w:p>
-        </w:tc>
-        <w:tc>
-          <w:tcPr/>
-          <w:p>
-            <w:pPr>
-              <w:pStyle w:val="Compact"/>
-              <w:jc w:val="left"/>
-            </w:pPr>
-            <w:r>
+          </w:p>
+        </w:tc>
+        <w:tc>
+          <w:tcPr/>
+          <w:p>
+            <w:pPr>
+              <w:pStyle w:val="Compact"/>
+              <w:spacing w:before="20" w:after="20"/>
+              <w:jc w:val="left"/>
+            </w:pPr>
+            <w:r>
+              <w:rPr>
+                <w:sz w:val="17"/>
+              </w:rPr>
               <w:t xml:space="preserve">Compliance, approvers, auditors, admin</w:t>
             </w:r>
           </w:p>
@@ -1543,13 +1968,19 @@
       </w:tr>
       <w:tr>
         <w:tc>
-          <w:tcPr/>
-          <w:p>
-            <w:pPr>
-              <w:pStyle w:val="Compact"/>
-              <w:jc w:val="left"/>
-            </w:pPr>
-            <w:r>
+          <w:tcPr>
+            <w:noWrap/>
+          </w:tcPr>
+          <w:p>
+            <w:pPr>
+              <w:pStyle w:val="Compact"/>
+              <w:spacing w:before="20" w:after="20"/>
+              <w:jc w:val="left"/>
+            </w:pPr>
+            <w:r>
+              <w:rPr>
+                <w:sz w:val="17"/>
+              </w:rPr>
               <w:t xml:space="preserve">Users</w:t>
             </w:r>
           </w:p>
@@ -1559,23 +1990,29 @@
           <w:p>
             <w:pPr>
               <w:pStyle w:val="Compact"/>
-              <w:jc w:val="left"/>
-            </w:pPr>
-            <w:r>
-              <w:t xml:space="preserve">List, create (with roles, region, MFA), change roles, region or status</w:t>
-            </w:r>
-          </w:p>
-        </w:tc>
-        <w:tc>
-          <w:tcPr/>
-          <w:p>
-            <w:pPr>
-              <w:pStyle w:val="Compact"/>
+              <w:spacing w:before="20" w:after="20"/>
+              <w:jc w:val="left"/>
+            </w:pPr>
+            <w:r>
+              <w:rPr>
+                <w:sz w:val="17"/>
+              </w:rPr>
+              <w:t xml:space="preserve">List, create (with roles, region, MFA), enable or disable (roles, region, unlock and MFA reset through the API in v1)</w:t>
+            </w:r>
+          </w:p>
+        </w:tc>
+        <w:tc>
+          <w:tcPr/>
+          <w:p>
+            <w:pPr>
+              <w:pStyle w:val="Compact"/>
+              <w:spacing w:before="20" w:after="20"/>
               <w:jc w:val="left"/>
             </w:pPr>
             <w:r>
               <w:rPr>
                 <w:rStyle w:val="VerbatimChar"/>
+                <w:sz w:val="17"/>
               </w:rPr>
               <w:t xml:space="preserve">/api/users*</w:t>
             </w:r>
@@ -1586,11 +2023,13 @@
           <w:p>
             <w:pPr>
               <w:pStyle w:val="Compact"/>
+              <w:spacing w:before="20" w:after="20"/>
               <w:jc w:val="left"/>
             </w:pPr>
             <w:r>
               <w:rPr>
                 <w:rStyle w:val="VerbatimChar"/>
+                <w:sz w:val="17"/>
               </w:rPr>
               <w:t xml:space="preserve">users:manage</w:t>
             </w:r>
@@ -1601,9 +2040,13 @@
           <w:p>
             <w:pPr>
               <w:pStyle w:val="Compact"/>
-              <w:jc w:val="left"/>
-            </w:pPr>
-            <w:r>
+              <w:spacing w:before="20" w:after="20"/>
+              <w:jc w:val="left"/>
+            </w:pPr>
+            <w:r>
+              <w:rPr>
+                <w:sz w:val="17"/>
+              </w:rPr>
               <w:t xml:space="preserve">Admin</w:t>
             </w:r>
           </w:p>
@@ -1611,13 +2054,19 @@
       </w:tr>
       <w:tr>
         <w:tc>
-          <w:tcPr/>
-          <w:p>
-            <w:pPr>
-              <w:pStyle w:val="Compact"/>
-              <w:jc w:val="left"/>
-            </w:pPr>
-            <w:r>
+          <w:tcPr>
+            <w:noWrap/>
+          </w:tcPr>
+          <w:p>
+            <w:pPr>
+              <w:pStyle w:val="Compact"/>
+              <w:spacing w:before="20" w:after="20"/>
+              <w:jc w:val="left"/>
+            </w:pPr>
+            <w:r>
+              <w:rPr>
+                <w:sz w:val="17"/>
+              </w:rPr>
               <w:t xml:space="preserve">Operations</w:t>
             </w:r>
           </w:p>
@@ -1627,47 +2076,67 @@
           <w:p>
             <w:pPr>
               <w:pStyle w:val="Compact"/>
-              <w:jc w:val="left"/>
-            </w:pPr>
-            <w:r>
-              <w:t xml:space="preserve">Store, integration circuits, active rule checksums, event backlog, audit count. Job history. Run reconciliation, retention or relay.</w:t>
-            </w:r>
-          </w:p>
-        </w:tc>
-        <w:tc>
-          <w:tcPr/>
-          <w:p>
-            <w:pPr>
-              <w:pStyle w:val="Compact"/>
+              <w:spacing w:before="20" w:after="20"/>
+              <w:jc w:val="left"/>
+            </w:pPr>
+            <w:r>
+              <w:rPr>
+                <w:sz w:val="17"/>
+              </w:rPr>
+              <w:t xml:space="preserve">Store, audit count, integration circuits, event backlog, active rule checksums, job history; run reconciliation, retention or relay</w:t>
+            </w:r>
+          </w:p>
+        </w:tc>
+        <w:tc>
+          <w:tcPr/>
+          <w:p>
+            <w:pPr>
+              <w:pStyle w:val="Compact"/>
+              <w:spacing w:before="20" w:after="20"/>
               <w:jc w:val="left"/>
             </w:pPr>
             <w:r>
               <w:rPr>
                 <w:rStyle w:val="VerbatimChar"/>
+                <w:sz w:val="17"/>
               </w:rPr>
               <w:t xml:space="preserve">GET /api/ops/status</w:t>
             </w:r>
             <w:r>
+              <w:rPr>
+                <w:sz w:val="17"/>
+              </w:rPr>
               <w:t xml:space="preserve">,</w:t>
             </w:r>
             <w:r>
+              <w:rPr>
+                <w:sz w:val="17"/>
+              </w:rPr>
               <w:t xml:space="preserve"> </w:t>
             </w:r>
             <w:r>
               <w:rPr>
                 <w:rStyle w:val="VerbatimChar"/>
+                <w:sz w:val="17"/>
               </w:rPr>
               <w:t xml:space="preserve">/jobs</w:t>
             </w:r>
             <w:r>
+              <w:rPr>
+                <w:sz w:val="17"/>
+              </w:rPr>
               <w:t xml:space="preserve">,</w:t>
             </w:r>
             <w:r>
+              <w:rPr>
+                <w:sz w:val="17"/>
+              </w:rPr>
               <w:t xml:space="preserve"> </w:t>
             </w:r>
             <w:r>
               <w:rPr>
                 <w:rStyle w:val="VerbatimChar"/>
+                <w:sz w:val="17"/>
               </w:rPr>
               <w:t xml:space="preserve">POST /api/ops/jobs/:kind</w:t>
             </w:r>
@@ -1678,30 +2147,45 @@
           <w:p>
             <w:pPr>
               <w:pStyle w:val="Compact"/>
+              <w:spacing w:before="20" w:after="20"/>
               <w:jc w:val="left"/>
             </w:pPr>
             <w:r>
               <w:rPr>
                 <w:rStyle w:val="VerbatimChar"/>
+                <w:sz w:val="17"/>
               </w:rPr>
               <w:t xml:space="preserve">ops:read</w:t>
             </w:r>
             <w:r>
+              <w:rPr>
+                <w:sz w:val="17"/>
+              </w:rPr>
               <w:t xml:space="preserve"> </w:t>
             </w:r>
             <w:r>
+              <w:rPr>
+                <w:sz w:val="17"/>
+              </w:rPr>
               <w:t xml:space="preserve">(+</w:t>
             </w:r>
             <w:r>
+              <w:rPr>
+                <w:sz w:val="17"/>
+              </w:rPr>
               <w:t xml:space="preserve"> </w:t>
             </w:r>
             <w:r>
               <w:rPr>
                 <w:rStyle w:val="VerbatimChar"/>
+                <w:sz w:val="17"/>
               </w:rPr>
               <w:t xml:space="preserve">ops:run_jobs</w:t>
             </w:r>
             <w:r>
+              <w:rPr>
+                <w:sz w:val="17"/>
+              </w:rPr>
               <w:t xml:space="preserve">)</w:t>
             </w:r>
           </w:p>
@@ -1711,9 +2195,13 @@
           <w:p>
             <w:pPr>
               <w:pStyle w:val="Compact"/>
-              <w:jc w:val="left"/>
-            </w:pPr>
-            <w:r>
+              <w:spacing w:before="20" w:after="20"/>
+              <w:jc w:val="left"/>
+            </w:pPr>
+            <w:r>
+              <w:rPr>
+                <w:sz w:val="17"/>
+              </w:rPr>
               <w:t xml:space="preserve">Admin, support</w:t>
             </w:r>
           </w:p>
@@ -1738,19 +2226,9 @@
         <w:jc w:val="start"/>
       </w:tblPr>
       <w:tblGrid>
-        <w:gridCol w:w="609"/>
-        <w:gridCol w:w="609"/>
-        <w:gridCol w:w="609"/>
-        <w:gridCol w:w="609"/>
-        <w:gridCol w:w="609"/>
-        <w:gridCol w:w="609"/>
-        <w:gridCol w:w="609"/>
-        <w:gridCol w:w="609"/>
-        <w:gridCol w:w="609"/>
-        <w:gridCol w:w="609"/>
-        <w:gridCol w:w="609"/>
-        <w:gridCol w:w="609"/>
-        <w:gridCol w:w="609"/>
+        <w:gridCol w:w="2640"/>
+        <w:gridCol w:w="2640"/>
+        <w:gridCol w:w="2640"/>
       </w:tblGrid>
       <w:tr>
         <w:trPr>
@@ -1764,12 +2242,14 @@
           <w:p>
             <w:pPr>
               <w:pStyle w:val="Compact"/>
+              <w:spacing w:before="20" w:after="20"/>
               <w:jc w:val="left"/>
             </w:pPr>
             <w:r>
               <w:rPr>
                 <w:b/>
                 <w:color w:val="FFFFFF"/>
+                <w:sz w:val="18"/>
               </w:rPr>
               <w:t xml:space="preserve">Role (demo user)</w:t>
             </w:r>
@@ -1782,14 +2262,16 @@
           <w:p>
             <w:pPr>
               <w:pStyle w:val="Compact"/>
+              <w:spacing w:before="20" w:after="20"/>
               <w:jc w:val="left"/>
             </w:pPr>
             <w:r>
               <w:rPr>
                 <w:b/>
                 <w:color w:val="FFFFFF"/>
-              </w:rPr>
-              <w:t xml:space="preserve">Home</w:t>
+                <w:sz w:val="18"/>
+              </w:rPr>
+              <w:t xml:space="preserve">Lands on</w:t>
             </w:r>
           </w:p>
         </w:tc>
@@ -1800,194 +2282,16 @@
           <w:p>
             <w:pPr>
               <w:pStyle w:val="Compact"/>
+              <w:spacing w:before="20" w:after="20"/>
               <w:jc w:val="left"/>
             </w:pPr>
             <w:r>
               <w:rPr>
                 <w:b/>
                 <w:color w:val="FFFFFF"/>
-              </w:rPr>
-              <w:t xml:space="preserve">Inbox</w:t>
-            </w:r>
-          </w:p>
-        </w:tc>
-        <w:tc>
-          <w:tcPr>
-            <w:shd w:val="clear" w:color="auto" w:fill="213368"/>
-          </w:tcPr>
-          <w:p>
-            <w:pPr>
-              <w:pStyle w:val="Compact"/>
-              <w:jc w:val="left"/>
-            </w:pPr>
-            <w:r>
-              <w:rPr>
-                <w:b/>
-                <w:color w:val="FFFFFF"/>
-              </w:rPr>
-              <w:t xml:space="preserve">Leads</w:t>
-            </w:r>
-          </w:p>
-        </w:tc>
-        <w:tc>
-          <w:tcPr>
-            <w:shd w:val="clear" w:color="auto" w:fill="213368"/>
-          </w:tcPr>
-          <w:p>
-            <w:pPr>
-              <w:pStyle w:val="Compact"/>
-              <w:jc w:val="left"/>
-            </w:pPr>
-            <w:r>
-              <w:rPr>
-                <w:b/>
-                <w:color w:val="FFFFFF"/>
-              </w:rPr>
-              <w:t xml:space="preserve">Voice</w:t>
-            </w:r>
-          </w:p>
-        </w:tc>
-        <w:tc>
-          <w:tcPr>
-            <w:shd w:val="clear" w:color="auto" w:fill="213368"/>
-          </w:tcPr>
-          <w:p>
-            <w:pPr>
-              <w:pStyle w:val="Compact"/>
-              <w:jc w:val="left"/>
-            </w:pPr>
-            <w:r>
-              <w:rPr>
-                <w:b/>
-                <w:color w:val="FFFFFF"/>
-              </w:rPr>
-              <w:t xml:space="preserve">Claims</w:t>
-            </w:r>
-          </w:p>
-        </w:tc>
-        <w:tc>
-          <w:tcPr>
-            <w:shd w:val="clear" w:color="auto" w:fill="213368"/>
-          </w:tcPr>
-          <w:p>
-            <w:pPr>
-              <w:pStyle w:val="Compact"/>
-              <w:jc w:val="left"/>
-            </w:pPr>
-            <w:r>
-              <w:rPr>
-                <w:b/>
-                <w:color w:val="FFFFFF"/>
-              </w:rPr>
-              <w:t xml:space="preserve">Journeys</w:t>
-            </w:r>
-          </w:p>
-        </w:tc>
-        <w:tc>
-          <w:tcPr>
-            <w:shd w:val="clear" w:color="auto" w:fill="213368"/>
-          </w:tcPr>
-          <w:p>
-            <w:pPr>
-              <w:pStyle w:val="Compact"/>
-              <w:jc w:val="left"/>
-            </w:pPr>
-            <w:r>
-              <w:rPr>
-                <w:b/>
-                <w:color w:val="FFFFFF"/>
-              </w:rPr>
-              <w:t xml:space="preserve">Partners</w:t>
-            </w:r>
-          </w:p>
-        </w:tc>
-        <w:tc>
-          <w:tcPr>
-            <w:shd w:val="clear" w:color="auto" w:fill="213368"/>
-          </w:tcPr>
-          <w:p>
-            <w:pPr>
-              <w:pStyle w:val="Compact"/>
-              <w:jc w:val="left"/>
-            </w:pPr>
-            <w:r>
-              <w:rPr>
-                <w:b/>
-                <w:color w:val="FFFFFF"/>
-              </w:rPr>
-              <w:t xml:space="preserve">Rules</w:t>
-            </w:r>
-          </w:p>
-        </w:tc>
-        <w:tc>
-          <w:tcPr>
-            <w:shd w:val="clear" w:color="auto" w:fill="213368"/>
-          </w:tcPr>
-          <w:p>
-            <w:pPr>
-              <w:pStyle w:val="Compact"/>
-              <w:jc w:val="left"/>
-            </w:pPr>
-            <w:r>
-              <w:rPr>
-                <w:b/>
-                <w:color w:val="FFFFFF"/>
-              </w:rPr>
-              <w:t xml:space="preserve">DQ</w:t>
-            </w:r>
-          </w:p>
-        </w:tc>
-        <w:tc>
-          <w:tcPr>
-            <w:shd w:val="clear" w:color="auto" w:fill="213368"/>
-          </w:tcPr>
-          <w:p>
-            <w:pPr>
-              <w:pStyle w:val="Compact"/>
-              <w:jc w:val="left"/>
-            </w:pPr>
-            <w:r>
-              <w:rPr>
-                <w:b/>
-                <w:color w:val="FFFFFF"/>
-              </w:rPr>
-              <w:t xml:space="preserve">Audit</w:t>
-            </w:r>
-          </w:p>
-        </w:tc>
-        <w:tc>
-          <w:tcPr>
-            <w:shd w:val="clear" w:color="auto" w:fill="213368"/>
-          </w:tcPr>
-          <w:p>
-            <w:pPr>
-              <w:pStyle w:val="Compact"/>
-              <w:jc w:val="left"/>
-            </w:pPr>
-            <w:r>
-              <w:rPr>
-                <w:b/>
-                <w:color w:val="FFFFFF"/>
-              </w:rPr>
-              <w:t xml:space="preserve">Users</w:t>
-            </w:r>
-          </w:p>
-        </w:tc>
-        <w:tc>
-          <w:tcPr>
-            <w:shd w:val="clear" w:color="auto" w:fill="213368"/>
-          </w:tcPr>
-          <w:p>
-            <w:pPr>
-              <w:pStyle w:val="Compact"/>
-              <w:jc w:val="left"/>
-            </w:pPr>
-            <w:r>
-              <w:rPr>
-                <w:b/>
-                <w:color w:val="FFFFFF"/>
-              </w:rPr>
-              <w:t xml:space="preserve">Ops</w:t>
+                <w:sz w:val="18"/>
+              </w:rPr>
+              <w:t xml:space="preserve">Pages in the navigation</w:t>
             </w:r>
           </w:p>
         </w:tc>
@@ -1998,18 +2302,26 @@
           <w:p>
             <w:pPr>
               <w:pStyle w:val="Compact"/>
-              <w:jc w:val="left"/>
-            </w:pPr>
-            <w:r>
+              <w:spacing w:before="20" w:after="20"/>
+              <w:jc w:val="left"/>
+            </w:pPr>
+            <w:r>
+              <w:rPr>
+                <w:sz w:val="18"/>
+              </w:rPr>
               <w:t xml:space="preserve">admin (</w:t>
             </w:r>
             <w:r>
               <w:rPr>
                 <w:rStyle w:val="VerbatimChar"/>
+                <w:sz w:val="18"/>
               </w:rPr>
               <w:t xml:space="preserve">admin</w:t>
             </w:r>
             <w:r>
+              <w:rPr>
+                <w:sz w:val="18"/>
+              </w:rPr>
               <w:t xml:space="preserve">)</w:t>
             </w:r>
           </w:p>
@@ -2019,114 +2331,30 @@
           <w:p>
             <w:pPr>
               <w:pStyle w:val="Compact"/>
-              <w:jc w:val="left"/>
-            </w:pPr>
-            <w:r>
-              <w:t xml:space="preserve">✓</w:t>
-            </w:r>
-          </w:p>
-        </w:tc>
-        <w:tc>
-          <w:tcPr/>
-          <w:p>
-            <w:pPr>
-              <w:pStyle w:val="Compact"/>
-            </w:pPr>
-          </w:p>
-        </w:tc>
-        <w:tc>
-          <w:tcPr/>
-          <w:p>
-            <w:pPr>
-              <w:pStyle w:val="Compact"/>
-            </w:pPr>
-          </w:p>
-        </w:tc>
-        <w:tc>
-          <w:tcPr/>
-          <w:p>
-            <w:pPr>
-              <w:pStyle w:val="Compact"/>
-            </w:pPr>
-          </w:p>
-        </w:tc>
-        <w:tc>
-          <w:tcPr/>
-          <w:p>
-            <w:pPr>
-              <w:pStyle w:val="Compact"/>
-            </w:pPr>
-          </w:p>
-        </w:tc>
-        <w:tc>
-          <w:tcPr/>
-          <w:p>
-            <w:pPr>
-              <w:pStyle w:val="Compact"/>
-            </w:pPr>
-          </w:p>
-        </w:tc>
-        <w:tc>
-          <w:tcPr/>
-          <w:p>
-            <w:pPr>
-              <w:pStyle w:val="Compact"/>
-            </w:pPr>
-          </w:p>
-        </w:tc>
-        <w:tc>
-          <w:tcPr/>
-          <w:p>
-            <w:pPr>
-              <w:pStyle w:val="Compact"/>
-              <w:jc w:val="left"/>
-            </w:pPr>
-            <w:r>
-              <w:t xml:space="preserve">✓ (read)</w:t>
-            </w:r>
-          </w:p>
-        </w:tc>
-        <w:tc>
-          <w:tcPr/>
-          <w:p>
-            <w:pPr>
-              <w:pStyle w:val="Compact"/>
-            </w:pPr>
-          </w:p>
-        </w:tc>
-        <w:tc>
-          <w:tcPr/>
-          <w:p>
-            <w:pPr>
-              <w:pStyle w:val="Compact"/>
-              <w:jc w:val="left"/>
-            </w:pPr>
-            <w:r>
-              <w:t xml:space="preserve">✓</w:t>
-            </w:r>
-          </w:p>
-        </w:tc>
-        <w:tc>
-          <w:tcPr/>
-          <w:p>
-            <w:pPr>
-              <w:pStyle w:val="Compact"/>
-              <w:jc w:val="left"/>
-            </w:pPr>
-            <w:r>
-              <w:t xml:space="preserve">✓</w:t>
-            </w:r>
-          </w:p>
-        </w:tc>
-        <w:tc>
-          <w:tcPr/>
-          <w:p>
-            <w:pPr>
-              <w:pStyle w:val="Compact"/>
-              <w:jc w:val="left"/>
-            </w:pPr>
-            <w:r>
-              <w:t xml:space="preserve">✓</w:t>
+              <w:spacing w:before="20" w:after="20"/>
+              <w:jc w:val="left"/>
+            </w:pPr>
+            <w:r>
+              <w:rPr>
+                <w:sz w:val="18"/>
+              </w:rPr>
+              <w:t xml:space="preserve">Home</w:t>
+            </w:r>
+          </w:p>
+        </w:tc>
+        <w:tc>
+          <w:tcPr/>
+          <w:p>
+            <w:pPr>
+              <w:pStyle w:val="Compact"/>
+              <w:spacing w:before="20" w:after="20"/>
+              <w:jc w:val="left"/>
+            </w:pPr>
+            <w:r>
+              <w:rPr>
+                <w:sz w:val="18"/>
+              </w:rPr>
+              <w:t xml:space="preserve">Home, Rules studio (read), Audit, Users, Operations</w:t>
             </w:r>
           </w:p>
         </w:tc>
@@ -2137,18 +2365,26 @@
           <w:p>
             <w:pPr>
               <w:pStyle w:val="Compact"/>
-              <w:jc w:val="left"/>
-            </w:pPr>
-            <w:r>
+              <w:spacing w:before="20" w:after="20"/>
+              <w:jc w:val="left"/>
+            </w:pPr>
+            <w:r>
+              <w:rPr>
+                <w:sz w:val="18"/>
+              </w:rPr>
               <w:t xml:space="preserve">executive (</w:t>
             </w:r>
             <w:r>
               <w:rPr>
                 <w:rStyle w:val="VerbatimChar"/>
+                <w:sz w:val="18"/>
               </w:rPr>
               <w:t xml:space="preserve">exec</w:t>
             </w:r>
             <w:r>
+              <w:rPr>
+                <w:sz w:val="18"/>
+              </w:rPr>
               <w:t xml:space="preserve">)</w:t>
             </w:r>
           </w:p>
@@ -2158,99 +2394,31 @@
           <w:p>
             <w:pPr>
               <w:pStyle w:val="Compact"/>
-              <w:jc w:val="left"/>
-            </w:pPr>
-            <w:r>
-              <w:t xml:space="preserve">✓</w:t>
-            </w:r>
-          </w:p>
-        </w:tc>
-        <w:tc>
-          <w:tcPr/>
-          <w:p>
-            <w:pPr>
-              <w:pStyle w:val="Compact"/>
-            </w:pPr>
-          </w:p>
-        </w:tc>
-        <w:tc>
-          <w:tcPr/>
-          <w:p>
-            <w:pPr>
-              <w:pStyle w:val="Compact"/>
-            </w:pPr>
-          </w:p>
-        </w:tc>
-        <w:tc>
-          <w:tcPr/>
-          <w:p>
-            <w:pPr>
-              <w:pStyle w:val="Compact"/>
-            </w:pPr>
-          </w:p>
-        </w:tc>
-        <w:tc>
-          <w:tcPr/>
-          <w:p>
-            <w:pPr>
-              <w:pStyle w:val="Compact"/>
-            </w:pPr>
-          </w:p>
-        </w:tc>
-        <w:tc>
-          <w:tcPr/>
-          <w:p>
-            <w:pPr>
-              <w:pStyle w:val="Compact"/>
-            </w:pPr>
-          </w:p>
-        </w:tc>
-        <w:tc>
-          <w:tcPr/>
-          <w:p>
-            <w:pPr>
-              <w:pStyle w:val="Compact"/>
-            </w:pPr>
-          </w:p>
-        </w:tc>
-        <w:tc>
-          <w:tcPr/>
-          <w:p>
-            <w:pPr>
-              <w:pStyle w:val="Compact"/>
-            </w:pPr>
-          </w:p>
-        </w:tc>
-        <w:tc>
-          <w:tcPr/>
-          <w:p>
-            <w:pPr>
-              <w:pStyle w:val="Compact"/>
-            </w:pPr>
-          </w:p>
-        </w:tc>
-        <w:tc>
-          <w:tcPr/>
-          <w:p>
-            <w:pPr>
-              <w:pStyle w:val="Compact"/>
-            </w:pPr>
-          </w:p>
-        </w:tc>
-        <w:tc>
-          <w:tcPr/>
-          <w:p>
-            <w:pPr>
-              <w:pStyle w:val="Compact"/>
-            </w:pPr>
-          </w:p>
-        </w:tc>
-        <w:tc>
-          <w:tcPr/>
-          <w:p>
-            <w:pPr>
-              <w:pStyle w:val="Compact"/>
-            </w:pPr>
+              <w:spacing w:before="20" w:after="20"/>
+              <w:jc w:val="left"/>
+            </w:pPr>
+            <w:r>
+              <w:rPr>
+                <w:sz w:val="18"/>
+              </w:rPr>
+              <w:t xml:space="preserve">Home</w:t>
+            </w:r>
+          </w:p>
+        </w:tc>
+        <w:tc>
+          <w:tcPr/>
+          <w:p>
+            <w:pPr>
+              <w:pStyle w:val="Compact"/>
+              <w:spacing w:before="20" w:after="20"/>
+              <w:jc w:val="left"/>
+            </w:pPr>
+            <w:r>
+              <w:rPr>
+                <w:sz w:val="18"/>
+              </w:rPr>
+              <w:t xml:space="preserve">Home</w:t>
+            </w:r>
           </w:p>
         </w:tc>
       </w:tr>
@@ -2260,18 +2428,26 @@
           <w:p>
             <w:pPr>
               <w:pStyle w:val="Compact"/>
-              <w:jc w:val="left"/>
-            </w:pPr>
-            <w:r>
+              <w:spacing w:before="20" w:after="20"/>
+              <w:jc w:val="left"/>
+            </w:pPr>
+            <w:r>
+              <w:rPr>
+                <w:sz w:val="18"/>
+              </w:rPr>
               <w:t xml:space="preserve">campaign_manager (</w:t>
             </w:r>
             <w:r>
               <w:rPr>
                 <w:rStyle w:val="VerbatimChar"/>
+                <w:sz w:val="18"/>
               </w:rPr>
               <w:t xml:space="preserve">campaign</w:t>
             </w:r>
             <w:r>
+              <w:rPr>
+                <w:sz w:val="18"/>
+              </w:rPr>
               <w:t xml:space="preserve">)</w:t>
             </w:r>
           </w:p>
@@ -2281,119 +2457,31 @@
           <w:p>
             <w:pPr>
               <w:pStyle w:val="Compact"/>
-              <w:jc w:val="left"/>
-            </w:pPr>
-            <w:r>
-              <w:t xml:space="preserve">✓</w:t>
-            </w:r>
-          </w:p>
-        </w:tc>
-        <w:tc>
-          <w:tcPr/>
-          <w:p>
-            <w:pPr>
-              <w:pStyle w:val="Compact"/>
-              <w:jc w:val="left"/>
-            </w:pPr>
-            <w:r>
-              <w:t xml:space="preserve">✓ (read)</w:t>
-            </w:r>
-          </w:p>
-        </w:tc>
-        <w:tc>
-          <w:tcPr/>
-          <w:p>
-            <w:pPr>
-              <w:pStyle w:val="Compact"/>
-              <w:jc w:val="left"/>
-            </w:pPr>
-            <w:r>
-              <w:t xml:space="preserve">✓</w:t>
-            </w:r>
-          </w:p>
-        </w:tc>
-        <w:tc>
-          <w:tcPr/>
-          <w:p>
-            <w:pPr>
-              <w:pStyle w:val="Compact"/>
-              <w:jc w:val="left"/>
-            </w:pPr>
-            <w:r>
-              <w:t xml:space="preserve">✓</w:t>
-            </w:r>
-          </w:p>
-        </w:tc>
-        <w:tc>
-          <w:tcPr/>
-          <w:p>
-            <w:pPr>
-              <w:pStyle w:val="Compact"/>
-            </w:pPr>
-          </w:p>
-        </w:tc>
-        <w:tc>
-          <w:tcPr/>
-          <w:p>
-            <w:pPr>
-              <w:pStyle w:val="Compact"/>
-              <w:jc w:val="left"/>
-            </w:pPr>
-            <w:r>
-              <w:t xml:space="preserve">✓</w:t>
-            </w:r>
-          </w:p>
-        </w:tc>
-        <w:tc>
-          <w:tcPr/>
-          <w:p>
-            <w:pPr>
-              <w:pStyle w:val="Compact"/>
-            </w:pPr>
-          </w:p>
-        </w:tc>
-        <w:tc>
-          <w:tcPr/>
-          <w:p>
-            <w:pPr>
-              <w:pStyle w:val="Compact"/>
-              <w:jc w:val="left"/>
-            </w:pPr>
-            <w:r>
-              <w:t xml:space="preserve">✓ (read)</w:t>
-            </w:r>
-          </w:p>
-        </w:tc>
-        <w:tc>
-          <w:tcPr/>
-          <w:p>
-            <w:pPr>
-              <w:pStyle w:val="Compact"/>
-            </w:pPr>
-          </w:p>
-        </w:tc>
-        <w:tc>
-          <w:tcPr/>
-          <w:p>
-            <w:pPr>
-              <w:pStyle w:val="Compact"/>
-            </w:pPr>
-          </w:p>
-        </w:tc>
-        <w:tc>
-          <w:tcPr/>
-          <w:p>
-            <w:pPr>
-              <w:pStyle w:val="Compact"/>
-            </w:pPr>
-          </w:p>
-        </w:tc>
-        <w:tc>
-          <w:tcPr/>
-          <w:p>
-            <w:pPr>
-              <w:pStyle w:val="Compact"/>
-            </w:pPr>
+              <w:spacing w:before="20" w:after="20"/>
+              <w:jc w:val="left"/>
+            </w:pPr>
+            <w:r>
+              <w:rPr>
+                <w:sz w:val="18"/>
+              </w:rPr>
+              <w:t xml:space="preserve">Home</w:t>
+            </w:r>
+          </w:p>
+        </w:tc>
+        <w:tc>
+          <w:tcPr/>
+          <w:p>
+            <w:pPr>
+              <w:pStyle w:val="Compact"/>
+              <w:spacing w:before="20" w:after="20"/>
+              <w:jc w:val="left"/>
+            </w:pPr>
+            <w:r>
+              <w:rPr>
+                <w:sz w:val="18"/>
+              </w:rPr>
+              <w:t xml:space="preserve">Home, Telesales inbox (read), Leads, Voice bot, Journeys, Rules studio (read)</w:t>
+            </w:r>
           </w:p>
         </w:tc>
       </w:tr>
@@ -2403,30 +2491,45 @@
           <w:p>
             <w:pPr>
               <w:pStyle w:val="Compact"/>
-              <w:jc w:val="left"/>
-            </w:pPr>
-            <w:r>
+              <w:spacing w:before="20" w:after="20"/>
+              <w:jc w:val="left"/>
+            </w:pPr>
+            <w:r>
+              <w:rPr>
+                <w:sz w:val="18"/>
+              </w:rPr>
               <w:t xml:space="preserve">telesales_agent (</w:t>
             </w:r>
             <w:r>
               <w:rPr>
                 <w:rStyle w:val="VerbatimChar"/>
+                <w:sz w:val="18"/>
               </w:rPr>
               <w:t xml:space="preserve">agent.hn</w:t>
             </w:r>
             <w:r>
+              <w:rPr>
+                <w:sz w:val="18"/>
+              </w:rPr>
               <w:t xml:space="preserve">,</w:t>
             </w:r>
             <w:r>
+              <w:rPr>
+                <w:sz w:val="18"/>
+              </w:rPr>
               <w:t xml:space="preserve"> </w:t>
             </w:r>
             <w:r>
               <w:rPr>
                 <w:rStyle w:val="VerbatimChar"/>
+                <w:sz w:val="18"/>
               </w:rPr>
               <w:t xml:space="preserve">agent.hcm</w:t>
             </w:r>
             <w:r>
+              <w:rPr>
+                <w:sz w:val="18"/>
+              </w:rPr>
               <w:t xml:space="preserve">)</w:t>
             </w:r>
           </w:p>
@@ -2436,107 +2539,31 @@
           <w:p>
             <w:pPr>
               <w:pStyle w:val="Compact"/>
-            </w:pPr>
-          </w:p>
-        </w:tc>
-        <w:tc>
-          <w:tcPr/>
-          <w:p>
-            <w:pPr>
-              <w:pStyle w:val="Compact"/>
-              <w:jc w:val="left"/>
-            </w:pPr>
-            <w:r>
-              <w:t xml:space="preserve">✓ (lands here)</w:t>
-            </w:r>
-          </w:p>
-        </w:tc>
-        <w:tc>
-          <w:tcPr/>
-          <w:p>
-            <w:pPr>
-              <w:pStyle w:val="Compact"/>
-              <w:jc w:val="left"/>
-            </w:pPr>
-            <w:r>
-              <w:t xml:space="preserve">✓</w:t>
-            </w:r>
-          </w:p>
-        </w:tc>
-        <w:tc>
-          <w:tcPr/>
-          <w:p>
-            <w:pPr>
-              <w:pStyle w:val="Compact"/>
-              <w:jc w:val="left"/>
-            </w:pPr>
-            <w:r>
-              <w:t xml:space="preserve">✓</w:t>
-            </w:r>
-          </w:p>
-        </w:tc>
-        <w:tc>
-          <w:tcPr/>
-          <w:p>
-            <w:pPr>
-              <w:pStyle w:val="Compact"/>
-            </w:pPr>
-          </w:p>
-        </w:tc>
-        <w:tc>
-          <w:tcPr/>
-          <w:p>
-            <w:pPr>
-              <w:pStyle w:val="Compact"/>
-            </w:pPr>
-          </w:p>
-        </w:tc>
-        <w:tc>
-          <w:tcPr/>
-          <w:p>
-            <w:pPr>
-              <w:pStyle w:val="Compact"/>
-            </w:pPr>
-          </w:p>
-        </w:tc>
-        <w:tc>
-          <w:tcPr/>
-          <w:p>
-            <w:pPr>
-              <w:pStyle w:val="Compact"/>
-            </w:pPr>
-          </w:p>
-        </w:tc>
-        <w:tc>
-          <w:tcPr/>
-          <w:p>
-            <w:pPr>
-              <w:pStyle w:val="Compact"/>
-            </w:pPr>
-          </w:p>
-        </w:tc>
-        <w:tc>
-          <w:tcPr/>
-          <w:p>
-            <w:pPr>
-              <w:pStyle w:val="Compact"/>
-            </w:pPr>
-          </w:p>
-        </w:tc>
-        <w:tc>
-          <w:tcPr/>
-          <w:p>
-            <w:pPr>
-              <w:pStyle w:val="Compact"/>
-            </w:pPr>
-          </w:p>
-        </w:tc>
-        <w:tc>
-          <w:tcPr/>
-          <w:p>
-            <w:pPr>
-              <w:pStyle w:val="Compact"/>
-            </w:pPr>
+              <w:spacing w:before="20" w:after="20"/>
+              <w:jc w:val="left"/>
+            </w:pPr>
+            <w:r>
+              <w:rPr>
+                <w:sz w:val="18"/>
+              </w:rPr>
+              <w:t xml:space="preserve">Telesales inbox</w:t>
+            </w:r>
+          </w:p>
+        </w:tc>
+        <w:tc>
+          <w:tcPr/>
+          <w:p>
+            <w:pPr>
+              <w:pStyle w:val="Compact"/>
+              <w:spacing w:before="20" w:after="20"/>
+              <w:jc w:val="left"/>
+            </w:pPr>
+            <w:r>
+              <w:rPr>
+                <w:sz w:val="18"/>
+              </w:rPr>
+              <w:t xml:space="preserve">Telesales inbox, Leads, Voice bot</w:t>
+            </w:r>
           </w:p>
         </w:tc>
       </w:tr>
@@ -2546,18 +2573,26 @@
           <w:p>
             <w:pPr>
               <w:pStyle w:val="Compact"/>
-              <w:jc w:val="left"/>
-            </w:pPr>
-            <w:r>
+              <w:spacing w:before="20" w:after="20"/>
+              <w:jc w:val="left"/>
+            </w:pPr>
+            <w:r>
+              <w:rPr>
+                <w:sz w:val="18"/>
+              </w:rPr>
               <w:t xml:space="preserve">telesales_supervisor (</w:t>
             </w:r>
             <w:r>
               <w:rPr>
                 <w:rStyle w:val="VerbatimChar"/>
+                <w:sz w:val="18"/>
               </w:rPr>
               <w:t xml:space="preserve">supervisor</w:t>
             </w:r>
             <w:r>
+              <w:rPr>
+                <w:sz w:val="18"/>
+              </w:rPr>
               <w:t xml:space="preserve">)</w:t>
             </w:r>
           </w:p>
@@ -2567,111 +2602,31 @@
           <w:p>
             <w:pPr>
               <w:pStyle w:val="Compact"/>
-              <w:jc w:val="left"/>
-            </w:pPr>
-            <w:r>
-              <w:t xml:space="preserve">✓</w:t>
-            </w:r>
-          </w:p>
-        </w:tc>
-        <w:tc>
-          <w:tcPr/>
-          <w:p>
-            <w:pPr>
-              <w:pStyle w:val="Compact"/>
-              <w:jc w:val="left"/>
-            </w:pPr>
-            <w:r>
-              <w:t xml:space="preserve">✓</w:t>
-            </w:r>
-          </w:p>
-        </w:tc>
-        <w:tc>
-          <w:tcPr/>
-          <w:p>
-            <w:pPr>
-              <w:pStyle w:val="Compact"/>
-              <w:jc w:val="left"/>
-            </w:pPr>
-            <w:r>
-              <w:t xml:space="preserve">✓</w:t>
-            </w:r>
-          </w:p>
-        </w:tc>
-        <w:tc>
-          <w:tcPr/>
-          <w:p>
-            <w:pPr>
-              <w:pStyle w:val="Compact"/>
-              <w:jc w:val="left"/>
-            </w:pPr>
-            <w:r>
-              <w:t xml:space="preserve">✓</w:t>
-            </w:r>
-          </w:p>
-        </w:tc>
-        <w:tc>
-          <w:tcPr/>
-          <w:p>
-            <w:pPr>
-              <w:pStyle w:val="Compact"/>
-            </w:pPr>
-          </w:p>
-        </w:tc>
-        <w:tc>
-          <w:tcPr/>
-          <w:p>
-            <w:pPr>
-              <w:pStyle w:val="Compact"/>
-            </w:pPr>
-          </w:p>
-        </w:tc>
-        <w:tc>
-          <w:tcPr/>
-          <w:p>
-            <w:pPr>
-              <w:pStyle w:val="Compact"/>
-            </w:pPr>
-          </w:p>
-        </w:tc>
-        <w:tc>
-          <w:tcPr/>
-          <w:p>
-            <w:pPr>
-              <w:pStyle w:val="Compact"/>
-            </w:pPr>
-          </w:p>
-        </w:tc>
-        <w:tc>
-          <w:tcPr/>
-          <w:p>
-            <w:pPr>
-              <w:pStyle w:val="Compact"/>
-            </w:pPr>
-          </w:p>
-        </w:tc>
-        <w:tc>
-          <w:tcPr/>
-          <w:p>
-            <w:pPr>
-              <w:pStyle w:val="Compact"/>
-            </w:pPr>
-          </w:p>
-        </w:tc>
-        <w:tc>
-          <w:tcPr/>
-          <w:p>
-            <w:pPr>
-              <w:pStyle w:val="Compact"/>
-            </w:pPr>
-          </w:p>
-        </w:tc>
-        <w:tc>
-          <w:tcPr/>
-          <w:p>
-            <w:pPr>
-              <w:pStyle w:val="Compact"/>
-            </w:pPr>
+              <w:spacing w:before="20" w:after="20"/>
+              <w:jc w:val="left"/>
+            </w:pPr>
+            <w:r>
+              <w:rPr>
+                <w:sz w:val="18"/>
+              </w:rPr>
+              <w:t xml:space="preserve">Home</w:t>
+            </w:r>
+          </w:p>
+        </w:tc>
+        <w:tc>
+          <w:tcPr/>
+          <w:p>
+            <w:pPr>
+              <w:pStyle w:val="Compact"/>
+              <w:spacing w:before="20" w:after="20"/>
+              <w:jc w:val="left"/>
+            </w:pPr>
+            <w:r>
+              <w:rPr>
+                <w:sz w:val="18"/>
+              </w:rPr>
+              <w:t xml:space="preserve">Home, Telesales inbox, Leads, Voice bot</w:t>
+            </w:r>
           </w:p>
         </w:tc>
       </w:tr>
@@ -2681,18 +2636,26 @@
           <w:p>
             <w:pPr>
               <w:pStyle w:val="Compact"/>
-              <w:jc w:val="left"/>
-            </w:pPr>
-            <w:r>
+              <w:spacing w:before="20" w:after="20"/>
+              <w:jc w:val="left"/>
+            </w:pPr>
+            <w:r>
+              <w:rPr>
+                <w:sz w:val="18"/>
+              </w:rPr>
               <w:t xml:space="preserve">rule_author (</w:t>
             </w:r>
             <w:r>
               <w:rPr>
                 <w:rStyle w:val="VerbatimChar"/>
+                <w:sz w:val="18"/>
               </w:rPr>
               <w:t xml:space="preserve">author</w:t>
             </w:r>
             <w:r>
+              <w:rPr>
+                <w:sz w:val="18"/>
+              </w:rPr>
               <w:t xml:space="preserve">)</w:t>
             </w:r>
           </w:p>
@@ -2702,103 +2665,31 @@
           <w:p>
             <w:pPr>
               <w:pStyle w:val="Compact"/>
-              <w:jc w:val="left"/>
-            </w:pPr>
-            <w:r>
-              <w:t xml:space="preserve">✓</w:t>
-            </w:r>
-          </w:p>
-        </w:tc>
-        <w:tc>
-          <w:tcPr/>
-          <w:p>
-            <w:pPr>
-              <w:pStyle w:val="Compact"/>
-            </w:pPr>
-          </w:p>
-        </w:tc>
-        <w:tc>
-          <w:tcPr/>
-          <w:p>
-            <w:pPr>
-              <w:pStyle w:val="Compact"/>
-            </w:pPr>
-          </w:p>
-        </w:tc>
-        <w:tc>
-          <w:tcPr/>
-          <w:p>
-            <w:pPr>
-              <w:pStyle w:val="Compact"/>
-            </w:pPr>
-          </w:p>
-        </w:tc>
-        <w:tc>
-          <w:tcPr/>
-          <w:p>
-            <w:pPr>
-              <w:pStyle w:val="Compact"/>
-            </w:pPr>
-          </w:p>
-        </w:tc>
-        <w:tc>
-          <w:tcPr/>
-          <w:p>
-            <w:pPr>
-              <w:pStyle w:val="Compact"/>
-            </w:pPr>
-          </w:p>
-        </w:tc>
-        <w:tc>
-          <w:tcPr/>
-          <w:p>
-            <w:pPr>
-              <w:pStyle w:val="Compact"/>
-            </w:pPr>
-          </w:p>
-        </w:tc>
-        <w:tc>
-          <w:tcPr/>
-          <w:p>
-            <w:pPr>
-              <w:pStyle w:val="Compact"/>
-              <w:jc w:val="left"/>
-            </w:pPr>
-            <w:r>
-              <w:t xml:space="preserve">✓ (author)</w:t>
-            </w:r>
-          </w:p>
-        </w:tc>
-        <w:tc>
-          <w:tcPr/>
-          <w:p>
-            <w:pPr>
-              <w:pStyle w:val="Compact"/>
-            </w:pPr>
-          </w:p>
-        </w:tc>
-        <w:tc>
-          <w:tcPr/>
-          <w:p>
-            <w:pPr>
-              <w:pStyle w:val="Compact"/>
-            </w:pPr>
-          </w:p>
-        </w:tc>
-        <w:tc>
-          <w:tcPr/>
-          <w:p>
-            <w:pPr>
-              <w:pStyle w:val="Compact"/>
-            </w:pPr>
-          </w:p>
-        </w:tc>
-        <w:tc>
-          <w:tcPr/>
-          <w:p>
-            <w:pPr>
-              <w:pStyle w:val="Compact"/>
-            </w:pPr>
+              <w:spacing w:before="20" w:after="20"/>
+              <w:jc w:val="left"/>
+            </w:pPr>
+            <w:r>
+              <w:rPr>
+                <w:sz w:val="18"/>
+              </w:rPr>
+              <w:t xml:space="preserve">Home</w:t>
+            </w:r>
+          </w:p>
+        </w:tc>
+        <w:tc>
+          <w:tcPr/>
+          <w:p>
+            <w:pPr>
+              <w:pStyle w:val="Compact"/>
+              <w:spacing w:before="20" w:after="20"/>
+              <w:jc w:val="left"/>
+            </w:pPr>
+            <w:r>
+              <w:rPr>
+                <w:sz w:val="18"/>
+              </w:rPr>
+              <w:t xml:space="preserve">Home, Rules studio (author)</w:t>
+            </w:r>
           </w:p>
         </w:tc>
       </w:tr>
@@ -2808,18 +2699,26 @@
           <w:p>
             <w:pPr>
               <w:pStyle w:val="Compact"/>
-              <w:jc w:val="left"/>
-            </w:pPr>
-            <w:r>
+              <w:spacing w:before="20" w:after="20"/>
+              <w:jc w:val="left"/>
+            </w:pPr>
+            <w:r>
+              <w:rPr>
+                <w:sz w:val="18"/>
+              </w:rPr>
               <w:t xml:space="preserve">rule_approver (</w:t>
             </w:r>
             <w:r>
               <w:rPr>
                 <w:rStyle w:val="VerbatimChar"/>
+                <w:sz w:val="18"/>
               </w:rPr>
               <w:t xml:space="preserve">approver</w:t>
             </w:r>
             <w:r>
+              <w:rPr>
+                <w:sz w:val="18"/>
+              </w:rPr>
               <w:t xml:space="preserve">)</w:t>
             </w:r>
           </w:p>
@@ -2829,107 +2728,31 @@
           <w:p>
             <w:pPr>
               <w:pStyle w:val="Compact"/>
-              <w:jc w:val="left"/>
-            </w:pPr>
-            <w:r>
-              <w:t xml:space="preserve">✓</w:t>
-            </w:r>
-          </w:p>
-        </w:tc>
-        <w:tc>
-          <w:tcPr/>
-          <w:p>
-            <w:pPr>
-              <w:pStyle w:val="Compact"/>
-            </w:pPr>
-          </w:p>
-        </w:tc>
-        <w:tc>
-          <w:tcPr/>
-          <w:p>
-            <w:pPr>
-              <w:pStyle w:val="Compact"/>
-            </w:pPr>
-          </w:p>
-        </w:tc>
-        <w:tc>
-          <w:tcPr/>
-          <w:p>
-            <w:pPr>
-              <w:pStyle w:val="Compact"/>
-            </w:pPr>
-          </w:p>
-        </w:tc>
-        <w:tc>
-          <w:tcPr/>
-          <w:p>
-            <w:pPr>
-              <w:pStyle w:val="Compact"/>
-            </w:pPr>
-          </w:p>
-        </w:tc>
-        <w:tc>
-          <w:tcPr/>
-          <w:p>
-            <w:pPr>
-              <w:pStyle w:val="Compact"/>
-            </w:pPr>
-          </w:p>
-        </w:tc>
-        <w:tc>
-          <w:tcPr/>
-          <w:p>
-            <w:pPr>
-              <w:pStyle w:val="Compact"/>
-            </w:pPr>
-          </w:p>
-        </w:tc>
-        <w:tc>
-          <w:tcPr/>
-          <w:p>
-            <w:pPr>
-              <w:pStyle w:val="Compact"/>
-              <w:jc w:val="left"/>
-            </w:pPr>
-            <w:r>
-              <w:t xml:space="preserve">✓ (approve)</w:t>
-            </w:r>
-          </w:p>
-        </w:tc>
-        <w:tc>
-          <w:tcPr/>
-          <w:p>
-            <w:pPr>
-              <w:pStyle w:val="Compact"/>
-            </w:pPr>
-          </w:p>
-        </w:tc>
-        <w:tc>
-          <w:tcPr/>
-          <w:p>
-            <w:pPr>
-              <w:pStyle w:val="Compact"/>
-              <w:jc w:val="left"/>
-            </w:pPr>
-            <w:r>
-              <w:t xml:space="preserve">✓</w:t>
-            </w:r>
-          </w:p>
-        </w:tc>
-        <w:tc>
-          <w:tcPr/>
-          <w:p>
-            <w:pPr>
-              <w:pStyle w:val="Compact"/>
-            </w:pPr>
-          </w:p>
-        </w:tc>
-        <w:tc>
-          <w:tcPr/>
-          <w:p>
-            <w:pPr>
-              <w:pStyle w:val="Compact"/>
-            </w:pPr>
+              <w:spacing w:before="20" w:after="20"/>
+              <w:jc w:val="left"/>
+            </w:pPr>
+            <w:r>
+              <w:rPr>
+                <w:sz w:val="18"/>
+              </w:rPr>
+              <w:t xml:space="preserve">Home</w:t>
+            </w:r>
+          </w:p>
+        </w:tc>
+        <w:tc>
+          <w:tcPr/>
+          <w:p>
+            <w:pPr>
+              <w:pStyle w:val="Compact"/>
+              <w:spacing w:before="20" w:after="20"/>
+              <w:jc w:val="left"/>
+            </w:pPr>
+            <w:r>
+              <w:rPr>
+                <w:sz w:val="18"/>
+              </w:rPr>
+              <w:t xml:space="preserve">Home, Rules studio (approve), Audit</w:t>
+            </w:r>
           </w:p>
         </w:tc>
       </w:tr>
@@ -2939,18 +2762,26 @@
           <w:p>
             <w:pPr>
               <w:pStyle w:val="Compact"/>
-              <w:jc w:val="left"/>
-            </w:pPr>
-            <w:r>
+              <w:spacing w:before="20" w:after="20"/>
+              <w:jc w:val="left"/>
+            </w:pPr>
+            <w:r>
+              <w:rPr>
+                <w:sz w:val="18"/>
+              </w:rPr>
               <w:t xml:space="preserve">compliance_officer (</w:t>
             </w:r>
             <w:r>
               <w:rPr>
                 <w:rStyle w:val="VerbatimChar"/>
+                <w:sz w:val="18"/>
               </w:rPr>
               <w:t xml:space="preserve">compliance</w:t>
             </w:r>
             <w:r>
+              <w:rPr>
+                <w:sz w:val="18"/>
+              </w:rPr>
               <w:t xml:space="preserve">)</w:t>
             </w:r>
           </w:p>
@@ -2960,107 +2791,31 @@
           <w:p>
             <w:pPr>
               <w:pStyle w:val="Compact"/>
-              <w:jc w:val="left"/>
-            </w:pPr>
-            <w:r>
-              <w:t xml:space="preserve">✓</w:t>
-            </w:r>
-          </w:p>
-        </w:tc>
-        <w:tc>
-          <w:tcPr/>
-          <w:p>
-            <w:pPr>
-              <w:pStyle w:val="Compact"/>
-            </w:pPr>
-          </w:p>
-        </w:tc>
-        <w:tc>
-          <w:tcPr/>
-          <w:p>
-            <w:pPr>
-              <w:pStyle w:val="Compact"/>
-            </w:pPr>
-          </w:p>
-        </w:tc>
-        <w:tc>
-          <w:tcPr/>
-          <w:p>
-            <w:pPr>
-              <w:pStyle w:val="Compact"/>
-            </w:pPr>
-          </w:p>
-        </w:tc>
-        <w:tc>
-          <w:tcPr/>
-          <w:p>
-            <w:pPr>
-              <w:pStyle w:val="Compact"/>
-            </w:pPr>
-          </w:p>
-        </w:tc>
-        <w:tc>
-          <w:tcPr/>
-          <w:p>
-            <w:pPr>
-              <w:pStyle w:val="Compact"/>
-            </w:pPr>
-          </w:p>
-        </w:tc>
-        <w:tc>
-          <w:tcPr/>
-          <w:p>
-            <w:pPr>
-              <w:pStyle w:val="Compact"/>
-            </w:pPr>
-          </w:p>
-        </w:tc>
-        <w:tc>
-          <w:tcPr/>
-          <w:p>
-            <w:pPr>
-              <w:pStyle w:val="Compact"/>
-              <w:jc w:val="left"/>
-            </w:pPr>
-            <w:r>
-              <w:t xml:space="preserve">✓ (approve)</w:t>
-            </w:r>
-          </w:p>
-        </w:tc>
-        <w:tc>
-          <w:tcPr/>
-          <w:p>
-            <w:pPr>
-              <w:pStyle w:val="Compact"/>
-            </w:pPr>
-          </w:p>
-        </w:tc>
-        <w:tc>
-          <w:tcPr/>
-          <w:p>
-            <w:pPr>
-              <w:pStyle w:val="Compact"/>
-              <w:jc w:val="left"/>
-            </w:pPr>
-            <w:r>
-              <w:t xml:space="preserve">✓ (+DSAR)</w:t>
-            </w:r>
-          </w:p>
-        </w:tc>
-        <w:tc>
-          <w:tcPr/>
-          <w:p>
-            <w:pPr>
-              <w:pStyle w:val="Compact"/>
-            </w:pPr>
-          </w:p>
-        </w:tc>
-        <w:tc>
-          <w:tcPr/>
-          <w:p>
-            <w:pPr>
-              <w:pStyle w:val="Compact"/>
-            </w:pPr>
+              <w:spacing w:before="20" w:after="20"/>
+              <w:jc w:val="left"/>
+            </w:pPr>
+            <w:r>
+              <w:rPr>
+                <w:sz w:val="18"/>
+              </w:rPr>
+              <w:t xml:space="preserve">Home</w:t>
+            </w:r>
+          </w:p>
+        </w:tc>
+        <w:tc>
+          <w:tcPr/>
+          <w:p>
+            <w:pPr>
+              <w:pStyle w:val="Compact"/>
+              <w:spacing w:before="20" w:after="20"/>
+              <w:jc w:val="left"/>
+            </w:pPr>
+            <w:r>
+              <w:rPr>
+                <w:sz w:val="18"/>
+              </w:rPr>
+              <w:t xml:space="preserve">Home, Rules studio (approve, including restricted kinds), Audit</w:t>
+            </w:r>
           </w:p>
         </w:tc>
       </w:tr>
@@ -3070,18 +2825,26 @@
           <w:p>
             <w:pPr>
               <w:pStyle w:val="Compact"/>
-              <w:jc w:val="left"/>
-            </w:pPr>
-            <w:r>
+              <w:spacing w:before="20" w:after="20"/>
+              <w:jc w:val="left"/>
+            </w:pPr>
+            <w:r>
+              <w:rPr>
+                <w:sz w:val="18"/>
+              </w:rPr>
               <w:t xml:space="preserve">data_steward (</w:t>
             </w:r>
             <w:r>
               <w:rPr>
                 <w:rStyle w:val="VerbatimChar"/>
+                <w:sz w:val="18"/>
               </w:rPr>
               <w:t xml:space="preserve">steward</w:t>
             </w:r>
             <w:r>
+              <w:rPr>
+                <w:sz w:val="18"/>
+              </w:rPr>
               <w:t xml:space="preserve">)</w:t>
             </w:r>
           </w:p>
@@ -3091,107 +2854,31 @@
           <w:p>
             <w:pPr>
               <w:pStyle w:val="Compact"/>
-              <w:jc w:val="left"/>
-            </w:pPr>
-            <w:r>
-              <w:t xml:space="preserve">✓</w:t>
-            </w:r>
-          </w:p>
-        </w:tc>
-        <w:tc>
-          <w:tcPr/>
-          <w:p>
-            <w:pPr>
-              <w:pStyle w:val="Compact"/>
-            </w:pPr>
-          </w:p>
-        </w:tc>
-        <w:tc>
-          <w:tcPr/>
-          <w:p>
-            <w:pPr>
-              <w:pStyle w:val="Compact"/>
-              <w:jc w:val="left"/>
-            </w:pPr>
-            <w:r>
-              <w:t xml:space="preserve">✓</w:t>
-            </w:r>
-          </w:p>
-        </w:tc>
-        <w:tc>
-          <w:tcPr/>
-          <w:p>
-            <w:pPr>
-              <w:pStyle w:val="Compact"/>
-            </w:pPr>
-          </w:p>
-        </w:tc>
-        <w:tc>
-          <w:tcPr/>
-          <w:p>
-            <w:pPr>
-              <w:pStyle w:val="Compact"/>
-            </w:pPr>
-          </w:p>
-        </w:tc>
-        <w:tc>
-          <w:tcPr/>
-          <w:p>
-            <w:pPr>
-              <w:pStyle w:val="Compact"/>
-            </w:pPr>
-          </w:p>
-        </w:tc>
-        <w:tc>
-          <w:tcPr/>
-          <w:p>
-            <w:pPr>
-              <w:pStyle w:val="Compact"/>
-            </w:pPr>
-          </w:p>
-        </w:tc>
-        <w:tc>
-          <w:tcPr/>
-          <w:p>
-            <w:pPr>
-              <w:pStyle w:val="Compact"/>
-            </w:pPr>
-          </w:p>
-        </w:tc>
-        <w:tc>
-          <w:tcPr/>
-          <w:p>
-            <w:pPr>
-              <w:pStyle w:val="Compact"/>
-              <w:jc w:val="left"/>
-            </w:pPr>
-            <w:r>
-              <w:t xml:space="preserve">✓</w:t>
-            </w:r>
-          </w:p>
-        </w:tc>
-        <w:tc>
-          <w:tcPr/>
-          <w:p>
-            <w:pPr>
-              <w:pStyle w:val="Compact"/>
-            </w:pPr>
-          </w:p>
-        </w:tc>
-        <w:tc>
-          <w:tcPr/>
-          <w:p>
-            <w:pPr>
-              <w:pStyle w:val="Compact"/>
-            </w:pPr>
-          </w:p>
-        </w:tc>
-        <w:tc>
-          <w:tcPr/>
-          <w:p>
-            <w:pPr>
-              <w:pStyle w:val="Compact"/>
-            </w:pPr>
+              <w:spacing w:before="20" w:after="20"/>
+              <w:jc w:val="left"/>
+            </w:pPr>
+            <w:r>
+              <w:rPr>
+                <w:sz w:val="18"/>
+              </w:rPr>
+              <w:t xml:space="preserve">Home</w:t>
+            </w:r>
+          </w:p>
+        </w:tc>
+        <w:tc>
+          <w:tcPr/>
+          <w:p>
+            <w:pPr>
+              <w:pStyle w:val="Compact"/>
+              <w:spacing w:before="20" w:after="20"/>
+              <w:jc w:val="left"/>
+            </w:pPr>
+            <w:r>
+              <w:rPr>
+                <w:sz w:val="18"/>
+              </w:rPr>
+              <w:t xml:space="preserve">Home, Leads, Data quality</w:t>
+            </w:r>
           </w:p>
         </w:tc>
       </w:tr>
@@ -3201,18 +2888,26 @@
           <w:p>
             <w:pPr>
               <w:pStyle w:val="Compact"/>
-              <w:jc w:val="left"/>
-            </w:pPr>
-            <w:r>
+              <w:spacing w:before="20" w:after="20"/>
+              <w:jc w:val="left"/>
+            </w:pPr>
+            <w:r>
+              <w:rPr>
+                <w:sz w:val="18"/>
+              </w:rPr>
               <w:t xml:space="preserve">claims_handler (</w:t>
             </w:r>
             <w:r>
               <w:rPr>
                 <w:rStyle w:val="VerbatimChar"/>
+                <w:sz w:val="18"/>
               </w:rPr>
               <w:t xml:space="preserve">claims</w:t>
             </w:r>
             <w:r>
+              <w:rPr>
+                <w:sz w:val="18"/>
+              </w:rPr>
               <w:t xml:space="preserve">)</w:t>
             </w:r>
           </w:p>
@@ -3222,99 +2917,31 @@
           <w:p>
             <w:pPr>
               <w:pStyle w:val="Compact"/>
-            </w:pPr>
-          </w:p>
-        </w:tc>
-        <w:tc>
-          <w:tcPr/>
-          <w:p>
-            <w:pPr>
-              <w:pStyle w:val="Compact"/>
-            </w:pPr>
-          </w:p>
-        </w:tc>
-        <w:tc>
-          <w:tcPr/>
-          <w:p>
-            <w:pPr>
-              <w:pStyle w:val="Compact"/>
-            </w:pPr>
-          </w:p>
-        </w:tc>
-        <w:tc>
-          <w:tcPr/>
-          <w:p>
-            <w:pPr>
-              <w:pStyle w:val="Compact"/>
-            </w:pPr>
-          </w:p>
-        </w:tc>
-        <w:tc>
-          <w:tcPr/>
-          <w:p>
-            <w:pPr>
-              <w:pStyle w:val="Compact"/>
-              <w:jc w:val="left"/>
-            </w:pPr>
-            <w:r>
-              <w:t xml:space="preserve">✓ (lands here)</w:t>
-            </w:r>
-          </w:p>
-        </w:tc>
-        <w:tc>
-          <w:tcPr/>
-          <w:p>
-            <w:pPr>
-              <w:pStyle w:val="Compact"/>
-            </w:pPr>
-          </w:p>
-        </w:tc>
-        <w:tc>
-          <w:tcPr/>
-          <w:p>
-            <w:pPr>
-              <w:pStyle w:val="Compact"/>
-            </w:pPr>
-          </w:p>
-        </w:tc>
-        <w:tc>
-          <w:tcPr/>
-          <w:p>
-            <w:pPr>
-              <w:pStyle w:val="Compact"/>
-            </w:pPr>
-          </w:p>
-        </w:tc>
-        <w:tc>
-          <w:tcPr/>
-          <w:p>
-            <w:pPr>
-              <w:pStyle w:val="Compact"/>
-            </w:pPr>
-          </w:p>
-        </w:tc>
-        <w:tc>
-          <w:tcPr/>
-          <w:p>
-            <w:pPr>
-              <w:pStyle w:val="Compact"/>
-            </w:pPr>
-          </w:p>
-        </w:tc>
-        <w:tc>
-          <w:tcPr/>
-          <w:p>
-            <w:pPr>
-              <w:pStyle w:val="Compact"/>
-            </w:pPr>
-          </w:p>
-        </w:tc>
-        <w:tc>
-          <w:tcPr/>
-          <w:p>
-            <w:pPr>
-              <w:pStyle w:val="Compact"/>
-            </w:pPr>
+              <w:spacing w:before="20" w:after="20"/>
+              <w:jc w:val="left"/>
+            </w:pPr>
+            <w:r>
+              <w:rPr>
+                <w:sz w:val="18"/>
+              </w:rPr>
+              <w:t xml:space="preserve">Claims</w:t>
+            </w:r>
+          </w:p>
+        </w:tc>
+        <w:tc>
+          <w:tcPr/>
+          <w:p>
+            <w:pPr>
+              <w:pStyle w:val="Compact"/>
+              <w:spacing w:before="20" w:after="20"/>
+              <w:jc w:val="left"/>
+            </w:pPr>
+            <w:r>
+              <w:rPr>
+                <w:sz w:val="18"/>
+              </w:rPr>
+              <w:t xml:space="preserve">Claims</w:t>
+            </w:r>
           </w:p>
         </w:tc>
       </w:tr>
@@ -3324,18 +2951,26 @@
           <w:p>
             <w:pPr>
               <w:pStyle w:val="Compact"/>
-              <w:jc w:val="left"/>
-            </w:pPr>
-            <w:r>
+              <w:spacing w:before="20" w:after="20"/>
+              <w:jc w:val="left"/>
+            </w:pPr>
+            <w:r>
+              <w:rPr>
+                <w:sz w:val="18"/>
+              </w:rPr>
               <w:t xml:space="preserve">partner_manager (</w:t>
             </w:r>
             <w:r>
               <w:rPr>
                 <w:rStyle w:val="VerbatimChar"/>
+                <w:sz w:val="18"/>
               </w:rPr>
               <w:t xml:space="preserve">partners</w:t>
             </w:r>
             <w:r>
+              <w:rPr>
+                <w:sz w:val="18"/>
+              </w:rPr>
               <w:t xml:space="preserve">)</w:t>
             </w:r>
           </w:p>
@@ -3345,103 +2980,31 @@
           <w:p>
             <w:pPr>
               <w:pStyle w:val="Compact"/>
-              <w:jc w:val="left"/>
-            </w:pPr>
-            <w:r>
-              <w:t xml:space="preserve">✓</w:t>
-            </w:r>
-          </w:p>
-        </w:tc>
-        <w:tc>
-          <w:tcPr/>
-          <w:p>
-            <w:pPr>
-              <w:pStyle w:val="Compact"/>
-            </w:pPr>
-          </w:p>
-        </w:tc>
-        <w:tc>
-          <w:tcPr/>
-          <w:p>
-            <w:pPr>
-              <w:pStyle w:val="Compact"/>
-            </w:pPr>
-          </w:p>
-        </w:tc>
-        <w:tc>
-          <w:tcPr/>
-          <w:p>
-            <w:pPr>
-              <w:pStyle w:val="Compact"/>
-            </w:pPr>
-          </w:p>
-        </w:tc>
-        <w:tc>
-          <w:tcPr/>
-          <w:p>
-            <w:pPr>
-              <w:pStyle w:val="Compact"/>
-            </w:pPr>
-          </w:p>
-        </w:tc>
-        <w:tc>
-          <w:tcPr/>
-          <w:p>
-            <w:pPr>
-              <w:pStyle w:val="Compact"/>
-            </w:pPr>
-          </w:p>
-        </w:tc>
-        <w:tc>
-          <w:tcPr/>
-          <w:p>
-            <w:pPr>
-              <w:pStyle w:val="Compact"/>
-              <w:jc w:val="left"/>
-            </w:pPr>
-            <w:r>
-              <w:t xml:space="preserve">✓</w:t>
-            </w:r>
-          </w:p>
-        </w:tc>
-        <w:tc>
-          <w:tcPr/>
-          <w:p>
-            <w:pPr>
-              <w:pStyle w:val="Compact"/>
-            </w:pPr>
-          </w:p>
-        </w:tc>
-        <w:tc>
-          <w:tcPr/>
-          <w:p>
-            <w:pPr>
-              <w:pStyle w:val="Compact"/>
-            </w:pPr>
-          </w:p>
-        </w:tc>
-        <w:tc>
-          <w:tcPr/>
-          <w:p>
-            <w:pPr>
-              <w:pStyle w:val="Compact"/>
-            </w:pPr>
-          </w:p>
-        </w:tc>
-        <w:tc>
-          <w:tcPr/>
-          <w:p>
-            <w:pPr>
-              <w:pStyle w:val="Compact"/>
-            </w:pPr>
-          </w:p>
-        </w:tc>
-        <w:tc>
-          <w:tcPr/>
-          <w:p>
-            <w:pPr>
-              <w:pStyle w:val="Compact"/>
-            </w:pPr>
+              <w:spacing w:before="20" w:after="20"/>
+              <w:jc w:val="left"/>
+            </w:pPr>
+            <w:r>
+              <w:rPr>
+                <w:sz w:val="18"/>
+              </w:rPr>
+              <w:t xml:space="preserve">Home</w:t>
+            </w:r>
+          </w:p>
+        </w:tc>
+        <w:tc>
+          <w:tcPr/>
+          <w:p>
+            <w:pPr>
+              <w:pStyle w:val="Compact"/>
+              <w:spacing w:before="20" w:after="20"/>
+              <w:jc w:val="left"/>
+            </w:pPr>
+            <w:r>
+              <w:rPr>
+                <w:sz w:val="18"/>
+              </w:rPr>
+              <w:t xml:space="preserve">Home, Partners</w:t>
+            </w:r>
           </w:p>
         </w:tc>
       </w:tr>
@@ -3451,18 +3014,26 @@
           <w:p>
             <w:pPr>
               <w:pStyle w:val="Compact"/>
-              <w:jc w:val="left"/>
-            </w:pPr>
-            <w:r>
+              <w:spacing w:before="20" w:after="20"/>
+              <w:jc w:val="left"/>
+            </w:pPr>
+            <w:r>
+              <w:rPr>
+                <w:sz w:val="18"/>
+              </w:rPr>
               <w:t xml:space="preserve">auditor (</w:t>
             </w:r>
             <w:r>
               <w:rPr>
                 <w:rStyle w:val="VerbatimChar"/>
+                <w:sz w:val="18"/>
               </w:rPr>
               <w:t xml:space="preserve">auditor</w:t>
             </w:r>
             <w:r>
+              <w:rPr>
+                <w:sz w:val="18"/>
+              </w:rPr>
               <w:t xml:space="preserve">)</w:t>
             </w:r>
           </w:p>
@@ -3472,107 +3043,31 @@
           <w:p>
             <w:pPr>
               <w:pStyle w:val="Compact"/>
-              <w:jc w:val="left"/>
-            </w:pPr>
-            <w:r>
-              <w:t xml:space="preserve">✓</w:t>
-            </w:r>
-          </w:p>
-        </w:tc>
-        <w:tc>
-          <w:tcPr/>
-          <w:p>
-            <w:pPr>
-              <w:pStyle w:val="Compact"/>
-            </w:pPr>
-          </w:p>
-        </w:tc>
-        <w:tc>
-          <w:tcPr/>
-          <w:p>
-            <w:pPr>
-              <w:pStyle w:val="Compact"/>
-            </w:pPr>
-          </w:p>
-        </w:tc>
-        <w:tc>
-          <w:tcPr/>
-          <w:p>
-            <w:pPr>
-              <w:pStyle w:val="Compact"/>
-            </w:pPr>
-          </w:p>
-        </w:tc>
-        <w:tc>
-          <w:tcPr/>
-          <w:p>
-            <w:pPr>
-              <w:pStyle w:val="Compact"/>
-            </w:pPr>
-          </w:p>
-        </w:tc>
-        <w:tc>
-          <w:tcPr/>
-          <w:p>
-            <w:pPr>
-              <w:pStyle w:val="Compact"/>
-            </w:pPr>
-          </w:p>
-        </w:tc>
-        <w:tc>
-          <w:tcPr/>
-          <w:p>
-            <w:pPr>
-              <w:pStyle w:val="Compact"/>
-            </w:pPr>
-          </w:p>
-        </w:tc>
-        <w:tc>
-          <w:tcPr/>
-          <w:p>
-            <w:pPr>
-              <w:pStyle w:val="Compact"/>
-              <w:jc w:val="left"/>
-            </w:pPr>
-            <w:r>
-              <w:t xml:space="preserve">✓ (read)</w:t>
-            </w:r>
-          </w:p>
-        </w:tc>
-        <w:tc>
-          <w:tcPr/>
-          <w:p>
-            <w:pPr>
-              <w:pStyle w:val="Compact"/>
-            </w:pPr>
-          </w:p>
-        </w:tc>
-        <w:tc>
-          <w:tcPr/>
-          <w:p>
-            <w:pPr>
-              <w:pStyle w:val="Compact"/>
-              <w:jc w:val="left"/>
-            </w:pPr>
-            <w:r>
-              <w:t xml:space="preserve">✓</w:t>
-            </w:r>
-          </w:p>
-        </w:tc>
-        <w:tc>
-          <w:tcPr/>
-          <w:p>
-            <w:pPr>
-              <w:pStyle w:val="Compact"/>
-            </w:pPr>
-          </w:p>
-        </w:tc>
-        <w:tc>
-          <w:tcPr/>
-          <w:p>
-            <w:pPr>
-              <w:pStyle w:val="Compact"/>
-            </w:pPr>
+              <w:spacing w:before="20" w:after="20"/>
+              <w:jc w:val="left"/>
+            </w:pPr>
+            <w:r>
+              <w:rPr>
+                <w:sz w:val="18"/>
+              </w:rPr>
+              <w:t xml:space="preserve">Home</w:t>
+            </w:r>
+          </w:p>
+        </w:tc>
+        <w:tc>
+          <w:tcPr/>
+          <w:p>
+            <w:pPr>
+              <w:pStyle w:val="Compact"/>
+              <w:spacing w:before="20" w:after="20"/>
+              <w:jc w:val="left"/>
+            </w:pPr>
+            <w:r>
+              <w:rPr>
+                <w:sz w:val="18"/>
+              </w:rPr>
+              <w:t xml:space="preserve">Home, Rules studio (read), Audit</w:t>
+            </w:r>
           </w:p>
         </w:tc>
       </w:tr>
@@ -3582,18 +3077,26 @@
           <w:p>
             <w:pPr>
               <w:pStyle w:val="Compact"/>
-              <w:jc w:val="left"/>
-            </w:pPr>
-            <w:r>
+              <w:spacing w:before="20" w:after="20"/>
+              <w:jc w:val="left"/>
+            </w:pPr>
+            <w:r>
+              <w:rPr>
+                <w:sz w:val="18"/>
+              </w:rPr>
               <w:t xml:space="preserve">support_engineer (</w:t>
             </w:r>
             <w:r>
               <w:rPr>
                 <w:rStyle w:val="VerbatimChar"/>
+                <w:sz w:val="18"/>
               </w:rPr>
               <w:t xml:space="preserve">support</w:t>
             </w:r>
             <w:r>
+              <w:rPr>
+                <w:sz w:val="18"/>
+              </w:rPr>
               <w:t xml:space="preserve">)</w:t>
             </w:r>
           </w:p>
@@ -3603,98 +3106,30 @@
           <w:p>
             <w:pPr>
               <w:pStyle w:val="Compact"/>
-            </w:pPr>
-          </w:p>
-        </w:tc>
-        <w:tc>
-          <w:tcPr/>
-          <w:p>
-            <w:pPr>
-              <w:pStyle w:val="Compact"/>
-            </w:pPr>
-          </w:p>
-        </w:tc>
-        <w:tc>
-          <w:tcPr/>
-          <w:p>
-            <w:pPr>
-              <w:pStyle w:val="Compact"/>
-            </w:pPr>
-          </w:p>
-        </w:tc>
-        <w:tc>
-          <w:tcPr/>
-          <w:p>
-            <w:pPr>
-              <w:pStyle w:val="Compact"/>
-            </w:pPr>
-          </w:p>
-        </w:tc>
-        <w:tc>
-          <w:tcPr/>
-          <w:p>
-            <w:pPr>
-              <w:pStyle w:val="Compact"/>
-            </w:pPr>
-          </w:p>
-        </w:tc>
-        <w:tc>
-          <w:tcPr/>
-          <w:p>
-            <w:pPr>
-              <w:pStyle w:val="Compact"/>
-            </w:pPr>
-          </w:p>
-        </w:tc>
-        <w:tc>
-          <w:tcPr/>
-          <w:p>
-            <w:pPr>
-              <w:pStyle w:val="Compact"/>
-            </w:pPr>
-          </w:p>
-        </w:tc>
-        <w:tc>
-          <w:tcPr/>
-          <w:p>
-            <w:pPr>
-              <w:pStyle w:val="Compact"/>
-            </w:pPr>
-          </w:p>
-        </w:tc>
-        <w:tc>
-          <w:tcPr/>
-          <w:p>
-            <w:pPr>
-              <w:pStyle w:val="Compact"/>
-            </w:pPr>
-          </w:p>
-        </w:tc>
-        <w:tc>
-          <w:tcPr/>
-          <w:p>
-            <w:pPr>
-              <w:pStyle w:val="Compact"/>
-            </w:pPr>
-          </w:p>
-        </w:tc>
-        <w:tc>
-          <w:tcPr/>
-          <w:p>
-            <w:pPr>
-              <w:pStyle w:val="Compact"/>
-            </w:pPr>
-          </w:p>
-        </w:tc>
-        <w:tc>
-          <w:tcPr/>
-          <w:p>
-            <w:pPr>
-              <w:pStyle w:val="Compact"/>
-              <w:jc w:val="left"/>
-            </w:pPr>
-            <w:r>
-              <w:t xml:space="preserve">✓ (lands here)</w:t>
+              <w:spacing w:before="20" w:after="20"/>
+              <w:jc w:val="left"/>
+            </w:pPr>
+            <w:r>
+              <w:rPr>
+                <w:sz w:val="18"/>
+              </w:rPr>
+              <w:t xml:space="preserve">Operations</w:t>
+            </w:r>
+          </w:p>
+        </w:tc>
+        <w:tc>
+          <w:tcPr/>
+          <w:p>
+            <w:pPr>
+              <w:pStyle w:val="Compact"/>
+              <w:spacing w:before="20" w:after="20"/>
+              <w:jc w:val="left"/>
+            </w:pPr>
+            <w:r>
+              <w:rPr>
+                <w:sz w:val="18"/>
+              </w:rPr>
+              <w:t xml:space="preserve">Operations</w:t>
             </w:r>
           </w:p>
         </w:tc>
@@ -3705,7 +3140,7 @@
         <w:pStyle w:val="BodyText"/>
       </w:pPr>
       <w:r>
-        <w:t xml:space="preserve">Customer 360 has no menu entry. It opens from Leads, the Telesales inbox, Data quality or a search, for roles with</w:t>
+        <w:t xml:space="preserve">Customer 360 has no menu entry. It opens from Leads, the Telesales inbox, Data quality or Journeys, for roles with</w:t>
       </w:r>
       <w:r>
         <w:t xml:space="preserve"> </w:t>
@@ -3754,7 +3189,7 @@
       <w:r>
         <w:drawing>
           <wp:inline>
-            <wp:extent cx="6119999" cy="2382428"/>
+            <wp:extent cx="6119999" cy="2277514"/>
             <wp:effectExtent b="0" l="0" r="0" t="0"/>
             <wp:docPr descr="" title="" id="27" name="Picture"/>
             <a:graphic>
@@ -3775,7 +3210,7 @@
                   <pic:spPr bwMode="auto">
                     <a:xfrm>
                       <a:off x="0" y="0"/>
-                      <a:ext cx="6119999" cy="2382428"/>
+                      <a:ext cx="6119999" cy="2277514"/>
                     </a:xfrm>
                     <a:prstGeom prst="rect">
                       <a:avLst/>
@@ -3818,7 +3253,7 @@
         <w:t xml:space="preserve">/verify/&lt;certNo&gt;</w:t>
       </w:r>
       <w:r>
-        <w:t xml:space="preserve">) is public, has no sign-in and shows no personal data. It shows valid or not valid, status, certificate number, product,</w:t>
+        <w:t xml:space="preserve">) is public, has no sign-in and shows no personal data. It shows the status (in force, issued and starting later, expired or not valid), certificate number, product,</w:t>
       </w:r>
       <w:r>
         <w:t xml:space="preserve"> </w:t>
@@ -3831,7 +3266,10 @@
         <w:t xml:space="preserve">masked plate</w:t>
       </w:r>
       <w:r>
-        <w:t xml:space="preserve">, insurer, start and end dates (</w:t>
+        <w:t xml:space="preserve"> </w:t>
+      </w:r>
+      <w:r>
+        <w:t xml:space="preserve">and validity dates (</w:t>
       </w:r>
       <w:r>
         <w:rPr>
@@ -3900,7 +3338,7 @@
       <w:r>
         <w:drawing>
           <wp:inline>
-            <wp:extent cx="6119999" cy="2837057"/>
+            <wp:extent cx="6119999" cy="3064371"/>
             <wp:effectExtent b="0" l="0" r="0" t="0"/>
             <wp:docPr descr="" title="" id="31" name="Picture"/>
             <a:graphic>
@@ -3921,7 +3359,7 @@
                   <pic:spPr bwMode="auto">
                     <a:xfrm>
                       <a:off x="0" y="0"/>
-                      <a:ext cx="6119999" cy="2837057"/>
+                      <a:ext cx="6119999" cy="3064371"/>
                     </a:xfrm>
                     <a:prstGeom prst="rect">
                       <a:avLst/>
@@ -3964,12 +3402,14 @@
           <w:p>
             <w:pPr>
               <w:pStyle w:val="Compact"/>
+              <w:spacing w:before="20" w:after="20"/>
               <w:jc w:val="left"/>
             </w:pPr>
             <w:r>
               <w:rPr>
                 <w:b/>
                 <w:color w:val="FFFFFF"/>
+                <w:sz w:val="18"/>
               </w:rPr>
               <w:t xml:space="preserve">Step</w:t>
             </w:r>
@@ -3982,12 +3422,14 @@
           <w:p>
             <w:pPr>
               <w:pStyle w:val="Compact"/>
+              <w:spacing w:before="20" w:after="20"/>
               <w:jc w:val="left"/>
             </w:pPr>
             <w:r>
               <w:rPr>
                 <w:b/>
                 <w:color w:val="FFFFFF"/>
+                <w:sz w:val="18"/>
               </w:rPr>
               <w:t xml:space="preserve">Taps</w:t>
             </w:r>
@@ -4000,12 +3442,14 @@
           <w:p>
             <w:pPr>
               <w:pStyle w:val="Compact"/>
+              <w:spacing w:before="20" w:after="20"/>
               <w:jc w:val="left"/>
             </w:pPr>
             <w:r>
               <w:rPr>
                 <w:b/>
                 <w:color w:val="FFFFFF"/>
+                <w:sz w:val="18"/>
               </w:rPr>
               <w:t xml:space="preserve">What the customer sees</w:t>
             </w:r>
@@ -4018,21 +3462,31 @@
           <w:p>
             <w:pPr>
               <w:pStyle w:val="Compact"/>
-              <w:jc w:val="left"/>
-            </w:pPr>
-            <w:r>
+              <w:spacing w:before="20" w:after="20"/>
+              <w:jc w:val="left"/>
+            </w:pPr>
+            <w:r>
+              <w:rPr>
+                <w:sz w:val="18"/>
+              </w:rPr>
               <w:t xml:space="preserve">Open link</w:t>
             </w:r>
           </w:p>
         </w:tc>
         <w:tc>
-          <w:tcPr/>
-          <w:p>
-            <w:pPr>
-              <w:pStyle w:val="Compact"/>
-              <w:jc w:val="left"/>
-            </w:pPr>
-            <w:r>
+          <w:tcPr>
+            <w:noWrap/>
+          </w:tcPr>
+          <w:p>
+            <w:pPr>
+              <w:pStyle w:val="Compact"/>
+              <w:spacing w:before="20" w:after="20"/>
+              <w:jc w:val="left"/>
+            </w:pPr>
+            <w:r>
+              <w:rPr>
+                <w:sz w:val="18"/>
+              </w:rPr>
               <w:t xml:space="preserve">0</w:t>
             </w:r>
           </w:p>
@@ -4042,10 +3496,14 @@
           <w:p>
             <w:pPr>
               <w:pStyle w:val="Compact"/>
-              <w:jc w:val="left"/>
-            </w:pPr>
-            <w:r>
-              <w:t xml:space="preserve">Cover status card with plate, expiry, days left, one primary button</w:t>
+              <w:spacing w:before="20" w:after="20"/>
+              <w:jc w:val="left"/>
+            </w:pPr>
+            <w:r>
+              <w:rPr>
+                <w:sz w:val="18"/>
+              </w:rPr>
+              <w:t xml:space="preserve">Cover status card with plate, expiry, days left and one primary button</w:t>
             </w:r>
           </w:p>
         </w:tc>
@@ -4056,21 +3514,31 @@
           <w:p>
             <w:pPr>
               <w:pStyle w:val="Compact"/>
-              <w:jc w:val="left"/>
-            </w:pPr>
-            <w:r>
+              <w:spacing w:before="20" w:after="20"/>
+              <w:jc w:val="left"/>
+            </w:pPr>
+            <w:r>
+              <w:rPr>
+                <w:sz w:val="18"/>
+              </w:rPr>
               <w:t xml:space="preserve">"Gia hạn ngay"</w:t>
             </w:r>
           </w:p>
         </w:tc>
         <w:tc>
-          <w:tcPr/>
-          <w:p>
-            <w:pPr>
-              <w:pStyle w:val="Compact"/>
-              <w:jc w:val="left"/>
-            </w:pPr>
-            <w:r>
+          <w:tcPr>
+            <w:noWrap/>
+          </w:tcPr>
+          <w:p>
+            <w:pPr>
+              <w:pStyle w:val="Compact"/>
+              <w:spacing w:before="20" w:after="20"/>
+              <w:jc w:val="left"/>
+            </w:pPr>
+            <w:r>
+              <w:rPr>
+                <w:sz w:val="18"/>
+              </w:rPr>
               <w:t xml:space="preserve">1</w:t>
             </w:r>
           </w:p>
@@ -4080,10 +3548,22 @@
           <w:p>
             <w:pPr>
               <w:pStyle w:val="Compact"/>
-              <w:jc w:val="left"/>
-            </w:pPr>
-            <w:r>
-              <w:t xml:space="preserve">Review card: product (Bảo hiểm TNDS bắt buộc ô tô), period (starts the day after current expiry), premium incl. VAT ("Phí theo quy định Nhà nước, giống mọi nơi"), up to 3 benefits, optional add-on toggles</w:t>
+              <w:spacing w:before="20" w:after="20"/>
+              <w:jc w:val="left"/>
+            </w:pPr>
+            <w:r>
+              <w:rPr>
+                <w:bCs/>
+                <w:b/>
+                <w:sz w:val="18"/>
+              </w:rPr>
+              <w:t xml:space="preserve">Chọn bảo hiểm</w:t>
+            </w:r>
+            <w:r>
+              <w:rPr>
+                <w:sz w:val="18"/>
+              </w:rPr>
+              <w:t xml:space="preserve">: Bảo hiểm TNDS bắt buộc (selected), term (1–3 years), optional add-ons</w:t>
             </w:r>
           </w:p>
         </w:tc>
@@ -4094,21 +3574,31 @@
           <w:p>
             <w:pPr>
               <w:pStyle w:val="Compact"/>
-              <w:jc w:val="left"/>
-            </w:pPr>
-            <w:r>
-              <w:t xml:space="preserve">"Thanh toán bằng ví VETC"</w:t>
-            </w:r>
-          </w:p>
-        </w:tc>
-        <w:tc>
-          <w:tcPr/>
-          <w:p>
-            <w:pPr>
-              <w:pStyle w:val="Compact"/>
-              <w:jc w:val="left"/>
-            </w:pPr>
-            <w:r>
+              <w:spacing w:before="20" w:after="20"/>
+              <w:jc w:val="left"/>
+            </w:pPr>
+            <w:r>
+              <w:rPr>
+                <w:sz w:val="18"/>
+              </w:rPr>
+              <w:t xml:space="preserve">"Xem phí"</w:t>
+            </w:r>
+          </w:p>
+        </w:tc>
+        <w:tc>
+          <w:tcPr>
+            <w:noWrap/>
+          </w:tcPr>
+          <w:p>
+            <w:pPr>
+              <w:pStyle w:val="Compact"/>
+              <w:spacing w:before="20" w:after="20"/>
+              <w:jc w:val="left"/>
+            </w:pPr>
+            <w:r>
+              <w:rPr>
+                <w:sz w:val="18"/>
+              </w:rPr>
               <w:t xml:space="preserve">2</w:t>
             </w:r>
           </w:p>
@@ -4118,10 +3608,22 @@
           <w:p>
             <w:pPr>
               <w:pStyle w:val="Compact"/>
-              <w:jc w:val="left"/>
-            </w:pPr>
-            <w:r>
-              <w:t xml:space="preserve">Payment progress</w:t>
+              <w:spacing w:before="20" w:after="20"/>
+              <w:jc w:val="left"/>
+            </w:pPr>
+            <w:r>
+              <w:rPr>
+                <w:bCs/>
+                <w:b/>
+                <w:sz w:val="18"/>
+              </w:rPr>
+              <w:t xml:space="preserve">Kiểm tra thông tin</w:t>
+            </w:r>
+            <w:r>
+              <w:rPr>
+                <w:sz w:val="18"/>
+              </w:rPr>
+              <w:t xml:space="preserve">: product, period (starts the day after current expiry), total incl. VAT, included benefits</w:t>
             </w:r>
           </w:p>
         </w:tc>
@@ -4132,21 +3634,31 @@
           <w:p>
             <w:pPr>
               <w:pStyle w:val="Compact"/>
-              <w:jc w:val="left"/>
-            </w:pPr>
-            <w:r>
-              <w:t xml:space="preserve">Wallet confirmation (VETC app, production)</w:t>
-            </w:r>
-          </w:p>
-        </w:tc>
-        <w:tc>
-          <w:tcPr/>
-          <w:p>
-            <w:pPr>
-              <w:pStyle w:val="Compact"/>
-              <w:jc w:val="left"/>
-            </w:pPr>
-            <w:r>
+              <w:spacing w:before="20" w:after="20"/>
+              <w:jc w:val="left"/>
+            </w:pPr>
+            <w:r>
+              <w:rPr>
+                <w:sz w:val="18"/>
+              </w:rPr>
+              <w:t xml:space="preserve">"Thanh toán bằng ví VETC"</w:t>
+            </w:r>
+          </w:p>
+        </w:tc>
+        <w:tc>
+          <w:tcPr>
+            <w:noWrap/>
+          </w:tcPr>
+          <w:p>
+            <w:pPr>
+              <w:pStyle w:val="Compact"/>
+              <w:spacing w:before="20" w:after="20"/>
+              <w:jc w:val="left"/>
+            </w:pPr>
+            <w:r>
+              <w:rPr>
+                <w:sz w:val="18"/>
+              </w:rPr>
               <w:t xml:space="preserve">3</w:t>
             </w:r>
           </w:p>
@@ -4156,10 +3668,14 @@
           <w:p>
             <w:pPr>
               <w:pStyle w:val="Compact"/>
-              <w:jc w:val="left"/>
-            </w:pPr>
-            <w:r>
-              <w:t xml:space="preserve">E-certificate with QR, "Đã cấp giấy chứng nhận", "Lưu vào ứng dụng"</w:t>
+              <w:spacing w:before="20" w:after="20"/>
+              <w:jc w:val="left"/>
+            </w:pPr>
+            <w:r>
+              <w:rPr>
+                <w:sz w:val="18"/>
+              </w:rPr>
+              <w:t xml:space="preserve">Payment, then "🎉 Thành công!" with the e-certificate and QR code. In production the VETC wallet adds its own confirmation step.</w:t>
             </w:r>
           </w:p>
         </w:tc>
@@ -4180,7 +3696,7 @@
         <w:t xml:space="preserve"> </w:t>
       </w:r>
       <w:r>
-        <w:t xml:space="preserve">(accident cover per seat): +1 toggle tap on the review card, for</w:t>
+        <w:t xml:space="preserve">(accident cover per seat): +1 tap on the option, for</w:t>
       </w:r>
       <w:r>
         <w:t xml:space="preserve"> </w:t>
@@ -4196,7 +3712,7 @@
         <w:t xml:space="preserve"> </w:t>
       </w:r>
       <w:r>
-        <w:t xml:space="preserve">total. Physical damage shows a quote (sum insured input); binding in production goes through the inspection flow, so it is not part of the one-tap path.</w:t>
+        <w:t xml:space="preserve">total. Physical damage shows a quote (vehicle value input); payment is blocked until a TASCO assessor records the inspection, so it is not part of the one-tap path.</w:t>
       </w:r>
     </w:p>
     <w:p>
@@ -4208,16 +3724,70 @@
           <w:bCs/>
           <w:b/>
         </w:rPr>
+        <w:t xml:space="preserve">Quote sent by an agent:</w:t>
+      </w:r>
+      <w:r>
+        <w:t xml:space="preserve"> </w:t>
+      </w:r>
+      <w:r>
+        <w:t xml:space="preserve">after a telesales call, the quote appears at the top of Home under</w:t>
+      </w:r>
+      <w:r>
+        <w:t xml:space="preserve"> </w:t>
+      </w:r>
+      <w:r>
+        <w:rPr>
+          <w:bCs/>
+          <w:b/>
+        </w:rPr>
+        <w:t xml:space="preserve">Báo giá chờ bạn xác nhận</w:t>
+      </w:r>
+      <w:r>
+        <w:t xml:space="preserve">. One tap on</w:t>
+      </w:r>
+      <w:r>
+        <w:t xml:space="preserve"> </w:t>
+      </w:r>
+      <w:r>
+        <w:rPr>
+          <w:bCs/>
+          <w:b/>
+        </w:rPr>
+        <w:t xml:space="preserve">Xác nhận &amp; thanh toán bằng ví VETC</w:t>
+      </w:r>
+      <w:r>
+        <w:t xml:space="preserve"> </w:t>
+      </w:r>
+      <w:r>
+        <w:t xml:space="preserve">pays and issues it (</w:t>
+      </w:r>
+      <w:r>
+        <w:rPr>
+          <w:bCs/>
+          <w:b/>
+        </w:rPr>
+        <w:t xml:space="preserve">1 tap</w:t>
+      </w:r>
+      <w:r>
+        <w:t xml:space="preserve">).</w:t>
+      </w:r>
+    </w:p>
+    <w:p>
+      <w:pPr>
+        <w:pStyle w:val="BodyText"/>
+      </w:pPr>
+      <w:r>
+        <w:rPr>
+          <w:bCs/>
+          <w:b/>
+        </w:rPr>
         <w:t xml:space="preserve">If expiry is uncertain</w:t>
       </w:r>
       <w:r>
         <w:t xml:space="preserve"> </w:t>
       </w:r>
       <w:r>
-        <w:t xml:space="preserve">(confidence &lt; 0.75,</w:t>
-      </w:r>
-      <w:r>
-        <w:t xml:space="preserve"> </w:t>
+        <w:t xml:space="preserve">(</w:t>
       </w:r>
       <w:r>
         <w:rPr>
@@ -4226,7 +3796,23 @@
         <w:t xml:space="preserve">needsConfirmation</w:t>
       </w:r>
       <w:r>
-        <w:t xml:space="preserve">): the cover card first asks "Ngày hết hạn bảo hiểm hiện tại của bạn là 05/11/2026?", with [Đúng] / [Sửa ngày]. Confirming is 1 tap and repairs the data (</w:t>
+        <w:t xml:space="preserve">): Home shows "Giúp chúng tôi nhắc đúng hạn: xác nhận ngày hết hạn (chỉ 10 giây)". The customer opens the link, enters the date and insurer and taps</w:t>
+      </w:r>
+      <w:r>
+        <w:t xml:space="preserve"> </w:t>
+      </w:r>
+      <w:r>
+        <w:rPr>
+          <w:bCs/>
+          <w:b/>
+        </w:rPr>
+        <w:t xml:space="preserve">Lưu</w:t>
+      </w:r>
+      <w:r>
+        <w:t xml:space="preserve"> </w:t>
+      </w:r>
+      <w:r>
+        <w:t xml:space="preserve">(2 taps). This repairs the data (</w:t>
       </w:r>
       <w:r>
         <w:rPr>
@@ -4239,13 +3825,13 @@
       </w:r>
     </w:p>
     <w:bookmarkEnd w:id="33"/>
-    <w:bookmarkStart w:id="34" w:name="Xd319abef3a73200b9c9d418c863b3c6f83cdc28"/>
+    <w:bookmarkStart w:id="34" w:name="X8c3d9b8231f2c4aa80aedfe27ace074fb8cd814"/>
     <w:p>
       <w:pPr>
         <w:pStyle w:val="Heading3"/>
       </w:pPr>
       <w:r>
-        <w:t xml:space="preserve">3.2 Telesales agent: claim → call → quote → issue (or send link)</w:t>
+        <w:t xml:space="preserve">3.2 Telesales agent: claim → call → quote → send to the customer</w:t>
       </w:r>
     </w:p>
     <w:tbl>
@@ -4273,12 +3859,14 @@
           <w:p>
             <w:pPr>
               <w:pStyle w:val="Compact"/>
+              <w:spacing w:before="20" w:after="20"/>
               <w:jc w:val="left"/>
             </w:pPr>
             <w:r>
               <w:rPr>
                 <w:b/>
                 <w:color w:val="FFFFFF"/>
+                <w:sz w:val="18"/>
               </w:rPr>
               <w:t xml:space="preserve">#</w:t>
             </w:r>
@@ -4291,12 +3879,14 @@
           <w:p>
             <w:pPr>
               <w:pStyle w:val="Compact"/>
+              <w:spacing w:before="20" w:after="20"/>
               <w:jc w:val="left"/>
             </w:pPr>
             <w:r>
               <w:rPr>
                 <w:b/>
                 <w:color w:val="FFFFFF"/>
+                <w:sz w:val="18"/>
               </w:rPr>
               <w:t xml:space="preserve">Action</w:t>
             </w:r>
@@ -4309,12 +3899,14 @@
           <w:p>
             <w:pPr>
               <w:pStyle w:val="Compact"/>
+              <w:spacing w:before="20" w:after="20"/>
               <w:jc w:val="left"/>
             </w:pPr>
             <w:r>
               <w:rPr>
                 <w:b/>
                 <w:color w:val="FFFFFF"/>
+                <w:sz w:val="18"/>
               </w:rPr>
               <w:t xml:space="preserve">Clicks</w:t>
             </w:r>
@@ -4327,12 +3919,14 @@
           <w:p>
             <w:pPr>
               <w:pStyle w:val="Compact"/>
+              <w:spacing w:before="20" w:after="20"/>
               <w:jc w:val="left"/>
             </w:pPr>
             <w:r>
               <w:rPr>
                 <w:b/>
                 <w:color w:val="FFFFFF"/>
+                <w:sz w:val="18"/>
               </w:rPr>
               <w:t xml:space="preserve">Notes</w:t>
             </w:r>
@@ -4341,13 +3935,19 @@
       </w:tr>
       <w:tr>
         <w:tc>
-          <w:tcPr/>
-          <w:p>
-            <w:pPr>
-              <w:pStyle w:val="Compact"/>
-              <w:jc w:val="left"/>
-            </w:pPr>
-            <w:r>
+          <w:tcPr>
+            <w:noWrap/>
+          </w:tcPr>
+          <w:p>
+            <w:pPr>
+              <w:pStyle w:val="Compact"/>
+              <w:spacing w:before="20" w:after="20"/>
+              <w:jc w:val="left"/>
+            </w:pPr>
+            <w:r>
+              <w:rPr>
+                <w:sz w:val="18"/>
+              </w:rPr>
               <w:t xml:space="preserve">1</w:t>
             </w:r>
           </w:p>
@@ -4357,21 +3957,31 @@
           <w:p>
             <w:pPr>
               <w:pStyle w:val="Compact"/>
-              <w:jc w:val="left"/>
-            </w:pPr>
-            <w:r>
+              <w:spacing w:before="20" w:after="20"/>
+              <w:jc w:val="left"/>
+            </w:pPr>
+            <w:r>
+              <w:rPr>
+                <w:sz w:val="18"/>
+              </w:rPr>
               <w:t xml:space="preserve">Open Telesales inbox (landing page for agents)</w:t>
             </w:r>
           </w:p>
         </w:tc>
         <w:tc>
-          <w:tcPr/>
-          <w:p>
-            <w:pPr>
-              <w:pStyle w:val="Compact"/>
-              <w:jc w:val="left"/>
-            </w:pPr>
-            <w:r>
+          <w:tcPr>
+            <w:noWrap/>
+          </w:tcPr>
+          <w:p>
+            <w:pPr>
+              <w:pStyle w:val="Compact"/>
+              <w:spacing w:before="20" w:after="20"/>
+              <w:jc w:val="left"/>
+            </w:pPr>
+            <w:r>
+              <w:rPr>
+                <w:sz w:val="18"/>
+              </w:rPr>
               <w:t xml:space="preserve">0</w:t>
             </w:r>
           </w:p>
@@ -4381,23 +3991,33 @@
           <w:p>
             <w:pPr>
               <w:pStyle w:val="Compact"/>
-              <w:jc w:val="left"/>
-            </w:pPr>
-            <w:r>
-              <w:t xml:space="preserve">Open handoffs in the agent's region, newest first, hot first</w:t>
+              <w:spacing w:before="20" w:after="20"/>
+              <w:jc w:val="left"/>
+            </w:pPr>
+            <w:r>
+              <w:rPr>
+                <w:sz w:val="18"/>
+              </w:rPr>
+              <w:t xml:space="preserve">Open handoffs in the agent's region</w:t>
             </w:r>
           </w:p>
         </w:tc>
       </w:tr>
       <w:tr>
         <w:tc>
-          <w:tcPr/>
-          <w:p>
-            <w:pPr>
-              <w:pStyle w:val="Compact"/>
-              <w:jc w:val="left"/>
-            </w:pPr>
-            <w:r>
+          <w:tcPr>
+            <w:noWrap/>
+          </w:tcPr>
+          <w:p>
+            <w:pPr>
+              <w:pStyle w:val="Compact"/>
+              <w:spacing w:before="20" w:after="20"/>
+              <w:jc w:val="left"/>
+            </w:pPr>
+            <w:r>
+              <w:rPr>
+                <w:sz w:val="18"/>
+              </w:rPr>
               <w:t xml:space="preserve">2</w:t>
             </w:r>
           </w:p>
@@ -4407,69 +4027,100 @@
           <w:p>
             <w:pPr>
               <w:pStyle w:val="Compact"/>
-              <w:jc w:val="left"/>
-            </w:pPr>
+              <w:spacing w:before="20" w:after="20"/>
+              <w:jc w:val="left"/>
+            </w:pPr>
+            <w:r>
+              <w:rPr>
+                <w:sz w:val="18"/>
+              </w:rPr>
+              <w:t xml:space="preserve">Select the handoff row, then</w:t>
+            </w:r>
+            <w:r>
+              <w:rPr>
+                <w:sz w:val="18"/>
+              </w:rPr>
+              <w:t xml:space="preserve"> </w:t>
+            </w:r>
             <w:r>
               <w:rPr>
                 <w:bCs/>
                 <w:b/>
+                <w:sz w:val="18"/>
               </w:rPr>
               <w:t xml:space="preserve">Claim</w:t>
             </w:r>
-            <w:r>
+          </w:p>
+        </w:tc>
+        <w:tc>
+          <w:tcPr>
+            <w:noWrap/>
+          </w:tcPr>
+          <w:p>
+            <w:pPr>
+              <w:pStyle w:val="Compact"/>
+              <w:spacing w:before="20" w:after="20"/>
+              <w:jc w:val="left"/>
+            </w:pPr>
+            <w:r>
+              <w:rPr>
+                <w:sz w:val="18"/>
+              </w:rPr>
+              <w:t xml:space="preserve">2</w:t>
+            </w:r>
+          </w:p>
+        </w:tc>
+        <w:tc>
+          <w:tcPr/>
+          <w:p>
+            <w:pPr>
+              <w:pStyle w:val="Compact"/>
+              <w:spacing w:before="20" w:after="20"/>
+              <w:jc w:val="left"/>
+            </w:pPr>
+            <w:r>
+              <w:rPr>
+                <w:sz w:val="18"/>
+              </w:rPr>
+              <w:t xml:space="preserve">Status</w:t>
+            </w:r>
+            <w:r>
+              <w:rPr>
+                <w:sz w:val="18"/>
+              </w:rPr>
               <w:t xml:space="preserve"> </w:t>
             </w:r>
             <w:r>
-              <w:t xml:space="preserve">on the handoff card</w:t>
-            </w:r>
-          </w:p>
-        </w:tc>
-        <w:tc>
-          <w:tcPr/>
-          <w:p>
-            <w:pPr>
-              <w:pStyle w:val="Compact"/>
-              <w:jc w:val="left"/>
-            </w:pPr>
-            <w:r>
-              <w:t xml:space="preserve">1</w:t>
-            </w:r>
-          </w:p>
-        </w:tc>
-        <w:tc>
-          <w:tcPr/>
-          <w:p>
-            <w:pPr>
-              <w:pStyle w:val="Compact"/>
-              <w:jc w:val="left"/>
-            </w:pPr>
-            <w:r>
-              <w:t xml:space="preserve">Status</w:t>
-            </w:r>
-            <w:r>
-              <w:t xml:space="preserve"> </w:t>
-            </w:r>
-            <w:r>
               <w:rPr>
                 <w:rStyle w:val="VerbatimChar"/>
+                <w:sz w:val="18"/>
               </w:rPr>
               <w:t xml:space="preserve">open → claimed</w:t>
             </w:r>
             <w:r>
-              <w:t xml:space="preserve">, assigned to the agent. Card shows talking points, trust/price flags, verified plate.</w:t>
+              <w:rPr>
+                <w:sz w:val="18"/>
+              </w:rPr>
+              <w:t xml:space="preserve">, assigned to the agent. The detail shows talking points, trust and price flags, verified plate.</w:t>
             </w:r>
           </w:p>
         </w:tc>
       </w:tr>
       <w:tr>
         <w:tc>
-          <w:tcPr/>
-          <w:p>
-            <w:pPr>
-              <w:pStyle w:val="Compact"/>
-              <w:jc w:val="left"/>
-            </w:pPr>
-            <w:r>
+          <w:tcPr>
+            <w:noWrap/>
+          </w:tcPr>
+          <w:p>
+            <w:pPr>
+              <w:pStyle w:val="Compact"/>
+              <w:spacing w:before="20" w:after="20"/>
+              <w:jc w:val="left"/>
+            </w:pPr>
+            <w:r>
+              <w:rPr>
+                <w:sz w:val="18"/>
+              </w:rPr>
               <w:t xml:space="preserve">3</w:t>
             </w:r>
           </w:p>
@@ -4479,43 +4130,87 @@
           <w:p>
             <w:pPr>
               <w:pStyle w:val="Compact"/>
+              <w:spacing w:before="20" w:after="20"/>
               <w:jc w:val="left"/>
             </w:pPr>
             <w:r>
               <w:rPr>
                 <w:bCs/>
                 <w:b/>
-              </w:rPr>
-              <w:t xml:space="preserve">Open customer</w:t>
-            </w:r>
-            <w:r>
+                <w:sz w:val="18"/>
+              </w:rPr>
+              <w:t xml:space="preserve">Quote &amp; issue →</w:t>
+            </w:r>
+            <w:r>
+              <w:rPr>
+                <w:sz w:val="18"/>
+              </w:rPr>
               <w:t xml:space="preserve"> </w:t>
             </w:r>
             <w:r>
-              <w:t xml:space="preserve">(Customer 360)</w:t>
-            </w:r>
-          </w:p>
-        </w:tc>
-        <w:tc>
-          <w:tcPr/>
-          <w:p>
-            <w:pPr>
-              <w:pStyle w:val="Compact"/>
-              <w:jc w:val="left"/>
-            </w:pPr>
-            <w:r>
-              <w:t xml:space="preserve">2</w:t>
-            </w:r>
-          </w:p>
-        </w:tc>
-        <w:tc>
-          <w:tcPr/>
-          <w:p>
-            <w:pPr>
-              <w:pStyle w:val="Compact"/>
-              <w:jc w:val="left"/>
-            </w:pPr>
-            <w:r>
+              <w:rPr>
+                <w:sz w:val="18"/>
+              </w:rPr>
+              <w:t xml:space="preserve">(Customer 360), then the</w:t>
+            </w:r>
+            <w:r>
+              <w:rPr>
+                <w:sz w:val="18"/>
+              </w:rPr>
+              <w:t xml:space="preserve"> </w:t>
+            </w:r>
+            <w:r>
+              <w:rPr>
+                <w:bCs/>
+                <w:b/>
+                <w:sz w:val="18"/>
+              </w:rPr>
+              <w:t xml:space="preserve">Sell</w:t>
+            </w:r>
+            <w:r>
+              <w:rPr>
+                <w:sz w:val="18"/>
+              </w:rPr>
+              <w:t xml:space="preserve"> </w:t>
+            </w:r>
+            <w:r>
+              <w:rPr>
+                <w:sz w:val="18"/>
+              </w:rPr>
+              <w:t xml:space="preserve">tab</w:t>
+            </w:r>
+          </w:p>
+        </w:tc>
+        <w:tc>
+          <w:tcPr>
+            <w:noWrap/>
+          </w:tcPr>
+          <w:p>
+            <w:pPr>
+              <w:pStyle w:val="Compact"/>
+              <w:spacing w:before="20" w:after="20"/>
+              <w:jc w:val="left"/>
+            </w:pPr>
+            <w:r>
+              <w:rPr>
+                <w:sz w:val="18"/>
+              </w:rPr>
+              <w:t xml:space="preserve">4</w:t>
+            </w:r>
+          </w:p>
+        </w:tc>
+        <w:tc>
+          <w:tcPr/>
+          <w:p>
+            <w:pPr>
+              <w:pStyle w:val="Compact"/>
+              <w:spacing w:before="20" w:after="20"/>
+              <w:jc w:val="left"/>
+            </w:pPr>
+            <w:r>
+              <w:rPr>
+                <w:sz w:val="18"/>
+              </w:rPr>
               <w:t xml:space="preserve">Full record (PII visible for agents), score breakdown, benefits, history</w:t>
             </w:r>
           </w:p>
@@ -4523,13 +4218,19 @@
       </w:tr>
       <w:tr>
         <w:tc>
-          <w:tcPr/>
-          <w:p>
-            <w:pPr>
-              <w:pStyle w:val="Compact"/>
-              <w:jc w:val="left"/>
-            </w:pPr>
-            <w:r>
+          <w:tcPr>
+            <w:noWrap/>
+          </w:tcPr>
+          <w:p>
+            <w:pPr>
+              <w:pStyle w:val="Compact"/>
+              <w:spacing w:before="20" w:after="20"/>
+              <w:jc w:val="left"/>
+            </w:pPr>
+            <w:r>
+              <w:rPr>
+                <w:sz w:val="18"/>
+              </w:rPr>
               <w:t xml:space="preserve">4</w:t>
             </w:r>
           </w:p>
@@ -4539,19 +4240,27 @@
           <w:p>
             <w:pPr>
               <w:pStyle w:val="Compact"/>
+              <w:spacing w:before="20" w:after="20"/>
               <w:jc w:val="left"/>
             </w:pPr>
             <w:r>
               <w:rPr>
                 <w:bCs/>
                 <w:b/>
+                <w:sz w:val="18"/>
               </w:rPr>
               <w:t xml:space="preserve">Call</w:t>
             </w:r>
             <w:r>
+              <w:rPr>
+                <w:sz w:val="18"/>
+              </w:rPr>
               <w:t xml:space="preserve"> </w:t>
             </w:r>
             <w:r>
+              <w:rPr>
+                <w:sz w:val="18"/>
+              </w:rPr>
               <w:t xml:space="preserve">from the official hotline (click-to-call through the telephony integration, or dial manually in v1)</w:t>
             </w:r>
           </w:p>
@@ -4561,21 +4270,29 @@
           <w:p>
             <w:pPr>
               <w:pStyle w:val="Compact"/>
-              <w:jc w:val="left"/>
-            </w:pPr>
-            <w:r>
-              <w:t xml:space="preserve">3</w:t>
-            </w:r>
-          </w:p>
-        </w:tc>
-        <w:tc>
-          <w:tcPr/>
-          <w:p>
-            <w:pPr>
-              <w:pStyle w:val="Compact"/>
-              <w:jc w:val="left"/>
-            </w:pPr>
-            <w:r>
+              <w:spacing w:before="20" w:after="20"/>
+              <w:jc w:val="left"/>
+            </w:pPr>
+            <w:r>
+              <w:rPr>
+                <w:sz w:val="18"/>
+              </w:rPr>
+              <w:t xml:space="preserve">—</w:t>
+            </w:r>
+          </w:p>
+        </w:tc>
+        <w:tc>
+          <w:tcPr/>
+          <w:p>
+            <w:pPr>
+              <w:pStyle w:val="Compact"/>
+              <w:spacing w:before="20" w:after="20"/>
+              <w:jc w:val="left"/>
+            </w:pPr>
+            <w:r>
+              <w:rPr>
+                <w:sz w:val="18"/>
+              </w:rPr>
               <w:t xml:space="preserve">Reference the assistant call. Never ask for OTP or payment details.</w:t>
             </w:r>
           </w:p>
@@ -4583,13 +4300,19 @@
       </w:tr>
       <w:tr>
         <w:tc>
-          <w:tcPr/>
-          <w:p>
-            <w:pPr>
-              <w:pStyle w:val="Compact"/>
-              <w:jc w:val="left"/>
-            </w:pPr>
-            <w:r>
+          <w:tcPr>
+            <w:noWrap/>
+          </w:tcPr>
+          <w:p>
+            <w:pPr>
+              <w:pStyle w:val="Compact"/>
+              <w:spacing w:before="20" w:after="20"/>
+              <w:jc w:val="left"/>
+            </w:pPr>
+            <w:r>
+              <w:rPr>
+                <w:sz w:val="18"/>
+              </w:rPr>
               <w:t xml:space="preserve">5</w:t>
             </w:r>
           </w:p>
@@ -4599,61 +4322,85 @@
           <w:p>
             <w:pPr>
               <w:pStyle w:val="Compact"/>
+              <w:spacing w:before="20" w:after="20"/>
               <w:jc w:val="left"/>
             </w:pPr>
             <w:r>
               <w:rPr>
                 <w:bCs/>
                 <w:b/>
-              </w:rPr>
-              <w:t xml:space="preserve">Quote</w:t>
-            </w:r>
-            <w:r>
-              <w:t xml:space="preserve">: TNDS pre-selected; tick add-on (PA per seat) if accepted</w:t>
-            </w:r>
-          </w:p>
-        </w:tc>
-        <w:tc>
-          <w:tcPr/>
-          <w:p>
-            <w:pPr>
-              <w:pStyle w:val="Compact"/>
-              <w:jc w:val="left"/>
-            </w:pPr>
-            <w:r>
-              <w:t xml:space="preserve">4 (+1 per add-on)</w:t>
-            </w:r>
-          </w:p>
-        </w:tc>
-        <w:tc>
-          <w:tcPr/>
-          <w:p>
-            <w:pPr>
-              <w:pStyle w:val="Compact"/>
+                <w:sz w:val="18"/>
+              </w:rPr>
+              <w:t xml:space="preserve">Get quote</w:t>
+            </w:r>
+            <w:r>
+              <w:rPr>
+                <w:sz w:val="18"/>
+              </w:rPr>
+              <w:t xml:space="preserve">: TNDS always included; accident cover ticked by default</w:t>
+            </w:r>
+          </w:p>
+        </w:tc>
+        <w:tc>
+          <w:tcPr/>
+          <w:p>
+            <w:pPr>
+              <w:pStyle w:val="Compact"/>
+              <w:spacing w:before="20" w:after="20"/>
+              <w:jc w:val="left"/>
+            </w:pPr>
+            <w:r>
+              <w:rPr>
+                <w:sz w:val="18"/>
+              </w:rPr>
+              <w:t xml:space="preserve">5 (+1 per option change)</w:t>
+            </w:r>
+          </w:p>
+        </w:tc>
+        <w:tc>
+          <w:tcPr/>
+          <w:p>
+            <w:pPr>
+              <w:pStyle w:val="Compact"/>
+              <w:spacing w:before="20" w:after="20"/>
               <w:jc w:val="left"/>
             </w:pPr>
             <w:r>
               <w:rPr>
                 <w:rStyle w:val="VerbatimChar"/>
+                <w:sz w:val="18"/>
               </w:rPr>
               <w:t xml:space="preserve">POST /api/quotes</w:t>
             </w:r>
             <w:r>
+              <w:rPr>
+                <w:sz w:val="18"/>
+              </w:rPr>
               <w:t xml:space="preserve"> </w:t>
             </w:r>
             <w:r>
+              <w:rPr>
+                <w:sz w:val="18"/>
+              </w:rPr>
               <w:t xml:space="preserve">(channel</w:t>
             </w:r>
             <w:r>
+              <w:rPr>
+                <w:sz w:val="18"/>
+              </w:rPr>
               <w:t xml:space="preserve"> </w:t>
             </w:r>
             <w:r>
               <w:rPr>
                 <w:rStyle w:val="VerbatimChar"/>
+                <w:sz w:val="18"/>
               </w:rPr>
               <w:t xml:space="preserve">telesales</w:t>
             </w:r>
             <w:r>
+              <w:rPr>
+                <w:sz w:val="18"/>
+              </w:rPr>
               <w:t xml:space="preserve">)</w:t>
             </w:r>
           </w:p>
@@ -4661,191 +4408,252 @@
       </w:tr>
       <w:tr>
         <w:tc>
-          <w:tcPr/>
-          <w:p>
-            <w:pPr>
-              <w:pStyle w:val="Compact"/>
-              <w:jc w:val="left"/>
-            </w:pPr>
-            <w:r>
-              <w:t xml:space="preserve">6a</w:t>
-            </w:r>
-          </w:p>
-        </w:tc>
-        <w:tc>
-          <w:tcPr/>
-          <w:p>
-            <w:pPr>
-              <w:pStyle w:val="Compact"/>
+          <w:tcPr>
+            <w:noWrap/>
+          </w:tcPr>
+          <w:p>
+            <w:pPr>
+              <w:pStyle w:val="Compact"/>
+              <w:spacing w:before="20" w:after="20"/>
+              <w:jc w:val="left"/>
+            </w:pPr>
+            <w:r>
+              <w:rPr>
+                <w:sz w:val="18"/>
+              </w:rPr>
+              <w:t xml:space="preserve">6</w:t>
+            </w:r>
+          </w:p>
+        </w:tc>
+        <w:tc>
+          <w:tcPr/>
+          <w:p>
+            <w:pPr>
+              <w:pStyle w:val="Compact"/>
+              <w:spacing w:before="20" w:after="20"/>
               <w:jc w:val="left"/>
             </w:pPr>
             <w:r>
               <w:rPr>
                 <w:bCs/>
                 <w:b/>
-              </w:rPr>
-              <w:t xml:space="preserve">Send one-tap link</w:t>
-            </w:r>
-            <w:r>
+                <w:sz w:val="18"/>
+              </w:rPr>
+              <w:t xml:space="preserve">Send to customer's VETC app to confirm &amp; pay</w:t>
+            </w:r>
+          </w:p>
+        </w:tc>
+        <w:tc>
+          <w:tcPr>
+            <w:noWrap/>
+          </w:tcPr>
+          <w:p>
+            <w:pPr>
+              <w:pStyle w:val="Compact"/>
+              <w:spacing w:before="20" w:after="20"/>
+              <w:jc w:val="left"/>
+            </w:pPr>
+            <w:r>
+              <w:rPr>
+                <w:sz w:val="18"/>
+              </w:rPr>
+              <w:t xml:space="preserve">6</w:t>
+            </w:r>
+          </w:p>
+        </w:tc>
+        <w:tc>
+          <w:tcPr/>
+          <w:p>
+            <w:pPr>
+              <w:pStyle w:val="Compact"/>
+              <w:spacing w:before="20" w:after="20"/>
+              <w:jc w:val="left"/>
+            </w:pPr>
+            <w:r>
+              <w:rPr>
+                <w:rStyle w:val="VerbatimChar"/>
+                <w:sz w:val="18"/>
+              </w:rPr>
+              <w:t xml:space="preserve">POST /api/quotes/:id/send</w:t>
+            </w:r>
+            <w:r>
+              <w:rPr>
+                <w:sz w:val="18"/>
+              </w:rPr>
+              <w:t xml:space="preserve">. The customer pays in their app. Physical damage needs</w:t>
+            </w:r>
+            <w:r>
+              <w:rPr>
+                <w:sz w:val="18"/>
+              </w:rPr>
               <w:t xml:space="preserve"> </w:t>
             </w:r>
             <w:r>
-              <w:t xml:space="preserve">(preferred)</w:t>
-            </w:r>
-          </w:p>
-        </w:tc>
-        <w:tc>
-          <w:tcPr/>
-          <w:p>
-            <w:pPr>
-              <w:pStyle w:val="Compact"/>
-              <w:jc w:val="left"/>
-            </w:pPr>
-            <w:r>
-              <w:t xml:space="preserve">5</w:t>
-            </w:r>
-          </w:p>
-        </w:tc>
-        <w:tc>
-          <w:tcPr/>
-          <w:p>
-            <w:pPr>
-              <w:pStyle w:val="Compact"/>
-              <w:jc w:val="left"/>
-            </w:pPr>
-            <w:r>
-              <w:t xml:space="preserve">Customer pays in their VETC app</w:t>
+              <w:rPr>
+                <w:bCs/>
+                <w:b/>
+                <w:sz w:val="18"/>
+              </w:rPr>
+              <w:t xml:space="preserve">Record vehicle inspection</w:t>
+            </w:r>
+            <w:r>
+              <w:rPr>
+                <w:sz w:val="18"/>
+              </w:rPr>
+              <w:t xml:space="preserve"> </w:t>
+            </w:r>
+            <w:r>
+              <w:rPr>
+                <w:sz w:val="18"/>
+              </w:rPr>
+              <w:t xml:space="preserve">first (+1).</w:t>
             </w:r>
           </w:p>
         </w:tc>
       </w:tr>
       <w:tr>
         <w:tc>
-          <w:tcPr/>
-          <w:p>
-            <w:pPr>
-              <w:pStyle w:val="Compact"/>
-              <w:jc w:val="left"/>
-            </w:pPr>
-            <w:r>
-              <w:t xml:space="preserve">6b</w:t>
-            </w:r>
-          </w:p>
-        </w:tc>
-        <w:tc>
-          <w:tcPr/>
-          <w:p>
-            <w:pPr>
-              <w:pStyle w:val="Compact"/>
-              <w:jc w:val="left"/>
-            </w:pPr>
-            <w:r>
-              <w:t xml:space="preserve">or</w:t>
-            </w:r>
-            <w:r>
+          <w:tcPr>
+            <w:noWrap/>
+          </w:tcPr>
+          <w:p>
+            <w:pPr>
+              <w:pStyle w:val="Compact"/>
+              <w:spacing w:before="20" w:after="20"/>
+              <w:jc w:val="left"/>
+            </w:pPr>
+            <w:r>
+              <w:rPr>
+                <w:sz w:val="18"/>
+              </w:rPr>
+              <w:t xml:space="preserve">7</w:t>
+            </w:r>
+          </w:p>
+        </w:tc>
+        <w:tc>
+          <w:tcPr/>
+          <w:p>
+            <w:pPr>
+              <w:pStyle w:val="Compact"/>
+              <w:spacing w:before="20" w:after="20"/>
+              <w:jc w:val="left"/>
+            </w:pPr>
+            <w:r>
+              <w:rPr>
+                <w:sz w:val="18"/>
+              </w:rPr>
+              <w:t xml:space="preserve">Back in the inbox:</w:t>
+            </w:r>
+            <w:r>
+              <w:rPr>
+                <w:sz w:val="18"/>
+              </w:rPr>
               <w:t xml:space="preserve"> </w:t>
             </w:r>
             <w:r>
               <w:rPr>
                 <w:bCs/>
                 <w:b/>
-              </w:rPr>
-              <w:t xml:space="preserve">Issue</w:t>
-            </w:r>
-            <w:r>
+                <w:sz w:val="18"/>
+              </w:rPr>
+              <w:t xml:space="preserve">Won</w:t>
+            </w:r>
+            <w:r>
+              <w:rPr>
+                <w:sz w:val="18"/>
+              </w:rPr>
               <w:t xml:space="preserve"> </w:t>
             </w:r>
             <w:r>
-              <w:t xml:space="preserve">(only if the customer confirms the payment in their VETC app)</w:t>
-            </w:r>
-          </w:p>
-        </w:tc>
-        <w:tc>
-          <w:tcPr/>
-          <w:p>
-            <w:pPr>
-              <w:pStyle w:val="Compact"/>
-              <w:jc w:val="left"/>
-            </w:pPr>
-            <w:r>
-              <w:t xml:space="preserve">5</w:t>
-            </w:r>
-          </w:p>
-        </w:tc>
-        <w:tc>
-          <w:tcPr/>
-          <w:p>
-            <w:pPr>
-              <w:pStyle w:val="Compact"/>
-              <w:jc w:val="left"/>
-            </w:pPr>
-            <w:r>
-              <w:rPr>
-                <w:rStyle w:val="VerbatimChar"/>
-              </w:rPr>
-              <w:t xml:space="preserve">POST /api/orders</w:t>
-            </w:r>
-            <w:r>
+              <w:rPr>
+                <w:sz w:val="18"/>
+              </w:rPr>
+              <w:t xml:space="preserve">/</w:t>
+            </w:r>
+            <w:r>
+              <w:rPr>
+                <w:sz w:val="18"/>
+              </w:rPr>
               <w:t xml:space="preserve"> </w:t>
             </w:r>
-            <w:r>
-              <w:t xml:space="preserve">with Idempotency-Key. Certificate number shown.</w:t>
-            </w:r>
-          </w:p>
-        </w:tc>
-      </w:tr>
-      <w:tr>
-        <w:tc>
-          <w:tcPr/>
-          <w:p>
-            <w:pPr>
-              <w:pStyle w:val="Compact"/>
-              <w:jc w:val="left"/>
-            </w:pPr>
-            <w:r>
-              <w:t xml:space="preserve">7</w:t>
-            </w:r>
-          </w:p>
-        </w:tc>
-        <w:tc>
-          <w:tcPr/>
-          <w:p>
-            <w:pPr>
-              <w:pStyle w:val="Compact"/>
-              <w:jc w:val="left"/>
-            </w:pPr>
             <w:r>
               <w:rPr>
                 <w:bCs/>
                 <w:b/>
-              </w:rPr>
-              <w:t xml:space="preserve">Record outcome</w:t>
-            </w:r>
-            <w:r>
-              <w:t xml:space="preserve">: Won / Lost / Callback with a note</w:t>
-            </w:r>
-          </w:p>
-        </w:tc>
-        <w:tc>
-          <w:tcPr/>
-          <w:p>
-            <w:pPr>
-              <w:pStyle w:val="Compact"/>
-              <w:jc w:val="left"/>
-            </w:pPr>
-            <w:r>
-              <w:t xml:space="preserve">6</w:t>
-            </w:r>
-          </w:p>
-        </w:tc>
-        <w:tc>
-          <w:tcPr/>
-          <w:p>
-            <w:pPr>
-              <w:pStyle w:val="Compact"/>
-              <w:jc w:val="left"/>
-            </w:pPr>
-            <w:r>
+                <w:sz w:val="18"/>
+              </w:rPr>
+              <w:t xml:space="preserve">Lost</w:t>
+            </w:r>
+            <w:r>
+              <w:rPr>
+                <w:sz w:val="18"/>
+              </w:rPr>
+              <w:t xml:space="preserve"> </w:t>
+            </w:r>
+            <w:r>
+              <w:rPr>
+                <w:sz w:val="18"/>
+              </w:rPr>
+              <w:t xml:space="preserve">/</w:t>
+            </w:r>
+            <w:r>
+              <w:rPr>
+                <w:sz w:val="18"/>
+              </w:rPr>
+              <w:t xml:space="preserve"> </w:t>
+            </w:r>
+            <w:r>
+              <w:rPr>
+                <w:bCs/>
+                <w:b/>
+                <w:sz w:val="18"/>
+              </w:rPr>
+              <w:t xml:space="preserve">Callback</w:t>
+            </w:r>
+            <w:r>
+              <w:rPr>
+                <w:sz w:val="18"/>
+              </w:rPr>
+              <w:t xml:space="preserve"> </w:t>
+            </w:r>
+            <w:r>
+              <w:rPr>
+                <w:sz w:val="18"/>
+              </w:rPr>
+              <w:t xml:space="preserve">with a note</w:t>
+            </w:r>
+          </w:p>
+        </w:tc>
+        <w:tc>
+          <w:tcPr>
+            <w:noWrap/>
+          </w:tcPr>
+          <w:p>
+            <w:pPr>
+              <w:pStyle w:val="Compact"/>
+              <w:spacing w:before="20" w:after="20"/>
+              <w:jc w:val="left"/>
+            </w:pPr>
+            <w:r>
+              <w:rPr>
+                <w:sz w:val="18"/>
+              </w:rPr>
+              <w:t xml:space="preserve">8</w:t>
+            </w:r>
+          </w:p>
+        </w:tc>
+        <w:tc>
+          <w:tcPr/>
+          <w:p>
+            <w:pPr>
+              <w:pStyle w:val="Compact"/>
+              <w:spacing w:before="20" w:after="20"/>
+              <w:jc w:val="left"/>
+            </w:pPr>
+            <w:r>
+              <w:rPr>
+                <w:sz w:val="18"/>
+              </w:rPr>
               <w:t xml:space="preserve">Stops or reschedules journeys</w:t>
             </w:r>
           </w:p>
@@ -4867,13 +4675,13 @@
           <w:bCs/>
           <w:b/>
         </w:rPr>
-        <w:t xml:space="preserve">≤ 6 clicks</w:t>
+        <w:t xml:space="preserve">≤ 8 clicks</w:t>
       </w:r>
       <w:r>
         <w:t xml:space="preserve"> </w:t>
       </w:r>
       <w:r>
-        <w:t xml:space="preserve">from inbox to recorded outcome, and handoff first contact ≤ 2 business hours (proposed).</w:t>
+        <w:t xml:space="preserve">from inbox to recorded outcome in v1 (design target ≤ 6), and handoff first contact ≤ 2 business hours (proposed). Staff never take payment.</w:t>
       </w:r>
     </w:p>
     <w:bookmarkEnd w:id="34"/>
@@ -4911,12 +4719,14 @@
           <w:p>
             <w:pPr>
               <w:pStyle w:val="Compact"/>
+              <w:spacing w:before="20" w:after="20"/>
               <w:jc w:val="left"/>
             </w:pPr>
             <w:r>
               <w:rPr>
                 <w:b/>
                 <w:color w:val="FFFFFF"/>
+                <w:sz w:val="18"/>
               </w:rPr>
               <w:t xml:space="preserve">#</w:t>
             </w:r>
@@ -4929,12 +4739,14 @@
           <w:p>
             <w:pPr>
               <w:pStyle w:val="Compact"/>
+              <w:spacing w:before="20" w:after="20"/>
               <w:jc w:val="left"/>
             </w:pPr>
             <w:r>
               <w:rPr>
                 <w:b/>
                 <w:color w:val="FFFFFF"/>
+                <w:sz w:val="18"/>
               </w:rPr>
               <w:t xml:space="preserve">Actor</w:t>
             </w:r>
@@ -4947,12 +4759,14 @@
           <w:p>
             <w:pPr>
               <w:pStyle w:val="Compact"/>
+              <w:spacing w:before="20" w:after="20"/>
               <w:jc w:val="left"/>
             </w:pPr>
             <w:r>
               <w:rPr>
                 <w:b/>
                 <w:color w:val="FFFFFF"/>
+                <w:sz w:val="18"/>
               </w:rPr>
               <w:t xml:space="preserve">Action</w:t>
             </w:r>
@@ -4965,12 +4779,14 @@
           <w:p>
             <w:pPr>
               <w:pStyle w:val="Compact"/>
+              <w:spacing w:before="20" w:after="20"/>
               <w:jc w:val="left"/>
             </w:pPr>
             <w:r>
               <w:rPr>
                 <w:b/>
                 <w:color w:val="FFFFFF"/>
+                <w:sz w:val="18"/>
               </w:rPr>
               <w:t xml:space="preserve">Clicks</w:t>
             </w:r>
@@ -4979,13 +4795,19 @@
       </w:tr>
       <w:tr>
         <w:tc>
-          <w:tcPr/>
-          <w:p>
-            <w:pPr>
-              <w:pStyle w:val="Compact"/>
-              <w:jc w:val="left"/>
-            </w:pPr>
-            <w:r>
+          <w:tcPr>
+            <w:noWrap/>
+          </w:tcPr>
+          <w:p>
+            <w:pPr>
+              <w:pStyle w:val="Compact"/>
+              <w:spacing w:before="20" w:after="20"/>
+              <w:jc w:val="left"/>
+            </w:pPr>
+            <w:r>
+              <w:rPr>
+                <w:sz w:val="18"/>
+              </w:rPr>
               <w:t xml:space="preserve">1</w:t>
             </w:r>
           </w:p>
@@ -4995,9 +4817,13 @@
           <w:p>
             <w:pPr>
               <w:pStyle w:val="Compact"/>
-              <w:jc w:val="left"/>
-            </w:pPr>
-            <w:r>
+              <w:spacing w:before="20" w:after="20"/>
+              <w:jc w:val="left"/>
+            </w:pPr>
+            <w:r>
+              <w:rPr>
+                <w:sz w:val="18"/>
+              </w:rPr>
               <w:t xml:space="preserve">Author</w:t>
             </w:r>
           </w:p>
@@ -5007,49 +4833,76 @@
           <w:p>
             <w:pPr>
               <w:pStyle w:val="Compact"/>
-              <w:jc w:val="left"/>
-            </w:pPr>
-            <w:r>
+              <w:spacing w:before="20" w:after="20"/>
+              <w:jc w:val="left"/>
+            </w:pPr>
+            <w:r>
+              <w:rPr>
+                <w:sz w:val="18"/>
+              </w:rPr>
               <w:t xml:space="preserve">Rules studio → select kind (for example</w:t>
             </w:r>
             <w:r>
+              <w:rPr>
+                <w:sz w:val="18"/>
+              </w:rPr>
               <w:t xml:space="preserve"> </w:t>
             </w:r>
             <w:r>
               <w:rPr>
                 <w:rStyle w:val="VerbatimChar"/>
+                <w:sz w:val="18"/>
               </w:rPr>
               <w:t xml:space="preserve">scoring</w:t>
             </w:r>
             <w:r>
+              <w:rPr>
+                <w:sz w:val="18"/>
+              </w:rPr>
               <w:t xml:space="preserve">) →</w:t>
             </w:r>
             <w:r>
+              <w:rPr>
+                <w:sz w:val="18"/>
+              </w:rPr>
               <w:t xml:space="preserve"> </w:t>
             </w:r>
             <w:r>
               <w:rPr>
                 <w:bCs/>
                 <w:b/>
+                <w:sz w:val="18"/>
               </w:rPr>
               <w:t xml:space="preserve">New draft</w:t>
             </w:r>
             <w:r>
+              <w:rPr>
+                <w:sz w:val="18"/>
+              </w:rPr>
               <w:t xml:space="preserve"> </w:t>
             </w:r>
             <w:r>
+              <w:rPr>
+                <w:sz w:val="18"/>
+              </w:rPr>
               <w:t xml:space="preserve">(copy of active)</w:t>
             </w:r>
           </w:p>
         </w:tc>
         <w:tc>
-          <w:tcPr/>
-          <w:p>
-            <w:pPr>
-              <w:pStyle w:val="Compact"/>
-              <w:jc w:val="left"/>
-            </w:pPr>
-            <w:r>
+          <w:tcPr>
+            <w:noWrap/>
+          </w:tcPr>
+          <w:p>
+            <w:pPr>
+              <w:pStyle w:val="Compact"/>
+              <w:spacing w:before="20" w:after="20"/>
+              <w:jc w:val="left"/>
+            </w:pPr>
+            <w:r>
+              <w:rPr>
+                <w:sz w:val="18"/>
+              </w:rPr>
               <w:t xml:space="preserve">2</w:t>
             </w:r>
           </w:p>
@@ -5057,13 +4910,19 @@
       </w:tr>
       <w:tr>
         <w:tc>
-          <w:tcPr/>
-          <w:p>
-            <w:pPr>
-              <w:pStyle w:val="Compact"/>
-              <w:jc w:val="left"/>
-            </w:pPr>
-            <w:r>
+          <w:tcPr>
+            <w:noWrap/>
+          </w:tcPr>
+          <w:p>
+            <w:pPr>
+              <w:pStyle w:val="Compact"/>
+              <w:spacing w:before="20" w:after="20"/>
+              <w:jc w:val="left"/>
+            </w:pPr>
+            <w:r>
+              <w:rPr>
+                <w:sz w:val="18"/>
+              </w:rPr>
               <w:t xml:space="preserve">2</w:t>
             </w:r>
           </w:p>
@@ -5073,9 +4932,13 @@
           <w:p>
             <w:pPr>
               <w:pStyle w:val="Compact"/>
-              <w:jc w:val="left"/>
-            </w:pPr>
-            <w:r>
+              <w:spacing w:before="20" w:after="20"/>
+              <w:jc w:val="left"/>
+            </w:pPr>
+            <w:r>
+              <w:rPr>
+                <w:sz w:val="18"/>
+              </w:rPr>
               <w:t xml:space="preserve">Author</w:t>
             </w:r>
           </w:p>
@@ -5085,37 +4948,57 @@
           <w:p>
             <w:pPr>
               <w:pStyle w:val="Compact"/>
-              <w:jc w:val="left"/>
-            </w:pPr>
-            <w:r>
+              <w:spacing w:before="20" w:after="20"/>
+              <w:jc w:val="left"/>
+            </w:pPr>
+            <w:r>
+              <w:rPr>
+                <w:sz w:val="18"/>
+              </w:rPr>
               <w:t xml:space="preserve">Edit JSON →</w:t>
             </w:r>
             <w:r>
+              <w:rPr>
+                <w:sz w:val="18"/>
+              </w:rPr>
               <w:t xml:space="preserve"> </w:t>
             </w:r>
             <w:r>
               <w:rPr>
                 <w:bCs/>
                 <w:b/>
+                <w:sz w:val="18"/>
               </w:rPr>
               <w:t xml:space="preserve">Validate</w:t>
             </w:r>
             <w:r>
+              <w:rPr>
+                <w:sz w:val="18"/>
+              </w:rPr>
               <w:t xml:space="preserve"> </w:t>
             </w:r>
             <w:r>
+              <w:rPr>
+                <w:sz w:val="18"/>
+              </w:rPr>
               <w:t xml:space="preserve">(inline errors with JSON paths)</w:t>
             </w:r>
           </w:p>
         </w:tc>
         <w:tc>
-          <w:tcPr/>
-          <w:p>
-            <w:pPr>
-              <w:pStyle w:val="Compact"/>
-              <w:jc w:val="left"/>
-            </w:pPr>
-            <w:r>
+          <w:tcPr>
+            <w:noWrap/>
+          </w:tcPr>
+          <w:p>
+            <w:pPr>
+              <w:pStyle w:val="Compact"/>
+              <w:spacing w:before="20" w:after="20"/>
+              <w:jc w:val="left"/>
+            </w:pPr>
+            <w:r>
+              <w:rPr>
+                <w:sz w:val="18"/>
+              </w:rPr>
               <w:t xml:space="preserve">1</w:t>
             </w:r>
           </w:p>
@@ -5123,13 +5006,19 @@
       </w:tr>
       <w:tr>
         <w:tc>
-          <w:tcPr/>
-          <w:p>
-            <w:pPr>
-              <w:pStyle w:val="Compact"/>
-              <w:jc w:val="left"/>
-            </w:pPr>
-            <w:r>
+          <w:tcPr>
+            <w:noWrap/>
+          </w:tcPr>
+          <w:p>
+            <w:pPr>
+              <w:pStyle w:val="Compact"/>
+              <w:spacing w:before="20" w:after="20"/>
+              <w:jc w:val="left"/>
+            </w:pPr>
+            <w:r>
+              <w:rPr>
+                <w:sz w:val="18"/>
+              </w:rPr>
               <w:t xml:space="preserve">3</w:t>
             </w:r>
           </w:p>
@@ -5139,9 +5028,13 @@
           <w:p>
             <w:pPr>
               <w:pStyle w:val="Compact"/>
-              <w:jc w:val="left"/>
-            </w:pPr>
-            <w:r>
+              <w:spacing w:before="20" w:after="20"/>
+              <w:jc w:val="left"/>
+            </w:pPr>
+            <w:r>
+              <w:rPr>
+                <w:sz w:val="18"/>
+              </w:rPr>
               <w:t xml:space="preserve">Author</w:t>
             </w:r>
           </w:p>
@@ -5151,31 +5044,45 @@
           <w:p>
             <w:pPr>
               <w:pStyle w:val="Compact"/>
+              <w:spacing w:before="20" w:after="20"/>
               <w:jc w:val="left"/>
             </w:pPr>
             <w:r>
               <w:rPr>
                 <w:bCs/>
                 <w:b/>
+                <w:sz w:val="18"/>
               </w:rPr>
               <w:t xml:space="preserve">Simulate</w:t>
             </w:r>
             <w:r>
+              <w:rPr>
+                <w:sz w:val="18"/>
+              </w:rPr>
               <w:t xml:space="preserve"> </w:t>
             </w:r>
             <w:r>
+              <w:rPr>
+                <w:sz w:val="18"/>
+              </w:rPr>
               <w:t xml:space="preserve">→ choose customer → see current vs candidate (score, tier, NBA, journey, benefits)</w:t>
             </w:r>
           </w:p>
         </w:tc>
         <w:tc>
-          <w:tcPr/>
-          <w:p>
-            <w:pPr>
-              <w:pStyle w:val="Compact"/>
-              <w:jc w:val="left"/>
-            </w:pPr>
-            <w:r>
+          <w:tcPr>
+            <w:noWrap/>
+          </w:tcPr>
+          <w:p>
+            <w:pPr>
+              <w:pStyle w:val="Compact"/>
+              <w:spacing w:before="20" w:after="20"/>
+              <w:jc w:val="left"/>
+            </w:pPr>
+            <w:r>
+              <w:rPr>
+                <w:sz w:val="18"/>
+              </w:rPr>
               <w:t xml:space="preserve">2</w:t>
             </w:r>
           </w:p>
@@ -5183,13 +5090,19 @@
       </w:tr>
       <w:tr>
         <w:tc>
-          <w:tcPr/>
-          <w:p>
-            <w:pPr>
-              <w:pStyle w:val="Compact"/>
-              <w:jc w:val="left"/>
-            </w:pPr>
-            <w:r>
+          <w:tcPr>
+            <w:noWrap/>
+          </w:tcPr>
+          <w:p>
+            <w:pPr>
+              <w:pStyle w:val="Compact"/>
+              <w:spacing w:before="20" w:after="20"/>
+              <w:jc w:val="left"/>
+            </w:pPr>
+            <w:r>
+              <w:rPr>
+                <w:sz w:val="18"/>
+              </w:rPr>
               <w:t xml:space="preserve">4</w:t>
             </w:r>
           </w:p>
@@ -5199,9 +5112,13 @@
           <w:p>
             <w:pPr>
               <w:pStyle w:val="Compact"/>
-              <w:jc w:val="left"/>
-            </w:pPr>
-            <w:r>
+              <w:spacing w:before="20" w:after="20"/>
+              <w:jc w:val="left"/>
+            </w:pPr>
+            <w:r>
+              <w:rPr>
+                <w:sz w:val="18"/>
+              </w:rPr>
               <w:t xml:space="preserve">Author</w:t>
             </w:r>
           </w:p>
@@ -5211,41 +5128,59 @@
           <w:p>
             <w:pPr>
               <w:pStyle w:val="Compact"/>
+              <w:spacing w:before="20" w:after="20"/>
               <w:jc w:val="left"/>
             </w:pPr>
             <w:r>
               <w:rPr>
                 <w:bCs/>
                 <w:b/>
+                <w:sz w:val="18"/>
               </w:rPr>
               <w:t xml:space="preserve">Save draft</w:t>
             </w:r>
             <w:r>
+              <w:rPr>
+                <w:sz w:val="18"/>
+              </w:rPr>
               <w:t xml:space="preserve"> </w:t>
             </w:r>
             <w:r>
+              <w:rPr>
+                <w:sz w:val="18"/>
+              </w:rPr>
               <w:t xml:space="preserve">(description required) →</w:t>
             </w:r>
             <w:r>
+              <w:rPr>
+                <w:sz w:val="18"/>
+              </w:rPr>
               <w:t xml:space="preserve"> </w:t>
             </w:r>
             <w:r>
               <w:rPr>
                 <w:bCs/>
                 <w:b/>
+                <w:sz w:val="18"/>
               </w:rPr>
               <w:t xml:space="preserve">Submit</w:t>
             </w:r>
           </w:p>
         </w:tc>
         <w:tc>
-          <w:tcPr/>
-          <w:p>
-            <w:pPr>
-              <w:pStyle w:val="Compact"/>
-              <w:jc w:val="left"/>
-            </w:pPr>
-            <w:r>
+          <w:tcPr>
+            <w:noWrap/>
+          </w:tcPr>
+          <w:p>
+            <w:pPr>
+              <w:pStyle w:val="Compact"/>
+              <w:spacing w:before="20" w:after="20"/>
+              <w:jc w:val="left"/>
+            </w:pPr>
+            <w:r>
+              <w:rPr>
+                <w:sz w:val="18"/>
+              </w:rPr>
               <w:t xml:space="preserve">2</w:t>
             </w:r>
           </w:p>
@@ -5253,13 +5188,19 @@
       </w:tr>
       <w:tr>
         <w:tc>
-          <w:tcPr/>
-          <w:p>
-            <w:pPr>
-              <w:pStyle w:val="Compact"/>
-              <w:jc w:val="left"/>
-            </w:pPr>
-            <w:r>
+          <w:tcPr>
+            <w:noWrap/>
+          </w:tcPr>
+          <w:p>
+            <w:pPr>
+              <w:pStyle w:val="Compact"/>
+              <w:spacing w:before="20" w:after="20"/>
+              <w:jc w:val="left"/>
+            </w:pPr>
+            <w:r>
+              <w:rPr>
+                <w:sz w:val="18"/>
+              </w:rPr>
               <w:t xml:space="preserve">5</w:t>
             </w:r>
           </w:p>
@@ -5269,9 +5210,13 @@
           <w:p>
             <w:pPr>
               <w:pStyle w:val="Compact"/>
-              <w:jc w:val="left"/>
-            </w:pPr>
-            <w:r>
+              <w:spacing w:before="20" w:after="20"/>
+              <w:jc w:val="left"/>
+            </w:pPr>
+            <w:r>
+              <w:rPr>
+                <w:sz w:val="18"/>
+              </w:rPr>
               <w:t xml:space="preserve">Approver</w:t>
             </w:r>
           </w:p>
@@ -5281,21 +5226,31 @@
           <w:p>
             <w:pPr>
               <w:pStyle w:val="Compact"/>
-              <w:jc w:val="left"/>
-            </w:pPr>
-            <w:r>
+              <w:spacing w:before="20" w:after="20"/>
+              <w:jc w:val="left"/>
+            </w:pPr>
+            <w:r>
+              <w:rPr>
+                <w:sz w:val="18"/>
+              </w:rPr>
               <w:t xml:space="preserve">Rules studio → Pending tab → open the draft → review diff and simulation</w:t>
             </w:r>
           </w:p>
         </w:tc>
         <w:tc>
-          <w:tcPr/>
-          <w:p>
-            <w:pPr>
-              <w:pStyle w:val="Compact"/>
-              <w:jc w:val="left"/>
-            </w:pPr>
-            <w:r>
+          <w:tcPr>
+            <w:noWrap/>
+          </w:tcPr>
+          <w:p>
+            <w:pPr>
+              <w:pStyle w:val="Compact"/>
+              <w:spacing w:before="20" w:after="20"/>
+              <w:jc w:val="left"/>
+            </w:pPr>
+            <w:r>
+              <w:rPr>
+                <w:sz w:val="18"/>
+              </w:rPr>
               <w:t xml:space="preserve">2</w:t>
             </w:r>
           </w:p>
@@ -5303,13 +5258,19 @@
       </w:tr>
       <w:tr>
         <w:tc>
-          <w:tcPr/>
-          <w:p>
-            <w:pPr>
-              <w:pStyle w:val="Compact"/>
-              <w:jc w:val="left"/>
-            </w:pPr>
-            <w:r>
+          <w:tcPr>
+            <w:noWrap/>
+          </w:tcPr>
+          <w:p>
+            <w:pPr>
+              <w:pStyle w:val="Compact"/>
+              <w:spacing w:before="20" w:after="20"/>
+              <w:jc w:val="left"/>
+            </w:pPr>
+            <w:r>
+              <w:rPr>
+                <w:sz w:val="18"/>
+              </w:rPr>
               <w:t xml:space="preserve">6</w:t>
             </w:r>
           </w:p>
@@ -5319,9 +5280,13 @@
           <w:p>
             <w:pPr>
               <w:pStyle w:val="Compact"/>
-              <w:jc w:val="left"/>
-            </w:pPr>
-            <w:r>
+              <w:spacing w:before="20" w:after="20"/>
+              <w:jc w:val="left"/>
+            </w:pPr>
+            <w:r>
+              <w:rPr>
+                <w:sz w:val="18"/>
+              </w:rPr>
               <w:t xml:space="preserve">Approver</w:t>
             </w:r>
           </w:p>
@@ -5331,31 +5296,45 @@
           <w:p>
             <w:pPr>
               <w:pStyle w:val="Compact"/>
+              <w:spacing w:before="20" w:after="20"/>
               <w:jc w:val="left"/>
             </w:pPr>
             <w:r>
               <w:rPr>
                 <w:bCs/>
                 <w:b/>
+                <w:sz w:val="18"/>
               </w:rPr>
               <w:t xml:space="preserve">Approve</w:t>
             </w:r>
             <w:r>
+              <w:rPr>
+                <w:sz w:val="18"/>
+              </w:rPr>
               <w:t xml:space="preserve"> </w:t>
             </w:r>
             <w:r>
+              <w:rPr>
+                <w:sz w:val="18"/>
+              </w:rPr>
               <w:t xml:space="preserve">(comment) → confirm; the previous version is retired automatically</w:t>
             </w:r>
           </w:p>
         </w:tc>
         <w:tc>
-          <w:tcPr/>
-          <w:p>
-            <w:pPr>
-              <w:pStyle w:val="Compact"/>
-              <w:jc w:val="left"/>
-            </w:pPr>
-            <w:r>
+          <w:tcPr>
+            <w:noWrap/>
+          </w:tcPr>
+          <w:p>
+            <w:pPr>
+              <w:pStyle w:val="Compact"/>
+              <w:spacing w:before="20" w:after="20"/>
+              <w:jc w:val="left"/>
+            </w:pPr>
+            <w:r>
+              <w:rPr>
+                <w:sz w:val="18"/>
+              </w:rPr>
               <w:t xml:space="preserve">2</w:t>
             </w:r>
           </w:p>
@@ -5404,12 +5383,14 @@
           <w:p>
             <w:pPr>
               <w:pStyle w:val="Compact"/>
+              <w:spacing w:before="20" w:after="20"/>
               <w:jc w:val="left"/>
             </w:pPr>
             <w:r>
               <w:rPr>
                 <w:b/>
                 <w:color w:val="FFFFFF"/>
+                <w:sz w:val="18"/>
               </w:rPr>
               <w:t xml:space="preserve">Flow</w:t>
             </w:r>
@@ -5422,12 +5403,14 @@
           <w:p>
             <w:pPr>
               <w:pStyle w:val="Compact"/>
+              <w:spacing w:before="20" w:after="20"/>
               <w:jc w:val="left"/>
             </w:pPr>
             <w:r>
               <w:rPr>
                 <w:b/>
                 <w:color w:val="FFFFFF"/>
+                <w:sz w:val="18"/>
               </w:rPr>
               <w:t xml:space="preserve">Actor</w:t>
             </w:r>
@@ -5440,12 +5423,14 @@
           <w:p>
             <w:pPr>
               <w:pStyle w:val="Compact"/>
+              <w:spacing w:before="20" w:after="20"/>
               <w:jc w:val="left"/>
             </w:pPr>
             <w:r>
               <w:rPr>
                 <w:b/>
                 <w:color w:val="FFFFFF"/>
+                <w:sz w:val="18"/>
               </w:rPr>
               <w:t xml:space="preserve">Clicks (target)</w:t>
             </w:r>
@@ -5458,9 +5443,13 @@
           <w:p>
             <w:pPr>
               <w:pStyle w:val="Compact"/>
-              <w:jc w:val="left"/>
-            </w:pPr>
-            <w:r>
+              <w:spacing w:before="20" w:after="20"/>
+              <w:jc w:val="left"/>
+            </w:pPr>
+            <w:r>
+              <w:rPr>
+                <w:sz w:val="18"/>
+              </w:rPr>
               <w:t xml:space="preserve">Resolve a DQ issue with expiry correction</w:t>
             </w:r>
           </w:p>
@@ -5470,9 +5459,13 @@
           <w:p>
             <w:pPr>
               <w:pStyle w:val="Compact"/>
-              <w:jc w:val="left"/>
-            </w:pPr>
-            <w:r>
+              <w:spacing w:before="20" w:after="20"/>
+              <w:jc w:val="left"/>
+            </w:pPr>
+            <w:r>
+              <w:rPr>
+                <w:sz w:val="18"/>
+              </w:rPr>
               <w:t xml:space="preserve">Data steward</w:t>
             </w:r>
           </w:p>
@@ -5482,10 +5475,14 @@
           <w:p>
             <w:pPr>
               <w:pStyle w:val="Compact"/>
-              <w:jc w:val="left"/>
-            </w:pPr>
-            <w:r>
-              <w:t xml:space="preserve">Data quality → issue → Open customer → Correct expiry (date + evidence) → Save → Resolve (≈ 5)</w:t>
+              <w:spacing w:before="20" w:after="20"/>
+              <w:jc w:val="left"/>
+            </w:pPr>
+            <w:r>
+              <w:rPr>
+                <w:sz w:val="18"/>
+              </w:rPr>
+              <w:t xml:space="preserve">Data quality → customer link → Data &amp; lineage → Correct expiry (date + evidence) → Save correction → back → Resolve (≈ 6)</w:t>
             </w:r>
           </w:p>
         </w:tc>
@@ -5496,9 +5493,13 @@
           <w:p>
             <w:pPr>
               <w:pStyle w:val="Compact"/>
-              <w:jc w:val="left"/>
-            </w:pPr>
-            <w:r>
+              <w:spacing w:before="20" w:after="20"/>
+              <w:jc w:val="left"/>
+            </w:pPr>
+            <w:r>
+              <w:rPr>
+                <w:sz w:val="18"/>
+              </w:rPr>
               <w:t xml:space="preserve">Acknowledge a claim</w:t>
             </w:r>
           </w:p>
@@ -5508,9 +5509,13 @@
           <w:p>
             <w:pPr>
               <w:pStyle w:val="Compact"/>
-              <w:jc w:val="left"/>
-            </w:pPr>
-            <w:r>
+              <w:spacing w:before="20" w:after="20"/>
+              <w:jc w:val="left"/>
+            </w:pPr>
+            <w:r>
+              <w:rPr>
+                <w:sz w:val="18"/>
+              </w:rPr>
               <w:t xml:space="preserve">Claims handler</w:t>
             </w:r>
           </w:p>
@@ -5520,26 +5525,40 @@
           <w:p>
             <w:pPr>
               <w:pStyle w:val="Compact"/>
-              <w:jc w:val="left"/>
-            </w:pPr>
-            <w:r>
-              <w:t xml:space="preserve">Claims → claim →</w:t>
-            </w:r>
-            <w:r>
+              <w:spacing w:before="20" w:after="20"/>
+              <w:jc w:val="left"/>
+            </w:pPr>
+            <w:r>
+              <w:rPr>
+                <w:sz w:val="18"/>
+              </w:rPr>
+              <w:t xml:space="preserve">Claims →</w:t>
+            </w:r>
+            <w:r>
+              <w:rPr>
+                <w:sz w:val="18"/>
+              </w:rPr>
               <w:t xml:space="preserve"> </w:t>
             </w:r>
             <w:r>
               <w:rPr>
                 <w:bCs/>
                 <w:b/>
-              </w:rPr>
-              <w:t xml:space="preserve">Acknowledge</w:t>
-            </w:r>
-            <w:r>
+                <w:sz w:val="18"/>
+              </w:rPr>
+              <w:t xml:space="preserve">acknowledged</w:t>
+            </w:r>
+            <w:r>
+              <w:rPr>
+                <w:sz w:val="18"/>
+              </w:rPr>
               <w:t xml:space="preserve"> </w:t>
             </w:r>
             <w:r>
-              <w:t xml:space="preserve">→ confirm (3)</w:t>
+              <w:rPr>
+                <w:sz w:val="18"/>
+              </w:rPr>
+              <w:t xml:space="preserve">in the Next column (1)</w:t>
             </w:r>
           </w:p>
         </w:tc>
@@ -5550,9 +5569,13 @@
           <w:p>
             <w:pPr>
               <w:pStyle w:val="Compact"/>
-              <w:jc w:val="left"/>
-            </w:pPr>
-            <w:r>
+              <w:spacing w:before="20" w:after="20"/>
+              <w:jc w:val="left"/>
+            </w:pPr>
+            <w:r>
+              <w:rPr>
+                <w:sz w:val="18"/>
+              </w:rPr>
               <w:t xml:space="preserve">Onboard a partner and issue a key</w:t>
             </w:r>
           </w:p>
@@ -5562,9 +5585,13 @@
           <w:p>
             <w:pPr>
               <w:pStyle w:val="Compact"/>
-              <w:jc w:val="left"/>
-            </w:pPr>
-            <w:r>
+              <w:spacing w:before="20" w:after="20"/>
+              <w:jc w:val="left"/>
+            </w:pPr>
+            <w:r>
+              <w:rPr>
+                <w:sz w:val="18"/>
+              </w:rPr>
               <w:t xml:space="preserve">Partner manager</w:t>
             </w:r>
           </w:p>
@@ -5574,10 +5601,14 @@
           <w:p>
             <w:pPr>
               <w:pStyle w:val="Compact"/>
-              <w:jc w:val="left"/>
-            </w:pPr>
-            <w:r>
-              <w:t xml:space="preserve">Partners → New → fill → Save → Issue key → Copy → "Tôi đã lưu khóa" (≈ 6)</w:t>
+              <w:spacing w:before="20" w:after="20"/>
+              <w:jc w:val="left"/>
+            </w:pPr>
+            <w:r>
+              <w:rPr>
+                <w:sz w:val="18"/>
+              </w:rPr>
+              <w:t xml:space="preserve">Partners → fill Onboard partner → Create → Issue API key → copy the key (≈ 3)</w:t>
             </w:r>
           </w:p>
         </w:tc>
@@ -5588,9 +5619,13 @@
           <w:p>
             <w:pPr>
               <w:pStyle w:val="Compact"/>
-              <w:jc w:val="left"/>
-            </w:pPr>
-            <w:r>
+              <w:spacing w:before="20" w:after="20"/>
+              <w:jc w:val="left"/>
+            </w:pPr>
+            <w:r>
+              <w:rPr>
+                <w:sz w:val="18"/>
+              </w:rPr>
               <w:t xml:space="preserve">DSAR access export</w:t>
             </w:r>
           </w:p>
@@ -5600,9 +5635,13 @@
           <w:p>
             <w:pPr>
               <w:pStyle w:val="Compact"/>
-              <w:jc w:val="left"/>
-            </w:pPr>
-            <w:r>
+              <w:spacing w:before="20" w:after="20"/>
+              <w:jc w:val="left"/>
+            </w:pPr>
+            <w:r>
+              <w:rPr>
+                <w:sz w:val="18"/>
+              </w:rPr>
               <w:t xml:space="preserve">Compliance</w:t>
             </w:r>
           </w:p>
@@ -5612,10 +5651,27 @@
           <w:p>
             <w:pPr>
               <w:pStyle w:val="Compact"/>
-              <w:jc w:val="left"/>
-            </w:pPr>
-            <w:r>
-              <w:t xml:space="preserve">Audit → search customer → DSAR → Export → Download (≈ 4)</w:t>
+              <w:spacing w:before="20" w:after="20"/>
+              <w:jc w:val="left"/>
+            </w:pPr>
+            <w:r>
+              <w:rPr>
+                <w:sz w:val="18"/>
+              </w:rPr>
+              <w:t xml:space="preserve">Through the API in v1 (</w:t>
+            </w:r>
+            <w:r>
+              <w:rPr>
+                <w:rStyle w:val="VerbatimChar"/>
+                <w:sz w:val="18"/>
+              </w:rPr>
+              <w:t xml:space="preserve">POST /api/dsar/:id/export</w:t>
+            </w:r>
+            <w:r>
+              <w:rPr>
+                <w:sz w:val="18"/>
+              </w:rPr>
+              <w:t xml:space="preserve">); console flow planned (≈ 4)</w:t>
             </w:r>
           </w:p>
         </w:tc>
@@ -5626,9 +5682,13 @@
           <w:p>
             <w:pPr>
               <w:pStyle w:val="Compact"/>
-              <w:jc w:val="left"/>
-            </w:pPr>
-            <w:r>
+              <w:spacing w:before="20" w:after="20"/>
+              <w:jc w:val="left"/>
+            </w:pPr>
+            <w:r>
+              <w:rPr>
+                <w:sz w:val="18"/>
+              </w:rPr>
               <w:t xml:space="preserve">Report accident</w:t>
             </w:r>
           </w:p>
@@ -5638,9 +5698,13 @@
           <w:p>
             <w:pPr>
               <w:pStyle w:val="Compact"/>
-              <w:jc w:val="left"/>
-            </w:pPr>
-            <w:r>
+              <w:spacing w:before="20" w:after="20"/>
+              <w:jc w:val="left"/>
+            </w:pPr>
+            <w:r>
+              <w:rPr>
+                <w:sz w:val="18"/>
+              </w:rPr>
               <w:t xml:space="preserve">Customer</w:t>
             </w:r>
           </w:p>
@@ -5650,10 +5714,14 @@
           <w:p>
             <w:pPr>
               <w:pStyle w:val="Compact"/>
-              <w:jc w:val="left"/>
-            </w:pPr>
-            <w:r>
-              <w:t xml:space="preserve">Bồi thường → Báo tai nạn → choose policy, date, description → Gửi (3)</w:t>
+              <w:spacing w:before="20" w:after="20"/>
+              <w:jc w:val="left"/>
+            </w:pPr>
+            <w:r>
+              <w:rPr>
+                <w:sz w:val="18"/>
+              </w:rPr>
+              <w:t xml:space="preserve">Bồi thường → choose policy, date, location, description → Gửi (2)</w:t>
             </w:r>
           </w:p>
         </w:tc>
@@ -5664,9 +5732,13 @@
           <w:p>
             <w:pPr>
               <w:pStyle w:val="Compact"/>
-              <w:jc w:val="left"/>
-            </w:pPr>
-            <w:r>
+              <w:spacing w:before="20" w:after="20"/>
+              <w:jc w:val="left"/>
+            </w:pPr>
+            <w:r>
+              <w:rPr>
+                <w:sz w:val="18"/>
+              </w:rPr>
               <w:t xml:space="preserve">Change consent</w:t>
             </w:r>
           </w:p>
@@ -5676,9 +5748,13 @@
           <w:p>
             <w:pPr>
               <w:pStyle w:val="Compact"/>
-              <w:jc w:val="left"/>
-            </w:pPr>
-            <w:r>
+              <w:spacing w:before="20" w:after="20"/>
+              <w:jc w:val="left"/>
+            </w:pPr>
+            <w:r>
+              <w:rPr>
+                <w:sz w:val="18"/>
+              </w:rPr>
               <w:t xml:space="preserve">Customer</w:t>
             </w:r>
           </w:p>
@@ -5688,10 +5764,14 @@
           <w:p>
             <w:pPr>
               <w:pStyle w:val="Compact"/>
-              <w:jc w:val="left"/>
-            </w:pPr>
-            <w:r>
-              <w:t xml:space="preserve">Tài khoản → toggle → Lưu (3)</w:t>
+              <w:spacing w:before="20" w:after="20"/>
+              <w:jc w:val="left"/>
+            </w:pPr>
+            <w:r>
+              <w:rPr>
+                <w:sz w:val="18"/>
+              </w:rPr>
+              <w:t xml:space="preserve">Tài khoản → tick or untick (saved immediately) (2)</w:t>
             </w:r>
           </w:p>
         </w:tc>
@@ -5702,9 +5782,13 @@
           <w:p>
             <w:pPr>
               <w:pStyle w:val="Compact"/>
-              <w:jc w:val="left"/>
-            </w:pPr>
-            <w:r>
+              <w:spacing w:before="20" w:after="20"/>
+              <w:jc w:val="left"/>
+            </w:pPr>
+            <w:r>
+              <w:rPr>
+                <w:sz w:val="18"/>
+              </w:rPr>
               <w:t xml:space="preserve">Verify a certificate</w:t>
             </w:r>
           </w:p>
@@ -5714,9 +5798,13 @@
           <w:p>
             <w:pPr>
               <w:pStyle w:val="Compact"/>
-              <w:jc w:val="left"/>
-            </w:pPr>
-            <w:r>
+              <w:spacing w:before="20" w:after="20"/>
+              <w:jc w:val="left"/>
+            </w:pPr>
+            <w:r>
+              <w:rPr>
+                <w:sz w:val="18"/>
+              </w:rPr>
               <w:t xml:space="preserve">Anyone</w:t>
             </w:r>
           </w:p>
@@ -5726,9 +5814,13 @@
           <w:p>
             <w:pPr>
               <w:pStyle w:val="Compact"/>
-              <w:jc w:val="left"/>
-            </w:pPr>
-            <w:r>
+              <w:spacing w:before="20" w:after="20"/>
+              <w:jc w:val="left"/>
+            </w:pPr>
+            <w:r>
+              <w:rPr>
+                <w:sz w:val="18"/>
+              </w:rPr>
               <w:t xml:space="preserve">Scan QR → page opens (0)</w:t>
             </w:r>
           </w:p>
@@ -5754,6 +5846,17 @@
       </w:r>
     </w:p>
     <w:bookmarkStart w:id="38" w:name="Xf79e2fd53ee4c080b005c4f37df0173b3f48a89"/>
+    <w:p>
+      <w:pPr>
+        <w:sectPr>
+          <w:type w:val="nextPage"/>
+          <w:headerReference r:id="rId9" w:type="default"/>
+          <w:footerReference r:id="rId10" w:type="default"/>
+          <w:pgSz w:h="16838" w:w="11906"/>
+          <w:pgMar w:bottom="1020" w:left="1020" w:right="1020" w:top="1134"/>
+        </w:sectPr>
+      </w:pPr>
+    </w:p>
     <w:p>
       <w:pPr>
         <w:pStyle w:val="Heading3"/>
@@ -5808,14 +5911,13 @@
         <w:jc w:val="start"/>
       </w:tblPr>
       <w:tblGrid>
-        <w:gridCol w:w="990"/>
-        <w:gridCol w:w="990"/>
-        <w:gridCol w:w="990"/>
-        <w:gridCol w:w="990"/>
-        <w:gridCol w:w="990"/>
-        <w:gridCol w:w="990"/>
-        <w:gridCol w:w="990"/>
-        <w:gridCol w:w="990"/>
+        <w:gridCol w:w="1131"/>
+        <w:gridCol w:w="1131"/>
+        <w:gridCol w:w="1131"/>
+        <w:gridCol w:w="1131"/>
+        <w:gridCol w:w="1131"/>
+        <w:gridCol w:w="1131"/>
+        <w:gridCol w:w="1131"/>
       </w:tblGrid>
       <w:tr>
         <w:trPr>
@@ -5829,12 +5931,14 @@
           <w:p>
             <w:pPr>
               <w:pStyle w:val="Compact"/>
+              <w:spacing w:before="20" w:after="20"/>
               <w:jc w:val="left"/>
             </w:pPr>
             <w:r>
               <w:rPr>
                 <w:b/>
                 <w:color w:val="FFFFFF"/>
+                <w:sz w:val="16"/>
               </w:rPr>
               <w:t xml:space="preserve">Stage</w:t>
             </w:r>
@@ -5847,14 +5951,16 @@
           <w:p>
             <w:pPr>
               <w:pStyle w:val="Compact"/>
+              <w:spacing w:before="20" w:after="20"/>
               <w:jc w:val="left"/>
             </w:pPr>
             <w:r>
               <w:rPr>
                 <w:b/>
                 <w:color w:val="FFFFFF"/>
-              </w:rPr>
-              <w:t xml:space="preserve">D−45 Verify</w:t>
+                <w:sz w:val="16"/>
+              </w:rPr>
+              <w:t xml:space="preserve">Touchpoint</w:t>
             </w:r>
           </w:p>
         </w:tc>
@@ -5865,14 +5971,16 @@
           <w:p>
             <w:pPr>
               <w:pStyle w:val="Compact"/>
+              <w:spacing w:before="20" w:after="20"/>
               <w:jc w:val="left"/>
             </w:pPr>
             <w:r>
               <w:rPr>
                 <w:b/>
                 <w:color w:val="FFFFFF"/>
-              </w:rPr>
-              <w:t xml:space="preserve">D−30 First reminder</w:t>
+                <w:sz w:val="16"/>
+              </w:rPr>
+              <w:t xml:space="preserve">Customer is doing</w:t>
             </w:r>
           </w:p>
         </w:tc>
@@ -5883,14 +5991,16 @@
           <w:p>
             <w:pPr>
               <w:pStyle w:val="Compact"/>
+              <w:spacing w:before="20" w:after="20"/>
               <w:jc w:val="left"/>
             </w:pPr>
             <w:r>
               <w:rPr>
                 <w:b/>
                 <w:color w:val="FFFFFF"/>
-              </w:rPr>
-              <w:t xml:space="preserve">D−21 Value</w:t>
+                <w:sz w:val="16"/>
+              </w:rPr>
+              <w:t xml:space="preserve">Thinking / feeling</w:t>
             </w:r>
           </w:p>
         </w:tc>
@@ -5901,14 +6011,16 @@
           <w:p>
             <w:pPr>
               <w:pStyle w:val="Compact"/>
+              <w:spacing w:before="20" w:after="20"/>
               <w:jc w:val="left"/>
             </w:pPr>
             <w:r>
               <w:rPr>
                 <w:b/>
                 <w:color w:val="FFFFFF"/>
-              </w:rPr>
-              <w:t xml:space="preserve">D−14 Voice bot</w:t>
+                <w:sz w:val="16"/>
+              </w:rPr>
+              <w:t xml:space="preserve">Pain points</w:t>
             </w:r>
           </w:p>
         </w:tc>
@@ -5919,14 +6031,16 @@
           <w:p>
             <w:pPr>
               <w:pStyle w:val="Compact"/>
+              <w:spacing w:before="20" w:after="20"/>
               <w:jc w:val="left"/>
             </w:pPr>
             <w:r>
               <w:rPr>
                 <w:b/>
                 <w:color w:val="FFFFFF"/>
-              </w:rPr>
-              <w:t xml:space="preserve">D−7 Urgent</w:t>
+                <w:sz w:val="16"/>
+              </w:rPr>
+              <w:t xml:space="preserve">Design response</w:t>
             </w:r>
           </w:p>
         </w:tc>
@@ -5937,32 +6051,16 @@
           <w:p>
             <w:pPr>
               <w:pStyle w:val="Compact"/>
+              <w:spacing w:before="20" w:after="20"/>
               <w:jc w:val="left"/>
             </w:pPr>
             <w:r>
               <w:rPr>
                 <w:b/>
                 <w:color w:val="FFFFFF"/>
-              </w:rPr>
-              <w:t xml:space="preserve">D−3 Telesales</w:t>
-            </w:r>
-          </w:p>
-        </w:tc>
-        <w:tc>
-          <w:tcPr>
-            <w:shd w:val="clear" w:color="auto" w:fill="213368"/>
-          </w:tcPr>
-          <w:p>
-            <w:pPr>
-              <w:pStyle w:val="Compact"/>
-              <w:jc w:val="left"/>
-            </w:pPr>
-            <w:r>
-              <w:rPr>
-                <w:b/>
-                <w:color w:val="FFFFFF"/>
-              </w:rPr>
-              <w:t xml:space="preserve">D0 Expiry day</w:t>
+                <w:sz w:val="16"/>
+              </w:rPr>
+              <w:t xml:space="preserve">Metrics</w:t>
             </w:r>
           </w:p>
         </w:tc>
@@ -5973,40 +6071,56 @@
           <w:p>
             <w:pPr>
               <w:pStyle w:val="Compact"/>
+              <w:spacing w:before="20" w:after="20"/>
               <w:jc w:val="left"/>
             </w:pPr>
             <w:r>
               <w:rPr>
                 <w:bCs/>
                 <w:b/>
-              </w:rPr>
-              <w:t xml:space="preserve">Touchpoint</w:t>
-            </w:r>
-          </w:p>
-        </w:tc>
-        <w:tc>
-          <w:tcPr/>
-          <w:p>
-            <w:pPr>
-              <w:pStyle w:val="Compact"/>
-              <w:jc w:val="left"/>
-            </w:pPr>
-            <w:r>
+                <w:sz w:val="16"/>
+              </w:rPr>
+              <w:t xml:space="preserve">D−45 Verify</w:t>
+            </w:r>
+          </w:p>
+        </w:tc>
+        <w:tc>
+          <w:tcPr/>
+          <w:p>
+            <w:pPr>
+              <w:pStyle w:val="Compact"/>
+              <w:spacing w:before="20" w:after="20"/>
+              <w:jc w:val="left"/>
+            </w:pPr>
+            <w:r>
+              <w:rPr>
+                <w:sz w:val="16"/>
+              </w:rPr>
               <w:t xml:space="preserve">Push/ZNS</w:t>
             </w:r>
             <w:r>
+              <w:rPr>
+                <w:sz w:val="16"/>
+              </w:rPr>
               <w:t xml:space="preserve"> </w:t>
             </w:r>
             <w:r>
               <w:rPr>
                 <w:rStyle w:val="VerbatimChar"/>
+                <w:sz w:val="16"/>
               </w:rPr>
               <w:t xml:space="preserve">verify_expiry</w:t>
             </w:r>
             <w:r>
+              <w:rPr>
+                <w:sz w:val="16"/>
+              </w:rPr>
               <w:t xml:space="preserve"> </w:t>
             </w:r>
             <w:r>
+              <w:rPr>
+                <w:sz w:val="16"/>
+              </w:rPr>
               <w:t xml:space="preserve">(service)</w:t>
             </w:r>
           </w:p>
@@ -6016,112 +6130,78 @@
           <w:p>
             <w:pPr>
               <w:pStyle w:val="Compact"/>
-              <w:jc w:val="left"/>
-            </w:pPr>
-            <w:r>
-              <w:t xml:space="preserve">Push/ZNS/SMS</w:t>
-            </w:r>
-            <w:r>
-              <w:t xml:space="preserve"> </w:t>
-            </w:r>
-            <w:r>
-              <w:rPr>
-                <w:rStyle w:val="VerbatimChar"/>
-              </w:rPr>
-              <w:t xml:space="preserve">first_reminder</w:t>
-            </w:r>
-          </w:p>
-        </w:tc>
-        <w:tc>
-          <w:tcPr/>
-          <w:p>
-            <w:pPr>
-              <w:pStyle w:val="Compact"/>
-              <w:jc w:val="left"/>
-            </w:pPr>
-            <w:r>
-              <w:t xml:space="preserve">ZNS/push</w:t>
-            </w:r>
-            <w:r>
-              <w:t xml:space="preserve"> </w:t>
-            </w:r>
-            <w:r>
-              <w:rPr>
-                <w:rStyle w:val="VerbatimChar"/>
-              </w:rPr>
-              <w:t xml:space="preserve">value_reminder</w:t>
-            </w:r>
-          </w:p>
-        </w:tc>
-        <w:tc>
-          <w:tcPr/>
-          <w:p>
-            <w:pPr>
-              <w:pStyle w:val="Compact"/>
-              <w:jc w:val="left"/>
-            </w:pPr>
-            <w:r>
-              <w:t xml:space="preserve">AI call (hot, warm)</w:t>
-            </w:r>
-          </w:p>
-        </w:tc>
-        <w:tc>
-          <w:tcPr/>
-          <w:p>
-            <w:pPr>
-              <w:pStyle w:val="Compact"/>
-              <w:jc w:val="left"/>
-            </w:pPr>
-            <w:r>
-              <w:t xml:space="preserve">Push/ZNS/SMS</w:t>
-            </w:r>
-            <w:r>
-              <w:t xml:space="preserve"> </w:t>
-            </w:r>
-            <w:r>
-              <w:rPr>
-                <w:rStyle w:val="VerbatimChar"/>
-              </w:rPr>
-              <w:t xml:space="preserve">urgent_reminder</w:t>
-            </w:r>
-          </w:p>
-        </w:tc>
-        <w:tc>
-          <w:tcPr/>
-          <w:p>
-            <w:pPr>
-              <w:pStyle w:val="Compact"/>
-              <w:jc w:val="left"/>
-            </w:pPr>
-            <w:r>
-              <w:t xml:space="preserve">Human call (hot)</w:t>
-            </w:r>
-          </w:p>
-        </w:tc>
-        <w:tc>
-          <w:tcPr/>
-          <w:p>
-            <w:pPr>
-              <w:pStyle w:val="Compact"/>
-              <w:jc w:val="left"/>
-            </w:pPr>
-            <w:r>
-              <w:t xml:space="preserve">Push/ZNS/SMS</w:t>
-            </w:r>
-            <w:r>
-              <w:t xml:space="preserve"> </w:t>
-            </w:r>
-            <w:r>
-              <w:rPr>
-                <w:rStyle w:val="VerbatimChar"/>
-              </w:rPr>
-              <w:t xml:space="preserve">expiry_day</w:t>
-            </w:r>
-            <w:r>
-              <w:t xml:space="preserve"> </w:t>
-            </w:r>
-            <w:r>
-              <w:t xml:space="preserve">(service)</w:t>
+              <w:spacing w:before="20" w:after="20"/>
+              <w:jc w:val="left"/>
+            </w:pPr>
+            <w:r>
+              <w:rPr>
+                <w:sz w:val="16"/>
+              </w:rPr>
+              <w:t xml:space="preserve">Confirms or corrects expiry in app</w:t>
+            </w:r>
+          </w:p>
+        </w:tc>
+        <w:tc>
+          <w:tcPr/>
+          <w:p>
+            <w:pPr>
+              <w:pStyle w:val="Compact"/>
+              <w:spacing w:before="20" w:after="20"/>
+              <w:jc w:val="left"/>
+            </w:pPr>
+            <w:r>
+              <w:rPr>
+                <w:sz w:val="16"/>
+              </w:rPr>
+              <w:t xml:space="preserve">"Is this real? How do they know?" → reassured by the VETC app context</w:t>
+            </w:r>
+          </w:p>
+        </w:tc>
+        <w:tc>
+          <w:tcPr/>
+          <w:p>
+            <w:pPr>
+              <w:pStyle w:val="Compact"/>
+              <w:spacing w:before="20" w:after="20"/>
+              <w:jc w:val="left"/>
+            </w:pPr>
+            <w:r>
+              <w:rPr>
+                <w:sz w:val="16"/>
+              </w:rPr>
+              <w:t xml:space="preserve">Wrong date erodes trust</w:t>
+            </w:r>
+          </w:p>
+        </w:tc>
+        <w:tc>
+          <w:tcPr/>
+          <w:p>
+            <w:pPr>
+              <w:pStyle w:val="Compact"/>
+              <w:spacing w:before="20" w:after="20"/>
+              <w:jc w:val="left"/>
+            </w:pPr>
+            <w:r>
+              <w:rPr>
+                <w:sz w:val="16"/>
+              </w:rPr>
+              <w:t xml:space="preserve">Data repair in 10 seconds</w:t>
+            </w:r>
+          </w:p>
+        </w:tc>
+        <w:tc>
+          <w:tcPr/>
+          <w:p>
+            <w:pPr>
+              <w:pStyle w:val="Compact"/>
+              <w:spacing w:before="20" w:after="20"/>
+              <w:jc w:val="left"/>
+            </w:pPr>
+            <w:r>
+              <w:rPr>
+                <w:sz w:val="16"/>
+              </w:rPr>
+              <w:t xml:space="preserve">Confirmation rate</w:t>
             </w:r>
           </w:p>
         </w:tc>
@@ -6132,37 +6212,60 @@
           <w:p>
             <w:pPr>
               <w:pStyle w:val="Compact"/>
+              <w:spacing w:before="20" w:after="20"/>
               <w:jc w:val="left"/>
             </w:pPr>
             <w:r>
               <w:rPr>
                 <w:bCs/>
                 <w:b/>
-              </w:rPr>
-              <w:t xml:space="preserve">Customer doing</w:t>
-            </w:r>
-          </w:p>
-        </w:tc>
-        <w:tc>
-          <w:tcPr/>
-          <w:p>
-            <w:pPr>
-              <w:pStyle w:val="Compact"/>
-              <w:jc w:val="left"/>
-            </w:pPr>
-            <w:r>
-              <w:t xml:space="preserve">Confirms or corrects expiry in app</w:t>
-            </w:r>
-          </w:p>
-        </w:tc>
-        <w:tc>
-          <w:tcPr/>
-          <w:p>
-            <w:pPr>
-              <w:pStyle w:val="Compact"/>
-              <w:jc w:val="left"/>
-            </w:pPr>
-            <w:r>
+                <w:sz w:val="16"/>
+              </w:rPr>
+              <w:t xml:space="preserve">D−30 First reminder</w:t>
+            </w:r>
+          </w:p>
+        </w:tc>
+        <w:tc>
+          <w:tcPr/>
+          <w:p>
+            <w:pPr>
+              <w:pStyle w:val="Compact"/>
+              <w:spacing w:before="20" w:after="20"/>
+              <w:jc w:val="left"/>
+            </w:pPr>
+            <w:r>
+              <w:rPr>
+                <w:sz w:val="16"/>
+              </w:rPr>
+              <w:t xml:space="preserve">Push/ZNS/SMS</w:t>
+            </w:r>
+            <w:r>
+              <w:rPr>
+                <w:sz w:val="16"/>
+              </w:rPr>
+              <w:t xml:space="preserve"> </w:t>
+            </w:r>
+            <w:r>
+              <w:rPr>
+                <w:rStyle w:val="VerbatimChar"/>
+                <w:sz w:val="16"/>
+              </w:rPr>
+              <w:t xml:space="preserve">first_reminder</w:t>
+            </w:r>
+          </w:p>
+        </w:tc>
+        <w:tc>
+          <w:tcPr/>
+          <w:p>
+            <w:pPr>
+              <w:pStyle w:val="Compact"/>
+              <w:spacing w:before="20" w:after="20"/>
+              <w:jc w:val="left"/>
+            </w:pPr>
+            <w:r>
+              <w:rPr>
+                <w:sz w:val="16"/>
+              </w:rPr>
               <w:t xml:space="preserve">Notices; may tap to renew</w:t>
             </w:r>
           </w:p>
@@ -6172,58 +6275,62 @@
           <w:p>
             <w:pPr>
               <w:pStyle w:val="Compact"/>
-              <w:jc w:val="left"/>
-            </w:pPr>
-            <w:r>
-              <w:t xml:space="preserve">Learns benefits</w:t>
-            </w:r>
-          </w:p>
-        </w:tc>
-        <w:tc>
-          <w:tcPr/>
-          <w:p>
-            <w:pPr>
-              <w:pStyle w:val="Compact"/>
-              <w:jc w:val="left"/>
-            </w:pPr>
-            <w:r>
-              <w:t xml:space="preserve">Verifies plate, asks price, chooses link or advisor</w:t>
-            </w:r>
-          </w:p>
-        </w:tc>
-        <w:tc>
-          <w:tcPr/>
-          <w:p>
-            <w:pPr>
-              <w:pStyle w:val="Compact"/>
-              <w:jc w:val="left"/>
-            </w:pPr>
-            <w:r>
-              <w:t xml:space="preserve">Renews in app</w:t>
-            </w:r>
-          </w:p>
-        </w:tc>
-        <w:tc>
-          <w:tcPr/>
-          <w:p>
-            <w:pPr>
-              <w:pStyle w:val="Compact"/>
-              <w:jc w:val="left"/>
-            </w:pPr>
-            <w:r>
-              <w:t xml:space="preserve">Talks to advisor</w:t>
-            </w:r>
-          </w:p>
-        </w:tc>
-        <w:tc>
-          <w:tcPr/>
-          <w:p>
-            <w:pPr>
-              <w:pStyle w:val="Compact"/>
-              <w:jc w:val="left"/>
-            </w:pPr>
-            <w:r>
-              <w:t xml:space="preserve">Last chance</w:t>
+              <w:spacing w:before="20" w:after="20"/>
+              <w:jc w:val="left"/>
+            </w:pPr>
+            <w:r>
+              <w:rPr>
+                <w:sz w:val="16"/>
+              </w:rPr>
+              <w:t xml:space="preserve">"Convenient — I'm already in the app"</w:t>
+            </w:r>
+          </w:p>
+        </w:tc>
+        <w:tc>
+          <w:tcPr/>
+          <w:p>
+            <w:pPr>
+              <w:pStyle w:val="Compact"/>
+              <w:spacing w:before="20" w:after="20"/>
+              <w:jc w:val="left"/>
+            </w:pPr>
+            <w:r>
+              <w:rPr>
+                <w:sz w:val="16"/>
+              </w:rPr>
+              <w:t xml:space="preserve">Too many messages (capped: 1/day, 3/week)</w:t>
+            </w:r>
+          </w:p>
+        </w:tc>
+        <w:tc>
+          <w:tcPr/>
+          <w:p>
+            <w:pPr>
+              <w:pStyle w:val="Compact"/>
+              <w:spacing w:before="20" w:after="20"/>
+              <w:jc w:val="left"/>
+            </w:pPr>
+            <w:r>
+              <w:rPr>
+                <w:sz w:val="16"/>
+              </w:rPr>
+              <w:t xml:space="preserve">Renew in ≤ 3 taps</w:t>
+            </w:r>
+          </w:p>
+        </w:tc>
+        <w:tc>
+          <w:tcPr/>
+          <w:p>
+            <w:pPr>
+              <w:pStyle w:val="Compact"/>
+              <w:spacing w:before="20" w:after="20"/>
+              <w:jc w:val="left"/>
+            </w:pPr>
+            <w:r>
+              <w:rPr>
+                <w:sz w:val="16"/>
+              </w:rPr>
+              <w:t xml:space="preserve">Click-through, conversion</w:t>
             </w:r>
           </w:p>
         </w:tc>
@@ -6234,49 +6341,76 @@
           <w:p>
             <w:pPr>
               <w:pStyle w:val="Compact"/>
+              <w:spacing w:before="20" w:after="20"/>
               <w:jc w:val="left"/>
             </w:pPr>
             <w:r>
               <w:rPr>
                 <w:bCs/>
                 <w:b/>
-              </w:rPr>
-              <w:t xml:space="preserve">Thinking / feeling</w:t>
-            </w:r>
-          </w:p>
-        </w:tc>
-        <w:tc>
-          <w:tcPr/>
-          <w:p>
-            <w:pPr>
-              <w:pStyle w:val="Compact"/>
-              <w:jc w:val="left"/>
-            </w:pPr>
-            <w:r>
-              <w:t xml:space="preserve">"Is this real? How do they know?" → reassured by the VETC app context</w:t>
-            </w:r>
-          </w:p>
-        </w:tc>
-        <w:tc>
-          <w:tcPr/>
-          <w:p>
-            <w:pPr>
-              <w:pStyle w:val="Compact"/>
-              <w:jc w:val="left"/>
-            </w:pPr>
-            <w:r>
-              <w:t xml:space="preserve">"Convenient — I'm already in the app"</w:t>
-            </w:r>
-          </w:p>
-        </w:tc>
-        <w:tc>
-          <w:tcPr/>
-          <w:p>
-            <w:pPr>
-              <w:pStyle w:val="Compact"/>
-              <w:jc w:val="left"/>
-            </w:pPr>
-            <w:r>
+                <w:sz w:val="16"/>
+              </w:rPr>
+              <w:t xml:space="preserve">D−21 Value</w:t>
+            </w:r>
+          </w:p>
+        </w:tc>
+        <w:tc>
+          <w:tcPr/>
+          <w:p>
+            <w:pPr>
+              <w:pStyle w:val="Compact"/>
+              <w:spacing w:before="20" w:after="20"/>
+              <w:jc w:val="left"/>
+            </w:pPr>
+            <w:r>
+              <w:rPr>
+                <w:sz w:val="16"/>
+              </w:rPr>
+              <w:t xml:space="preserve">ZNS/push</w:t>
+            </w:r>
+            <w:r>
+              <w:rPr>
+                <w:sz w:val="16"/>
+              </w:rPr>
+              <w:t xml:space="preserve"> </w:t>
+            </w:r>
+            <w:r>
+              <w:rPr>
+                <w:rStyle w:val="VerbatimChar"/>
+                <w:sz w:val="16"/>
+              </w:rPr>
+              <w:t xml:space="preserve">value_reminder</w:t>
+            </w:r>
+          </w:p>
+        </w:tc>
+        <w:tc>
+          <w:tcPr/>
+          <w:p>
+            <w:pPr>
+              <w:pStyle w:val="Compact"/>
+              <w:spacing w:before="20" w:after="20"/>
+              <w:jc w:val="left"/>
+            </w:pPr>
+            <w:r>
+              <w:rPr>
+                <w:sz w:val="16"/>
+              </w:rPr>
+              <w:t xml:space="preserve">Learns benefits</w:t>
+            </w:r>
+          </w:p>
+        </w:tc>
+        <w:tc>
+          <w:tcPr/>
+          <w:p>
+            <w:pPr>
+              <w:pStyle w:val="Compact"/>
+              <w:spacing w:before="20" w:after="20"/>
+              <w:jc w:val="left"/>
+            </w:pPr>
+            <w:r>
+              <w:rPr>
+                <w:sz w:val="16"/>
+              </w:rPr>
               <w:t xml:space="preserve">"Same price everywhere — what else do I get?"</w:t>
             </w:r>
           </w:p>
@@ -6286,46 +6420,46 @@
           <w:p>
             <w:pPr>
               <w:pStyle w:val="Compact"/>
-              <w:jc w:val="left"/>
-            </w:pPr>
-            <w:r>
-              <w:t xml:space="preserve">Suspicion → trust (disclosure, never asks OTP)</w:t>
-            </w:r>
-          </w:p>
-        </w:tc>
-        <w:tc>
-          <w:tcPr/>
-          <w:p>
-            <w:pPr>
-              <w:pStyle w:val="Compact"/>
-              <w:jc w:val="left"/>
-            </w:pPr>
-            <w:r>
-              <w:t xml:space="preserve">Mild urgency</w:t>
-            </w:r>
-          </w:p>
-        </w:tc>
-        <w:tc>
-          <w:tcPr/>
-          <w:p>
-            <w:pPr>
-              <w:pStyle w:val="Compact"/>
-              <w:jc w:val="left"/>
-            </w:pPr>
-            <w:r>
-              <w:t xml:space="preserve">Wants help or reassurance</w:t>
-            </w:r>
-          </w:p>
-        </w:tc>
-        <w:tc>
-          <w:tcPr/>
-          <w:p>
-            <w:pPr>
-              <w:pStyle w:val="Compact"/>
-              <w:jc w:val="left"/>
-            </w:pPr>
-            <w:r>
-              <w:t xml:space="preserve">Worry about fines</w:t>
+              <w:spacing w:before="20" w:after="20"/>
+              <w:jc w:val="left"/>
+            </w:pPr>
+            <w:r>
+              <w:rPr>
+                <w:sz w:val="16"/>
+              </w:rPr>
+              <w:t xml:space="preserve">Generic benefits</w:t>
+            </w:r>
+          </w:p>
+        </w:tc>
+        <w:tc>
+          <w:tcPr/>
+          <w:p>
+            <w:pPr>
+              <w:pStyle w:val="Compact"/>
+              <w:spacing w:before="20" w:after="20"/>
+              <w:jc w:val="left"/>
+            </w:pPr>
+            <w:r>
+              <w:rPr>
+                <w:sz w:val="16"/>
+              </w:rPr>
+              <w:t xml:space="preserve">Relevant benefits ("why for you")</w:t>
+            </w:r>
+          </w:p>
+        </w:tc>
+        <w:tc>
+          <w:tcPr/>
+          <w:p>
+            <w:pPr>
+              <w:pStyle w:val="Compact"/>
+              <w:spacing w:before="20" w:after="20"/>
+              <w:jc w:val="left"/>
+            </w:pPr>
+            <w:r>
+              <w:rPr>
+                <w:sz w:val="16"/>
+              </w:rPr>
+              <w:t xml:space="preserve">Conversion</w:t>
             </w:r>
           </w:p>
         </w:tc>
@@ -6336,61 +6470,79 @@
           <w:p>
             <w:pPr>
               <w:pStyle w:val="Compact"/>
+              <w:spacing w:before="20" w:after="20"/>
               <w:jc w:val="left"/>
             </w:pPr>
             <w:r>
               <w:rPr>
                 <w:bCs/>
                 <w:b/>
-              </w:rPr>
-              <w:t xml:space="preserve">Pain points</w:t>
-            </w:r>
-          </w:p>
-        </w:tc>
-        <w:tc>
-          <w:tcPr/>
-          <w:p>
-            <w:pPr>
-              <w:pStyle w:val="Compact"/>
-              <w:jc w:val="left"/>
-            </w:pPr>
-            <w:r>
-              <w:t xml:space="preserve">Wrong date erodes trust</w:t>
-            </w:r>
-          </w:p>
-        </w:tc>
-        <w:tc>
-          <w:tcPr/>
-          <w:p>
-            <w:pPr>
-              <w:pStyle w:val="Compact"/>
-              <w:jc w:val="left"/>
-            </w:pPr>
-            <w:r>
-              <w:t xml:space="preserve">Too many messages (capped: 1/day, 3/week)</w:t>
-            </w:r>
-          </w:p>
-        </w:tc>
-        <w:tc>
-          <w:tcPr/>
-          <w:p>
-            <w:pPr>
-              <w:pStyle w:val="Compact"/>
-              <w:jc w:val="left"/>
-            </w:pPr>
-            <w:r>
-              <w:t xml:space="preserve">Generic benefits</w:t>
-            </w:r>
-          </w:p>
-        </w:tc>
-        <w:tc>
-          <w:tcPr/>
-          <w:p>
-            <w:pPr>
-              <w:pStyle w:val="Compact"/>
-              <w:jc w:val="left"/>
-            </w:pPr>
-            <w:r>
+                <w:sz w:val="16"/>
+              </w:rPr>
+              <w:t xml:space="preserve">D−14 Voice bot</w:t>
+            </w:r>
+          </w:p>
+        </w:tc>
+        <w:tc>
+          <w:tcPr/>
+          <w:p>
+            <w:pPr>
+              <w:pStyle w:val="Compact"/>
+              <w:spacing w:before="20" w:after="20"/>
+              <w:jc w:val="left"/>
+            </w:pPr>
+            <w:r>
+              <w:rPr>
+                <w:sz w:val="16"/>
+              </w:rPr>
+              <w:t xml:space="preserve">AI call (hot, warm)</w:t>
+            </w:r>
+          </w:p>
+        </w:tc>
+        <w:tc>
+          <w:tcPr/>
+          <w:p>
+            <w:pPr>
+              <w:pStyle w:val="Compact"/>
+              <w:spacing w:before="20" w:after="20"/>
+              <w:jc w:val="left"/>
+            </w:pPr>
+            <w:r>
+              <w:rPr>
+                <w:sz w:val="16"/>
+              </w:rPr>
+              <w:t xml:space="preserve">Verifies plate, asks price, chooses link or advisor</w:t>
+            </w:r>
+          </w:p>
+        </w:tc>
+        <w:tc>
+          <w:tcPr/>
+          <w:p>
+            <w:pPr>
+              <w:pStyle w:val="Compact"/>
+              <w:spacing w:before="20" w:after="20"/>
+              <w:jc w:val="left"/>
+            </w:pPr>
+            <w:r>
+              <w:rPr>
+                <w:sz w:val="16"/>
+              </w:rPr>
+              <w:t xml:space="preserve">Suspicion → trust (disclosure, never asks OTP)</w:t>
+            </w:r>
+          </w:p>
+        </w:tc>
+        <w:tc>
+          <w:tcPr/>
+          <w:p>
+            <w:pPr>
+              <w:pStyle w:val="Compact"/>
+              <w:spacing w:before="20" w:after="20"/>
+              <w:jc w:val="left"/>
+            </w:pPr>
+            <w:r>
+              <w:rPr>
+                <w:sz w:val="16"/>
+              </w:rPr>
               <w:t xml:space="preserve">ASR mishears plate</w:t>
             </w:r>
           </w:p>
@@ -6400,31 +6552,31 @@
           <w:p>
             <w:pPr>
               <w:pStyle w:val="Compact"/>
-              <w:jc w:val="left"/>
-            </w:pPr>
-            <w:r>
-              <w:t xml:space="preserve">Payment friction</w:t>
-            </w:r>
-          </w:p>
-        </w:tc>
-        <w:tc>
-          <w:tcPr/>
-          <w:p>
-            <w:pPr>
-              <w:pStyle w:val="Compact"/>
-              <w:jc w:val="left"/>
-            </w:pPr>
-            <w:r>
-              <w:t xml:space="preserve">Feels like a sales call</w:t>
-            </w:r>
-          </w:p>
-        </w:tc>
-        <w:tc>
-          <w:tcPr/>
-          <w:p>
-            <w:pPr>
-              <w:pStyle w:val="Compact"/>
-            </w:pPr>
+              <w:spacing w:before="20" w:after="20"/>
+              <w:jc w:val="left"/>
+            </w:pPr>
+            <w:r>
+              <w:rPr>
+                <w:sz w:val="16"/>
+              </w:rPr>
+              <w:t xml:space="preserve">Plate-first, max 3 attempts, link option</w:t>
+            </w:r>
+          </w:p>
+        </w:tc>
+        <w:tc>
+          <w:tcPr/>
+          <w:p>
+            <w:pPr>
+              <w:pStyle w:val="Compact"/>
+              <w:spacing w:before="20" w:after="20"/>
+              <w:jc w:val="left"/>
+            </w:pPr>
+            <w:r>
+              <w:rPr>
+                <w:sz w:val="16"/>
+              </w:rPr>
+              <w:t xml:space="preserve">Outcomes, opt-out rate</w:t>
+            </w:r>
           </w:p>
         </w:tc>
       </w:tr>
@@ -6434,73 +6586,108 @@
           <w:p>
             <w:pPr>
               <w:pStyle w:val="Compact"/>
+              <w:spacing w:before="20" w:after="20"/>
               <w:jc w:val="left"/>
             </w:pPr>
             <w:r>
               <w:rPr>
                 <w:bCs/>
                 <w:b/>
-              </w:rPr>
-              <w:t xml:space="preserve">Opportunities / design response</w:t>
-            </w:r>
-          </w:p>
-        </w:tc>
-        <w:tc>
-          <w:tcPr/>
-          <w:p>
-            <w:pPr>
-              <w:pStyle w:val="Compact"/>
-              <w:jc w:val="left"/>
-            </w:pPr>
-            <w:r>
-              <w:t xml:space="preserve">Data repair in 1 tap</w:t>
-            </w:r>
-          </w:p>
-        </w:tc>
-        <w:tc>
-          <w:tcPr/>
-          <w:p>
-            <w:pPr>
-              <w:pStyle w:val="Compact"/>
-              <w:jc w:val="left"/>
-            </w:pPr>
-            <w:r>
-              <w:t xml:space="preserve">One-tap renew, ≤ 3 taps</w:t>
-            </w:r>
-          </w:p>
-        </w:tc>
-        <w:tc>
-          <w:tcPr/>
-          <w:p>
-            <w:pPr>
-              <w:pStyle w:val="Compact"/>
-              <w:jc w:val="left"/>
-            </w:pPr>
-            <w:r>
-              <w:t xml:space="preserve">Relevant benefits ("why for you")</w:t>
-            </w:r>
-          </w:p>
-        </w:tc>
-        <w:tc>
-          <w:tcPr/>
-          <w:p>
-            <w:pPr>
-              <w:pStyle w:val="Compact"/>
-              <w:jc w:val="left"/>
-            </w:pPr>
-            <w:r>
-              <w:t xml:space="preserve">Plate-first, max 3 attempts, link option</w:t>
-            </w:r>
-          </w:p>
-        </w:tc>
-        <w:tc>
-          <w:tcPr/>
-          <w:p>
-            <w:pPr>
-              <w:pStyle w:val="Compact"/>
-              <w:jc w:val="left"/>
-            </w:pPr>
-            <w:r>
+                <w:sz w:val="16"/>
+              </w:rPr>
+              <w:t xml:space="preserve">D−7 Urgent</w:t>
+            </w:r>
+          </w:p>
+        </w:tc>
+        <w:tc>
+          <w:tcPr/>
+          <w:p>
+            <w:pPr>
+              <w:pStyle w:val="Compact"/>
+              <w:spacing w:before="20" w:after="20"/>
+              <w:jc w:val="left"/>
+            </w:pPr>
+            <w:r>
+              <w:rPr>
+                <w:sz w:val="16"/>
+              </w:rPr>
+              <w:t xml:space="preserve">Push/ZNS/SMS</w:t>
+            </w:r>
+            <w:r>
+              <w:rPr>
+                <w:sz w:val="16"/>
+              </w:rPr>
+              <w:t xml:space="preserve"> </w:t>
+            </w:r>
+            <w:r>
+              <w:rPr>
+                <w:rStyle w:val="VerbatimChar"/>
+                <w:sz w:val="16"/>
+              </w:rPr>
+              <w:t xml:space="preserve">urgent_reminder</w:t>
+            </w:r>
+          </w:p>
+        </w:tc>
+        <w:tc>
+          <w:tcPr/>
+          <w:p>
+            <w:pPr>
+              <w:pStyle w:val="Compact"/>
+              <w:spacing w:before="20" w:after="20"/>
+              <w:jc w:val="left"/>
+            </w:pPr>
+            <w:r>
+              <w:rPr>
+                <w:sz w:val="16"/>
+              </w:rPr>
+              <w:t xml:space="preserve">Renews in app</w:t>
+            </w:r>
+          </w:p>
+        </w:tc>
+        <w:tc>
+          <w:tcPr/>
+          <w:p>
+            <w:pPr>
+              <w:pStyle w:val="Compact"/>
+              <w:spacing w:before="20" w:after="20"/>
+              <w:jc w:val="left"/>
+            </w:pPr>
+            <w:r>
+              <w:rPr>
+                <w:sz w:val="16"/>
+              </w:rPr>
+              <w:t xml:space="preserve">Mild urgency</w:t>
+            </w:r>
+          </w:p>
+        </w:tc>
+        <w:tc>
+          <w:tcPr/>
+          <w:p>
+            <w:pPr>
+              <w:pStyle w:val="Compact"/>
+              <w:spacing w:before="20" w:after="20"/>
+              <w:jc w:val="left"/>
+            </w:pPr>
+            <w:r>
+              <w:rPr>
+                <w:sz w:val="16"/>
+              </w:rPr>
+              <w:t xml:space="preserve">Payment friction</w:t>
+            </w:r>
+          </w:p>
+        </w:tc>
+        <w:tc>
+          <w:tcPr/>
+          <w:p>
+            <w:pPr>
+              <w:pStyle w:val="Compact"/>
+              <w:spacing w:before="20" w:after="20"/>
+              <w:jc w:val="left"/>
+            </w:pPr>
+            <w:r>
+              <w:rPr>
+                <w:sz w:val="16"/>
+              </w:rPr>
               <w:t xml:space="preserve">Wallet one-tap, idempotent</w:t>
             </w:r>
           </w:p>
@@ -6510,22 +6697,14 @@
           <w:p>
             <w:pPr>
               <w:pStyle w:val="Compact"/>
-              <w:jc w:val="left"/>
-            </w:pPr>
-            <w:r>
-              <w:t xml:space="preserve">Talking points, trust script</w:t>
-            </w:r>
-          </w:p>
-        </w:tc>
-        <w:tc>
-          <w:tcPr/>
-          <w:p>
-            <w:pPr>
-              <w:pStyle w:val="Compact"/>
-              <w:jc w:val="left"/>
-            </w:pPr>
-            <w:r>
-              <w:t xml:space="preserve">Clear lapse message, no scare tactics</w:t>
+              <w:spacing w:before="20" w:after="20"/>
+              <w:jc w:val="left"/>
+            </w:pPr>
+            <w:r>
+              <w:rPr>
+                <w:sz w:val="16"/>
+              </w:rPr>
+              <w:t xml:space="preserve">Conversion</w:t>
             </w:r>
           </w:p>
         </w:tc>
@@ -6536,103 +6715,269 @@
           <w:p>
             <w:pPr>
               <w:pStyle w:val="Compact"/>
+              <w:spacing w:before="20" w:after="20"/>
               <w:jc w:val="left"/>
             </w:pPr>
             <w:r>
               <w:rPr>
                 <w:bCs/>
                 <w:b/>
-              </w:rPr>
-              <w:t xml:space="preserve">Metrics</w:t>
-            </w:r>
-          </w:p>
-        </w:tc>
-        <w:tc>
-          <w:tcPr/>
-          <w:p>
-            <w:pPr>
-              <w:pStyle w:val="Compact"/>
-              <w:jc w:val="left"/>
-            </w:pPr>
-            <w:r>
-              <w:t xml:space="preserve">Confirmation rate</w:t>
-            </w:r>
-          </w:p>
-        </w:tc>
-        <w:tc>
-          <w:tcPr/>
-          <w:p>
-            <w:pPr>
-              <w:pStyle w:val="Compact"/>
-              <w:jc w:val="left"/>
-            </w:pPr>
-            <w:r>
-              <w:t xml:space="preserve">Click-through, conversion</w:t>
-            </w:r>
-          </w:p>
-        </w:tc>
-        <w:tc>
-          <w:tcPr/>
-          <w:p>
-            <w:pPr>
-              <w:pStyle w:val="Compact"/>
-              <w:jc w:val="left"/>
-            </w:pPr>
-            <w:r>
-              <w:t xml:space="preserve">Conversion</w:t>
-            </w:r>
-          </w:p>
-        </w:tc>
-        <w:tc>
-          <w:tcPr/>
-          <w:p>
-            <w:pPr>
-              <w:pStyle w:val="Compact"/>
-              <w:jc w:val="left"/>
-            </w:pPr>
-            <w:r>
-              <w:t xml:space="preserve">Outcomes, opt-out rate</w:t>
-            </w:r>
-          </w:p>
-        </w:tc>
-        <w:tc>
-          <w:tcPr/>
-          <w:p>
-            <w:pPr>
-              <w:pStyle w:val="Compact"/>
-              <w:jc w:val="left"/>
-            </w:pPr>
-            <w:r>
-              <w:t xml:space="preserve">Conversion</w:t>
-            </w:r>
-          </w:p>
-        </w:tc>
-        <w:tc>
-          <w:tcPr/>
-          <w:p>
-            <w:pPr>
-              <w:pStyle w:val="Compact"/>
-              <w:jc w:val="left"/>
-            </w:pPr>
-            <w:r>
+                <w:sz w:val="16"/>
+              </w:rPr>
+              <w:t xml:space="preserve">D−3 Telesales</w:t>
+            </w:r>
+          </w:p>
+        </w:tc>
+        <w:tc>
+          <w:tcPr/>
+          <w:p>
+            <w:pPr>
+              <w:pStyle w:val="Compact"/>
+              <w:spacing w:before="20" w:after="20"/>
+              <w:jc w:val="left"/>
+            </w:pPr>
+            <w:r>
+              <w:rPr>
+                <w:sz w:val="16"/>
+              </w:rPr>
+              <w:t xml:space="preserve">Human call (hot)</w:t>
+            </w:r>
+          </w:p>
+        </w:tc>
+        <w:tc>
+          <w:tcPr/>
+          <w:p>
+            <w:pPr>
+              <w:pStyle w:val="Compact"/>
+              <w:spacing w:before="20" w:after="20"/>
+              <w:jc w:val="left"/>
+            </w:pPr>
+            <w:r>
+              <w:rPr>
+                <w:sz w:val="16"/>
+              </w:rPr>
+              <w:t xml:space="preserve">Talks to advisor</w:t>
+            </w:r>
+          </w:p>
+        </w:tc>
+        <w:tc>
+          <w:tcPr/>
+          <w:p>
+            <w:pPr>
+              <w:pStyle w:val="Compact"/>
+              <w:spacing w:before="20" w:after="20"/>
+              <w:jc w:val="left"/>
+            </w:pPr>
+            <w:r>
+              <w:rPr>
+                <w:sz w:val="16"/>
+              </w:rPr>
+              <w:t xml:space="preserve">Wants help or reassurance</w:t>
+            </w:r>
+          </w:p>
+        </w:tc>
+        <w:tc>
+          <w:tcPr/>
+          <w:p>
+            <w:pPr>
+              <w:pStyle w:val="Compact"/>
+              <w:spacing w:before="20" w:after="20"/>
+              <w:jc w:val="left"/>
+            </w:pPr>
+            <w:r>
+              <w:rPr>
+                <w:sz w:val="16"/>
+              </w:rPr>
+              <w:t xml:space="preserve">Feels like a sales call</w:t>
+            </w:r>
+          </w:p>
+        </w:tc>
+        <w:tc>
+          <w:tcPr/>
+          <w:p>
+            <w:pPr>
+              <w:pStyle w:val="Compact"/>
+              <w:spacing w:before="20" w:after="20"/>
+              <w:jc w:val="left"/>
+            </w:pPr>
+            <w:r>
+              <w:rPr>
+                <w:sz w:val="16"/>
+              </w:rPr>
+              <w:t xml:space="preserve">Talking points, trust script, quote sent to the app (no payment by phone)</w:t>
+            </w:r>
+          </w:p>
+        </w:tc>
+        <w:tc>
+          <w:tcPr/>
+          <w:p>
+            <w:pPr>
+              <w:pStyle w:val="Compact"/>
+              <w:spacing w:before="20" w:after="20"/>
+              <w:jc w:val="left"/>
+            </w:pPr>
+            <w:r>
+              <w:rPr>
+                <w:sz w:val="16"/>
+              </w:rPr>
               <w:t xml:space="preserve">Win rate</w:t>
             </w:r>
           </w:p>
         </w:tc>
-        <w:tc>
-          <w:tcPr/>
-          <w:p>
-            <w:pPr>
-              <w:pStyle w:val="Compact"/>
-              <w:jc w:val="left"/>
-            </w:pPr>
-            <w:r>
+      </w:tr>
+      <w:tr>
+        <w:tc>
+          <w:tcPr/>
+          <w:p>
+            <w:pPr>
+              <w:pStyle w:val="Compact"/>
+              <w:spacing w:before="20" w:after="20"/>
+              <w:jc w:val="left"/>
+            </w:pPr>
+            <w:r>
+              <w:rPr>
+                <w:bCs/>
+                <w:b/>
+                <w:sz w:val="16"/>
+              </w:rPr>
+              <w:t xml:space="preserve">D0 Expiry day</w:t>
+            </w:r>
+          </w:p>
+        </w:tc>
+        <w:tc>
+          <w:tcPr/>
+          <w:p>
+            <w:pPr>
+              <w:pStyle w:val="Compact"/>
+              <w:spacing w:before="20" w:after="20"/>
+              <w:jc w:val="left"/>
+            </w:pPr>
+            <w:r>
+              <w:rPr>
+                <w:sz w:val="16"/>
+              </w:rPr>
+              <w:t xml:space="preserve">Push/ZNS/SMS</w:t>
+            </w:r>
+            <w:r>
+              <w:rPr>
+                <w:sz w:val="16"/>
+              </w:rPr>
+              <w:t xml:space="preserve"> </w:t>
+            </w:r>
+            <w:r>
+              <w:rPr>
+                <w:rStyle w:val="VerbatimChar"/>
+                <w:sz w:val="16"/>
+              </w:rPr>
+              <w:t xml:space="preserve">expiry_day</w:t>
+            </w:r>
+            <w:r>
+              <w:rPr>
+                <w:sz w:val="16"/>
+              </w:rPr>
+              <w:t xml:space="preserve"> </w:t>
+            </w:r>
+            <w:r>
+              <w:rPr>
+                <w:sz w:val="16"/>
+              </w:rPr>
+              <w:t xml:space="preserve">(service)</w:t>
+            </w:r>
+          </w:p>
+        </w:tc>
+        <w:tc>
+          <w:tcPr/>
+          <w:p>
+            <w:pPr>
+              <w:pStyle w:val="Compact"/>
+              <w:spacing w:before="20" w:after="20"/>
+              <w:jc w:val="left"/>
+            </w:pPr>
+            <w:r>
+              <w:rPr>
+                <w:sz w:val="16"/>
+              </w:rPr>
+              <w:t xml:space="preserve">Last chance</w:t>
+            </w:r>
+          </w:p>
+        </w:tc>
+        <w:tc>
+          <w:tcPr/>
+          <w:p>
+            <w:pPr>
+              <w:pStyle w:val="Compact"/>
+              <w:spacing w:before="20" w:after="20"/>
+              <w:jc w:val="left"/>
+            </w:pPr>
+            <w:r>
+              <w:rPr>
+                <w:sz w:val="16"/>
+              </w:rPr>
+              <w:t xml:space="preserve">Worry about fines</w:t>
+            </w:r>
+          </w:p>
+        </w:tc>
+        <w:tc>
+          <w:tcPr/>
+          <w:p>
+            <w:pPr>
+              <w:pStyle w:val="Compact"/>
+              <w:spacing w:before="20" w:after="20"/>
+              <w:jc w:val="left"/>
+            </w:pPr>
+            <w:r>
+              <w:rPr>
+                <w:sz w:val="16"/>
+              </w:rPr>
+              <w:t xml:space="preserve">—</w:t>
+            </w:r>
+          </w:p>
+        </w:tc>
+        <w:tc>
+          <w:tcPr/>
+          <w:p>
+            <w:pPr>
+              <w:pStyle w:val="Compact"/>
+              <w:spacing w:before="20" w:after="20"/>
+              <w:jc w:val="left"/>
+            </w:pPr>
+            <w:r>
+              <w:rPr>
+                <w:sz w:val="16"/>
+              </w:rPr>
+              <w:t xml:space="preserve">Clear lapse message, no scare tactics</w:t>
+            </w:r>
+          </w:p>
+        </w:tc>
+        <w:tc>
+          <w:tcPr/>
+          <w:p>
+            <w:pPr>
+              <w:pStyle w:val="Compact"/>
+              <w:spacing w:before="20" w:after="20"/>
+              <w:jc w:val="left"/>
+            </w:pPr>
+            <w:r>
+              <w:rPr>
+                <w:sz w:val="16"/>
+              </w:rPr>
               <w:t xml:space="preserve">Lapse rate</w:t>
             </w:r>
           </w:p>
         </w:tc>
       </w:tr>
     </w:tbl>
+    <w:p>
+      <w:pPr>
+        <w:sectPr>
+          <w:type w:val="nextPage"/>
+          <w:headerReference r:id="rId9" w:type="default"/>
+          <w:footerReference r:id="rId10" w:type="default"/>
+          <w:pgSz w:h="11906" w:w="16838" w:orient="landscape"/>
+          <w:pgMar w:bottom="1020" w:left="1020" w:right="1020" w:top="1134"/>
+        </w:sectPr>
+      </w:pPr>
+    </w:p>
     <w:p>
       <w:pPr>
         <w:pStyle w:val="BodyText"/>
@@ -6954,12 +7299,14 @@
           <w:p>
             <w:pPr>
               <w:pStyle w:val="Compact"/>
+              <w:spacing w:before="20" w:after="20"/>
               <w:jc w:val="left"/>
             </w:pPr>
             <w:r>
               <w:rPr>
                 <w:b/>
                 <w:color w:val="FFFFFF"/>
+                <w:sz w:val="18"/>
               </w:rPr>
               <w:t xml:space="preserve">Time</w:t>
             </w:r>
@@ -6972,12 +7319,14 @@
           <w:p>
             <w:pPr>
               <w:pStyle w:val="Compact"/>
+              <w:spacing w:before="20" w:after="20"/>
               <w:jc w:val="left"/>
             </w:pPr>
             <w:r>
               <w:rPr>
                 <w:b/>
                 <w:color w:val="FFFFFF"/>
+                <w:sz w:val="18"/>
               </w:rPr>
               <w:t xml:space="preserve">Activity</w:t>
             </w:r>
@@ -6990,12 +7339,14 @@
           <w:p>
             <w:pPr>
               <w:pStyle w:val="Compact"/>
+              <w:spacing w:before="20" w:after="20"/>
               <w:jc w:val="left"/>
             </w:pPr>
             <w:r>
               <w:rPr>
                 <w:b/>
                 <w:color w:val="FFFFFF"/>
+                <w:sz w:val="18"/>
               </w:rPr>
               <w:t xml:space="preserve">Platform support</w:t>
             </w:r>
@@ -7008,12 +7359,14 @@
           <w:p>
             <w:pPr>
               <w:pStyle w:val="Compact"/>
+              <w:spacing w:before="20" w:after="20"/>
               <w:jc w:val="left"/>
             </w:pPr>
             <w:r>
               <w:rPr>
                 <w:b/>
                 <w:color w:val="FFFFFF"/>
+                <w:sz w:val="18"/>
               </w:rPr>
               <w:t xml:space="preserve">Emotion</w:t>
             </w:r>
@@ -7022,13 +7375,19 @@
       </w:tr>
       <w:tr>
         <w:tc>
-          <w:tcPr/>
-          <w:p>
-            <w:pPr>
-              <w:pStyle w:val="Compact"/>
-              <w:jc w:val="left"/>
-            </w:pPr>
-            <w:r>
+          <w:tcPr>
+            <w:noWrap/>
+          </w:tcPr>
+          <w:p>
+            <w:pPr>
+              <w:pStyle w:val="Compact"/>
+              <w:spacing w:before="20" w:after="20"/>
+              <w:jc w:val="left"/>
+            </w:pPr>
+            <w:r>
+              <w:rPr>
+                <w:sz w:val="18"/>
+              </w:rPr>
               <w:t xml:space="preserve">08:00</w:t>
             </w:r>
           </w:p>
@@ -7038,9 +7397,13 @@
           <w:p>
             <w:pPr>
               <w:pStyle w:val="Compact"/>
-              <w:jc w:val="left"/>
-            </w:pPr>
-            <w:r>
+              <w:spacing w:before="20" w:after="20"/>
+              <w:jc w:val="left"/>
+            </w:pPr>
+            <w:r>
+              <w:rPr>
+                <w:sz w:val="18"/>
+              </w:rPr>
               <w:t xml:space="preserve">Sign in, check inbox</w:t>
             </w:r>
           </w:p>
@@ -7050,9 +7413,13 @@
           <w:p>
             <w:pPr>
               <w:pStyle w:val="Compact"/>
-              <w:jc w:val="left"/>
-            </w:pPr>
-            <w:r>
+              <w:spacing w:before="20" w:after="20"/>
+              <w:jc w:val="left"/>
+            </w:pPr>
+            <w:r>
+              <w:rPr>
+                <w:sz w:val="18"/>
+              </w:rPr>
               <w:t xml:space="preserve">Agent lands on Telesales inbox, filtered to own region</w:t>
             </w:r>
           </w:p>
@@ -7062,9 +7429,13 @@
           <w:p>
             <w:pPr>
               <w:pStyle w:val="Compact"/>
-              <w:jc w:val="left"/>
-            </w:pPr>
-            <w:r>
+              <w:spacing w:before="20" w:after="20"/>
+              <w:jc w:val="left"/>
+            </w:pPr>
+            <w:r>
+              <w:rPr>
+                <w:sz w:val="18"/>
+              </w:rPr>
               <w:t xml:space="preserve">Neutral</w:t>
             </w:r>
           </w:p>
@@ -7072,13 +7443,19 @@
       </w:tr>
       <w:tr>
         <w:tc>
-          <w:tcPr/>
-          <w:p>
-            <w:pPr>
-              <w:pStyle w:val="Compact"/>
-              <w:jc w:val="left"/>
-            </w:pPr>
-            <w:r>
+          <w:tcPr>
+            <w:noWrap/>
+          </w:tcPr>
+          <w:p>
+            <w:pPr>
+              <w:pStyle w:val="Compact"/>
+              <w:spacing w:before="20" w:after="20"/>
+              <w:jc w:val="left"/>
+            </w:pPr>
+            <w:r>
+              <w:rPr>
+                <w:sz w:val="18"/>
+              </w:rPr>
               <w:t xml:space="preserve">08:15</w:t>
             </w:r>
           </w:p>
@@ -7088,9 +7465,13 @@
           <w:p>
             <w:pPr>
               <w:pStyle w:val="Compact"/>
-              <w:jc w:val="left"/>
-            </w:pPr>
-            <w:r>
+              <w:spacing w:before="20" w:after="20"/>
+              <w:jc w:val="left"/>
+            </w:pPr>
+            <w:r>
+              <w:rPr>
+                <w:sz w:val="18"/>
+              </w:rPr>
               <w:t xml:space="preserve">Claim first hot handoff</w:t>
             </w:r>
           </w:p>
@@ -7100,21 +7481,29 @@
           <w:p>
             <w:pPr>
               <w:pStyle w:val="Compact"/>
-              <w:jc w:val="left"/>
-            </w:pPr>
-            <w:r>
-              <w:t xml:space="preserve">Card shows verified plate, "customer asked price", talking points</w:t>
-            </w:r>
-          </w:p>
-        </w:tc>
-        <w:tc>
-          <w:tcPr/>
-          <w:p>
-            <w:pPr>
-              <w:pStyle w:val="Compact"/>
-              <w:jc w:val="left"/>
-            </w:pPr>
-            <w:r>
+              <w:spacing w:before="20" w:after="20"/>
+              <w:jc w:val="left"/>
+            </w:pPr>
+            <w:r>
+              <w:rPr>
+                <w:sz w:val="18"/>
+              </w:rPr>
+              <w:t xml:space="preserve">Detail shows verified plate, "customer asked about price", talking points</w:t>
+            </w:r>
+          </w:p>
+        </w:tc>
+        <w:tc>
+          <w:tcPr/>
+          <w:p>
+            <w:pPr>
+              <w:pStyle w:val="Compact"/>
+              <w:spacing w:before="20" w:after="20"/>
+              <w:jc w:val="left"/>
+            </w:pPr>
+            <w:r>
+              <w:rPr>
+                <w:sz w:val="18"/>
+              </w:rPr>
               <w:t xml:space="preserve">Confident: "this person asked for me"</w:t>
             </w:r>
           </w:p>
@@ -7122,13 +7511,19 @@
       </w:tr>
       <w:tr>
         <w:tc>
-          <w:tcPr/>
-          <w:p>
-            <w:pPr>
-              <w:pStyle w:val="Compact"/>
-              <w:jc w:val="left"/>
-            </w:pPr>
-            <w:r>
+          <w:tcPr>
+            <w:noWrap/>
+          </w:tcPr>
+          <w:p>
+            <w:pPr>
+              <w:pStyle w:val="Compact"/>
+              <w:spacing w:before="20" w:after="20"/>
+              <w:jc w:val="left"/>
+            </w:pPr>
+            <w:r>
+              <w:rPr>
+                <w:sz w:val="18"/>
+              </w:rPr>
               <w:t xml:space="preserve">08:20</w:t>
             </w:r>
           </w:p>
@@ -7138,9 +7533,13 @@
           <w:p>
             <w:pPr>
               <w:pStyle w:val="Compact"/>
-              <w:jc w:val="left"/>
-            </w:pPr>
-            <w:r>
+              <w:spacing w:before="20" w:after="20"/>
+              <w:jc w:val="left"/>
+            </w:pPr>
+            <w:r>
+              <w:rPr>
+                <w:sz w:val="18"/>
+              </w:rPr>
               <w:t xml:space="preserve">Call</w:t>
             </w:r>
           </w:p>
@@ -7150,9 +7549,13 @@
           <w:p>
             <w:pPr>
               <w:pStyle w:val="Compact"/>
-              <w:jc w:val="left"/>
-            </w:pPr>
-            <w:r>
+              <w:spacing w:before="20" w:after="20"/>
+              <w:jc w:val="left"/>
+            </w:pPr>
+            <w:r>
+              <w:rPr>
+                <w:sz w:val="18"/>
+              </w:rPr>
               <w:t xml:space="preserve">Trust script, official hotline</w:t>
             </w:r>
           </w:p>
@@ -7162,9 +7565,13 @@
           <w:p>
             <w:pPr>
               <w:pStyle w:val="Compact"/>
-              <w:jc w:val="left"/>
-            </w:pPr>
-            <w:r>
+              <w:spacing w:before="20" w:after="20"/>
+              <w:jc w:val="left"/>
+            </w:pPr>
+            <w:r>
+              <w:rPr>
+                <w:sz w:val="18"/>
+              </w:rPr>
               <w:t xml:space="preserve">Relief: the customer is expecting the call</w:t>
             </w:r>
           </w:p>
@@ -7172,13 +7579,19 @@
       </w:tr>
       <w:tr>
         <w:tc>
-          <w:tcPr/>
-          <w:p>
-            <w:pPr>
-              <w:pStyle w:val="Compact"/>
-              <w:jc w:val="left"/>
-            </w:pPr>
-            <w:r>
+          <w:tcPr>
+            <w:noWrap/>
+          </w:tcPr>
+          <w:p>
+            <w:pPr>
+              <w:pStyle w:val="Compact"/>
+              <w:spacing w:before="20" w:after="20"/>
+              <w:jc w:val="left"/>
+            </w:pPr>
+            <w:r>
+              <w:rPr>
+                <w:sz w:val="18"/>
+              </w:rPr>
               <w:t xml:space="preserve">08:30</w:t>
             </w:r>
           </w:p>
@@ -7188,47 +7601,65 @@
           <w:p>
             <w:pPr>
               <w:pStyle w:val="Compact"/>
-              <w:jc w:val="left"/>
-            </w:pPr>
-            <w:r>
-              <w:t xml:space="preserve">Quote + send link</w:t>
-            </w:r>
-          </w:p>
-        </w:tc>
-        <w:tc>
-          <w:tcPr/>
-          <w:p>
-            <w:pPr>
-              <w:pStyle w:val="Compact"/>
-              <w:jc w:val="left"/>
-            </w:pPr>
-            <w:r>
-              <w:t xml:space="preserve">Quote panel, benefits list, one-tap link</w:t>
-            </w:r>
-          </w:p>
-        </w:tc>
-        <w:tc>
-          <w:tcPr/>
-          <w:p>
-            <w:pPr>
-              <w:pStyle w:val="Compact"/>
-              <w:jc w:val="left"/>
-            </w:pPr>
-            <w:r>
-              <w:t xml:space="preserve">Efficient</w:t>
+              <w:spacing w:before="20" w:after="20"/>
+              <w:jc w:val="left"/>
+            </w:pPr>
+            <w:r>
+              <w:rPr>
+                <w:sz w:val="18"/>
+              </w:rPr>
+              <w:t xml:space="preserve">Quote + send to the customer's app</w:t>
+            </w:r>
+          </w:p>
+        </w:tc>
+        <w:tc>
+          <w:tcPr/>
+          <w:p>
+            <w:pPr>
+              <w:pStyle w:val="Compact"/>
+              <w:spacing w:before="20" w:after="20"/>
+              <w:jc w:val="left"/>
+            </w:pPr>
+            <w:r>
+              <w:rPr>
+                <w:sz w:val="18"/>
+              </w:rPr>
+              <w:t xml:space="preserve">Sell tab, benefits list, "Send to customer's VETC app to confirm &amp; pay"</w:t>
+            </w:r>
+          </w:p>
+        </w:tc>
+        <w:tc>
+          <w:tcPr/>
+          <w:p>
+            <w:pPr>
+              <w:pStyle w:val="Compact"/>
+              <w:spacing w:before="20" w:after="20"/>
+              <w:jc w:val="left"/>
+            </w:pPr>
+            <w:r>
+              <w:rPr>
+                <w:sz w:val="18"/>
+              </w:rPr>
+              <w:t xml:space="preserve">Efficient: the customer pays in the app while still on the call</w:t>
             </w:r>
           </w:p>
         </w:tc>
       </w:tr>
       <w:tr>
         <w:tc>
-          <w:tcPr/>
-          <w:p>
-            <w:pPr>
-              <w:pStyle w:val="Compact"/>
-              <w:jc w:val="left"/>
-            </w:pPr>
-            <w:r>
+          <w:tcPr>
+            <w:noWrap/>
+          </w:tcPr>
+          <w:p>
+            <w:pPr>
+              <w:pStyle w:val="Compact"/>
+              <w:spacing w:before="20" w:after="20"/>
+              <w:jc w:val="left"/>
+            </w:pPr>
+            <w:r>
+              <w:rPr>
+                <w:sz w:val="18"/>
+              </w:rPr>
               <w:t xml:space="preserve">08:35</w:t>
             </w:r>
           </w:p>
@@ -7238,9 +7669,13 @@
           <w:p>
             <w:pPr>
               <w:pStyle w:val="Compact"/>
-              <w:jc w:val="left"/>
-            </w:pPr>
-            <w:r>
+              <w:spacing w:before="20" w:after="20"/>
+              <w:jc w:val="left"/>
+            </w:pPr>
+            <w:r>
+              <w:rPr>
+                <w:sz w:val="18"/>
+              </w:rPr>
               <w:t xml:space="preserve">Record outcome</w:t>
             </w:r>
           </w:p>
@@ -7250,9 +7685,13 @@
           <w:p>
             <w:pPr>
               <w:pStyle w:val="Compact"/>
-              <w:jc w:val="left"/>
-            </w:pPr>
-            <w:r>
+              <w:spacing w:before="20" w:after="20"/>
+              <w:jc w:val="left"/>
+            </w:pPr>
+            <w:r>
+              <w:rPr>
+                <w:sz w:val="18"/>
+              </w:rPr>
               <w:t xml:space="preserve">Won / Callback with note</w:t>
             </w:r>
           </w:p>
@@ -7262,9 +7701,13 @@
           <w:p>
             <w:pPr>
               <w:pStyle w:val="Compact"/>
-              <w:jc w:val="left"/>
-            </w:pPr>
-            <w:r>
+              <w:spacing w:before="20" w:after="20"/>
+              <w:jc w:val="left"/>
+            </w:pPr>
+            <w:r>
+              <w:rPr>
+                <w:sz w:val="18"/>
+              </w:rPr>
               <w:t xml:space="preserve">Accomplished</w:t>
             </w:r>
           </w:p>
@@ -7272,13 +7715,19 @@
       </w:tr>
       <w:tr>
         <w:tc>
-          <w:tcPr/>
-          <w:p>
-            <w:pPr>
-              <w:pStyle w:val="Compact"/>
-              <w:jc w:val="left"/>
-            </w:pPr>
-            <w:r>
+          <w:tcPr>
+            <w:noWrap/>
+          </w:tcPr>
+          <w:p>
+            <w:pPr>
+              <w:pStyle w:val="Compact"/>
+              <w:spacing w:before="20" w:after="20"/>
+              <w:jc w:val="left"/>
+            </w:pPr>
+            <w:r>
+              <w:rPr>
+                <w:sz w:val="18"/>
+              </w:rPr>
               <w:t xml:space="preserve">11:00</w:t>
             </w:r>
           </w:p>
@@ -7288,9 +7737,13 @@
           <w:p>
             <w:pPr>
               <w:pStyle w:val="Compact"/>
-              <w:jc w:val="left"/>
-            </w:pPr>
-            <w:r>
+              <w:spacing w:before="20" w:after="20"/>
+              <w:jc w:val="left"/>
+            </w:pPr>
+            <w:r>
+              <w:rPr>
+                <w:sz w:val="18"/>
+              </w:rPr>
               <w:t xml:space="preserve">Callback due</w:t>
             </w:r>
           </w:p>
@@ -7300,24 +7753,38 @@
           <w:p>
             <w:pPr>
               <w:pStyle w:val="Compact"/>
-              <w:jc w:val="left"/>
-            </w:pPr>
-            <w:r>
+              <w:spacing w:before="20" w:after="20"/>
+              <w:jc w:val="left"/>
+            </w:pPr>
+            <w:r>
+              <w:rPr>
+                <w:sz w:val="18"/>
+              </w:rPr>
               <w:t xml:space="preserve">Status</w:t>
             </w:r>
             <w:r>
+              <w:rPr>
+                <w:sz w:val="18"/>
+              </w:rPr>
               <w:t xml:space="preserve"> </w:t>
             </w:r>
             <w:r>
               <w:rPr>
                 <w:rStyle w:val="VerbatimChar"/>
+                <w:sz w:val="18"/>
               </w:rPr>
               <w:t xml:space="preserve">callback</w:t>
             </w:r>
             <w:r>
+              <w:rPr>
+                <w:sz w:val="18"/>
+              </w:rPr>
               <w:t xml:space="preserve"> </w:t>
             </w:r>
             <w:r>
+              <w:rPr>
+                <w:sz w:val="18"/>
+              </w:rPr>
               <w:t xml:space="preserve">items</w:t>
             </w:r>
           </w:p>
@@ -7327,9 +7794,13 @@
           <w:p>
             <w:pPr>
               <w:pStyle w:val="Compact"/>
-              <w:jc w:val="left"/>
-            </w:pPr>
-            <w:r>
+              <w:spacing w:before="20" w:after="20"/>
+              <w:jc w:val="left"/>
+            </w:pPr>
+            <w:r>
+              <w:rPr>
+                <w:sz w:val="18"/>
+              </w:rPr>
               <w:t xml:space="preserve">In control</w:t>
             </w:r>
           </w:p>
@@ -7337,13 +7808,19 @@
       </w:tr>
       <w:tr>
         <w:tc>
-          <w:tcPr/>
-          <w:p>
-            <w:pPr>
-              <w:pStyle w:val="Compact"/>
-              <w:jc w:val="left"/>
-            </w:pPr>
-            <w:r>
+          <w:tcPr>
+            <w:noWrap/>
+          </w:tcPr>
+          <w:p>
+            <w:pPr>
+              <w:pStyle w:val="Compact"/>
+              <w:spacing w:before="20" w:after="20"/>
+              <w:jc w:val="left"/>
+            </w:pPr>
+            <w:r>
+              <w:rPr>
+                <w:sz w:val="18"/>
+              </w:rPr>
               <w:t xml:space="preserve">17:00</w:t>
             </w:r>
           </w:p>
@@ -7353,9 +7830,13 @@
           <w:p>
             <w:pPr>
               <w:pStyle w:val="Compact"/>
-              <w:jc w:val="left"/>
-            </w:pPr>
-            <w:r>
+              <w:spacing w:before="20" w:after="20"/>
+              <w:jc w:val="left"/>
+            </w:pPr>
+            <w:r>
+              <w:rPr>
+                <w:sz w:val="18"/>
+              </w:rPr>
               <w:t xml:space="preserve">Review</w:t>
             </w:r>
           </w:p>
@@ -7365,9 +7846,13 @@
           <w:p>
             <w:pPr>
               <w:pStyle w:val="Compact"/>
-              <w:jc w:val="left"/>
-            </w:pPr>
-            <w:r>
+              <w:spacing w:before="20" w:after="20"/>
+              <w:jc w:val="left"/>
+            </w:pPr>
+            <w:r>
+              <w:rPr>
+                <w:sz w:val="18"/>
+              </w:rPr>
               <w:t xml:space="preserve">Supervisor dashboard, wins recorded</w:t>
             </w:r>
           </w:p>
@@ -7377,9 +7862,13 @@
           <w:p>
             <w:pPr>
               <w:pStyle w:val="Compact"/>
-              <w:jc w:val="left"/>
-            </w:pPr>
-            <w:r>
+              <w:spacing w:before="20" w:after="20"/>
+              <w:jc w:val="left"/>
+            </w:pPr>
+            <w:r>
+              <w:rPr>
+                <w:sz w:val="18"/>
+              </w:rPr>
               <w:t xml:space="preserve">Recognised</w:t>
             </w:r>
           </w:p>
@@ -7510,7 +7999,7 @@
     </w:pPr>
     <w:r>
       <w:rPr>
-        <w:rFonts w:ascii="Arial" w:hAnsi="Arial"/>
+        <w:rFonts w:ascii="Calibri" w:hAnsi="Calibri"/>
         <w:sz w:val="16"/>
       </w:rPr>
       <w:t xml:space="preserve">Prepared by iorta TechNXT · Confidential · Page </w:t>
@@ -7555,7 +8044,7 @@
     </w:pPr>
     <w:r>
       <w:rPr>
-        <w:rFonts w:ascii="Arial" w:hAnsi="Arial"/>
+        <w:rFonts w:ascii="Calibri" w:hAnsi="Calibri"/>
         <w:color w:val="213368"/>
         <w:sz w:val="16"/>
       </w:rPr>
@@ -7786,9 +8275,9 @@
     <w:name w:val="Normal"/>
     <w:qFormat/>
     <w:rPr>
-      <w:rFonts w:ascii="Arial" w:cs="Arial" w:eastAsia="Arial" w:hAnsi="Arial"/>
+      <w:rFonts w:ascii="Calibri" w:cs="Calibri" w:eastAsia="Calibri" w:hAnsi="Calibri"/>
       <w:color w:val="121A33"/>
-      <w:sz w:val="21"/>
+      <w:sz w:val="22"/>
     </w:rPr>
   </w:style>
   <w:style w:styleId="BodyText" w:type="paragraph">
@@ -7800,9 +8289,9 @@
     </w:pPr>
     <w:qFormat/>
     <w:rPr>
-      <w:rFonts w:ascii="Arial" w:cs="Arial" w:eastAsia="Arial" w:hAnsi="Arial"/>
+      <w:rFonts w:ascii="Calibri" w:cs="Calibri" w:eastAsia="Calibri" w:hAnsi="Calibri"/>
       <w:color w:val="121A33"/>
-      <w:sz w:val="21"/>
+      <w:sz w:val="22"/>
     </w:rPr>
   </w:style>
   <w:style w:customStyle="1" w:styleId="FirstParagraph" w:type="paragraph">
@@ -7811,9 +8300,9 @@
     <w:next w:val="BodyText"/>
     <w:qFormat/>
     <w:rPr>
-      <w:rFonts w:ascii="Arial" w:cs="Arial" w:eastAsia="Arial" w:hAnsi="Arial"/>
+      <w:rFonts w:ascii="Calibri" w:cs="Calibri" w:eastAsia="Calibri" w:hAnsi="Calibri"/>
       <w:color w:val="121A33"/>
-      <w:sz w:val="21"/>
+      <w:sz w:val="22"/>
     </w:rPr>
   </w:style>
   <w:style w:customStyle="1" w:styleId="Compact" w:type="paragraph">
@@ -7824,9 +8313,9 @@
       <w:spacing w:after="36" w:before="36"/>
     </w:pPr>
     <w:rPr>
-      <w:rFonts w:ascii="Arial" w:cs="Arial" w:eastAsia="Arial" w:hAnsi="Arial"/>
+      <w:rFonts w:ascii="Calibri" w:cs="Calibri" w:eastAsia="Calibri" w:hAnsi="Calibri"/>
       <w:color w:val="121A33"/>
-      <w:sz w:val="21"/>
+      <w:sz w:val="22"/>
     </w:rPr>
   </w:style>
   <w:style w:styleId="Title" w:type="paragraph">
@@ -7841,11 +8330,11 @@
       <w:jc w:val="center"/>
     </w:pPr>
     <w:rPr>
-      <w:rFonts w:ascii="Arial" w:asciiTheme="majorHAnsi" w:cs="Arial" w:cstheme="majorBidi" w:eastAsia="Arial" w:eastAsiaTheme="majorEastAsia" w:hAnsi="Arial" w:hAnsiTheme="majorHAnsi"/>
+      <w:rFonts w:ascii="Calibri" w:asciiTheme="majorHAnsi" w:cs="Calibri" w:cstheme="majorBidi" w:eastAsia="Calibri" w:eastAsiaTheme="majorEastAsia" w:hAnsi="Calibri" w:hAnsiTheme="majorHAnsi"/>
       <w:b/>
       <w:bCs/>
       <w:color w:val="213368"/>
-      <w:sz w:val="48"/>
+      <w:sz w:val="52"/>
       <w:szCs w:val="36"/>
     </w:rPr>
   </w:style>
@@ -7861,7 +8350,7 @@
       <w:jc w:val="center"/>
     </w:pPr>
     <w:rPr>
-      <w:rFonts w:ascii="Arial" w:cs="Arial" w:eastAsia="Arial" w:hAnsi="Arial"/>
+      <w:rFonts w:ascii="Calibri" w:cs="Calibri" w:eastAsia="Calibri" w:hAnsi="Calibri"/>
       <w:b w:val="0"/>
       <w:color w:val="0B6B66"/>
       <w:sz w:val="26"/>
@@ -8130,9 +8619,9 @@
       <w:ind w:firstLine="0" w:left="480" w:right="480"/>
     </w:pPr>
     <w:rPr>
-      <w:rFonts w:ascii="Arial" w:cs="Arial" w:eastAsia="Arial" w:hAnsi="Arial"/>
+      <w:rFonts w:ascii="Calibri" w:cs="Calibri" w:eastAsia="Calibri" w:hAnsi="Calibri"/>
       <w:color w:val="121A33"/>
-      <w:sz w:val="21"/>
+      <w:sz w:val="22"/>
     </w:rPr>
   </w:style>
   <w:style w:styleId="FootnoteText" w:type="paragraph">
@@ -8155,7 +8644,7 @@
     <w:unhideWhenUsed/>
     <w:qFormat/>
     <w:rPr>
-      <w:rFonts w:ascii="Arial" w:cs="Arial" w:eastAsia="Arial" w:hAnsi="Arial"/>
+      <w:rFonts w:ascii="Calibri" w:cs="Calibri" w:eastAsia="Calibri" w:hAnsi="Calibri"/>
       <w:sz w:val="18"/>
     </w:rPr>
     <w:tblPr>
@@ -8251,7 +8740,8 @@
     <w:basedOn w:val="BodyTextChar"/>
     <w:rPr>
       <w:rFonts w:ascii="Consolas" w:cs="Consolas" w:eastAsia="Consolas" w:hAnsi="Consolas"/>
-      <w:sz w:val="17"/>
+      <w:color w:val="2A3A6E"/>
+      <w:sz w:val="18"/>
     </w:rPr>
   </w:style>
   <w:style w:customStyle="1" w:styleId="SectionNumber" w:type="character">
